--- a/Documentación/Requisitos de Software.docx
+++ b/Documentación/Requisitos de Software.docx
@@ -474,21 +474,7 @@
               <w:rPr>
                 <w:b/>
               </w:rPr>
-              <w:t xml:space="preserve">Verificado </w:t>
-            </w:r>
-            <w:proofErr w:type="spellStart"/>
-            <w:r>
-              <w:rPr>
-                <w:b/>
-              </w:rPr>
-              <w:t>dep</w:t>
-            </w:r>
-            <w:proofErr w:type="spellEnd"/>
-            <w:r>
-              <w:rPr>
-                <w:b/>
-              </w:rPr>
-              <w:t>. calidad.</w:t>
+              <w:t>Verificado dep. calidad.</w:t>
             </w:r>
           </w:p>
         </w:tc>
@@ -842,33 +828,8 @@
                 <w:rFonts w:cs="Arial"/>
                 <w:lang w:val="fr-FR"/>
               </w:rPr>
-              <w:t xml:space="preserve">Por la </w:t>
-            </w:r>
-            <w:proofErr w:type="spellStart"/>
-            <w:r>
-              <w:rPr>
-                <w:rFonts w:cs="Arial"/>
-                <w:lang w:val="fr-FR"/>
-              </w:rPr>
-              <w:t>empresa</w:t>
-            </w:r>
-            <w:proofErr w:type="spellEnd"/>
-            <w:r>
-              <w:rPr>
-                <w:rFonts w:cs="Arial"/>
-                <w:lang w:val="fr-FR"/>
-              </w:rPr>
-              <w:t xml:space="preserve"> </w:t>
-            </w:r>
-            <w:proofErr w:type="spellStart"/>
-            <w:r>
-              <w:rPr>
-                <w:rFonts w:cs="Arial"/>
-                <w:lang w:val="fr-FR"/>
-              </w:rPr>
-              <w:t>suministradora</w:t>
-            </w:r>
-            <w:proofErr w:type="spellEnd"/>
+              <w:t>Por la empresa suministradora</w:t>
+            </w:r>
           </w:p>
         </w:tc>
       </w:tr>
@@ -1020,21 +981,7 @@
               <w:rPr>
                 <w:rFonts w:cs="Arial"/>
               </w:rPr>
-              <w:t xml:space="preserve">D./ </w:t>
-            </w:r>
-            <w:proofErr w:type="spellStart"/>
-            <w:r>
-              <w:rPr>
-                <w:rFonts w:cs="Arial"/>
-              </w:rPr>
-              <w:t>Dña</w:t>
-            </w:r>
-            <w:proofErr w:type="spellEnd"/>
-            <w:r>
-              <w:rPr>
-                <w:rFonts w:cs="Arial"/>
-              </w:rPr>
-              <w:t xml:space="preserve"> </w:t>
+              <w:t xml:space="preserve">D./ Dña </w:t>
             </w:r>
             <w:r>
               <w:fldChar w:fldCharType="begin"/>
@@ -1075,21 +1022,7 @@
               <w:rPr>
                 <w:rFonts w:cs="Arial"/>
               </w:rPr>
-              <w:t>Fdo. D./</w:t>
-            </w:r>
-            <w:proofErr w:type="spellStart"/>
-            <w:r>
-              <w:rPr>
-                <w:rFonts w:cs="Arial"/>
-              </w:rPr>
-              <w:t>Dña</w:t>
-            </w:r>
-            <w:proofErr w:type="spellEnd"/>
-            <w:r>
-              <w:rPr>
-                <w:rFonts w:cs="Arial"/>
-              </w:rPr>
-              <w:t xml:space="preserve"> </w:t>
+              <w:t xml:space="preserve">Fdo. D./Dña </w:t>
             </w:r>
             <w:r>
               <w:fldChar w:fldCharType="begin"/>
@@ -1178,7 +1111,11 @@
     <w:sdt>
       <w:sdtPr>
         <w:rPr>
-          <w:lang w:val="es-ES"/>
+          <w:rFonts w:ascii="Arial" w:eastAsia="Times New Roman" w:hAnsi="Arial" w:cs="Times New Roman"/>
+          <w:color w:val="auto"/>
+          <w:sz w:val="20"/>
+          <w:szCs w:val="24"/>
+          <w:lang w:val="es-ES" w:eastAsia="es-ES"/>
         </w:rPr>
         <w:id w:val="628589184"/>
         <w:docPartObj>
@@ -1188,13 +1125,8 @@
       </w:sdtPr>
       <w:sdtEndPr>
         <w:rPr>
-          <w:rFonts w:ascii="Arial" w:eastAsia="Times New Roman" w:hAnsi="Arial" w:cs="Times New Roman"/>
           <w:b/>
           <w:bCs/>
-          <w:color w:val="auto"/>
-          <w:sz w:val="20"/>
-          <w:szCs w:val="24"/>
-          <w:lang w:eastAsia="es-ES"/>
         </w:rPr>
       </w:sdtEndPr>
       <w:sdtContent>
@@ -1243,21 +1175,7 @@
                 <w:rStyle w:val="Hipervnculo"/>
                 <w:noProof/>
               </w:rPr>
-              <w:t>Ficha del do</w:t>
-            </w:r>
-            <w:r>
-              <w:rPr>
-                <w:rStyle w:val="Hipervnculo"/>
-                <w:noProof/>
-              </w:rPr>
-              <w:t>c</w:t>
-            </w:r>
-            <w:r>
-              <w:rPr>
-                <w:rStyle w:val="Hipervnculo"/>
-                <w:noProof/>
-              </w:rPr>
-              <w:t>umento</w:t>
+              <w:t>Ficha del documento</w:t>
             </w:r>
             <w:r>
               <w:rPr>
@@ -4971,21 +4889,13 @@
         <w:t xml:space="preserve">El propósito de este documento es especificar los requisitos de software para la </w:t>
       </w:r>
       <w:r>
-        <w:t>app (</w:t>
-      </w:r>
-      <w:proofErr w:type="gramStart"/>
-      <w:r>
-        <w:t xml:space="preserve">falta </w:t>
+        <w:t xml:space="preserve">app (falta </w:t>
       </w:r>
       <w:r>
         <w:t xml:space="preserve"> </w:t>
       </w:r>
       <w:r>
-        <w:t>el</w:t>
-      </w:r>
-      <w:proofErr w:type="gramEnd"/>
-      <w:r>
-        <w:t xml:space="preserve"> nombre de la app) </w:t>
+        <w:t xml:space="preserve">el nombre de la app) </w:t>
       </w:r>
       <w:r>
         <w:t>de</w:t>
@@ -5019,7 +4929,13 @@
         <w:pStyle w:val="Normalindentado2"/>
       </w:pPr>
       <w:r>
-        <w:t>Nombre del sistema: Pendiente.</w:t>
+        <w:t xml:space="preserve">Nombre del sistema: </w:t>
+      </w:r>
+      <w:r>
+        <w:t>AppDimex</w:t>
+      </w:r>
+      <w:r>
+        <w:t>.</w:t>
       </w:r>
     </w:p>
     <w:p>
@@ -6243,506 +6159,13 @@
       <w:pPr>
         <w:pStyle w:val="Ttulo2"/>
       </w:pPr>
-      <w:bookmarkStart w:id="16" w:name="_Toc33238237"/>
-      <w:bookmarkStart w:id="17" w:name="_Toc33411064"/>
-      <w:bookmarkStart w:id="18" w:name="_Toc235463702"/>
+      <w:bookmarkStart w:id="16" w:name="_Toc33411065"/>
+      <w:bookmarkStart w:id="17" w:name="_Toc235463703"/>
       <w:r>
-        <w:t>Referencias</w:t>
+        <w:t>Resumen</w:t>
       </w:r>
       <w:bookmarkEnd w:id="16"/>
       <w:bookmarkEnd w:id="17"/>
-      <w:bookmarkEnd w:id="18"/>
-    </w:p>
-    <w:tbl>
-      <w:tblPr>
-        <w:tblW w:w="0" w:type="auto"/>
-        <w:tblInd w:w="743" w:type="dxa"/>
-        <w:tblBorders>
-          <w:top w:val="single" w:sz="4" w:space="0" w:color="292929"/>
-          <w:left w:val="single" w:sz="4" w:space="0" w:color="292929"/>
-          <w:bottom w:val="single" w:sz="4" w:space="0" w:color="292929"/>
-          <w:right w:val="single" w:sz="4" w:space="0" w:color="292929"/>
-          <w:insideH w:val="single" w:sz="4" w:space="0" w:color="292929"/>
-          <w:insideV w:val="double" w:sz="6" w:space="0" w:color="292929"/>
-        </w:tblBorders>
-        <w:tblCellMar>
-          <w:left w:w="70" w:type="dxa"/>
-          <w:right w:w="70" w:type="dxa"/>
-        </w:tblCellMar>
-        <w:tblLook w:val="0000" w:firstRow="0" w:lastRow="0" w:firstColumn="0" w:lastColumn="0" w:noHBand="0" w:noVBand="0"/>
-      </w:tblPr>
-      <w:tblGrid>
-        <w:gridCol w:w="1252"/>
-        <w:gridCol w:w="1966"/>
-        <w:gridCol w:w="2142"/>
-        <w:gridCol w:w="862"/>
-        <w:gridCol w:w="1529"/>
-      </w:tblGrid>
-      <w:tr>
-        <w:trPr>
-          <w:cantSplit/>
-          <w:trHeight w:val="284"/>
-        </w:trPr>
-        <w:tc>
-          <w:tcPr>
-            <w:tcW w:w="1254" w:type="dxa"/>
-            <w:tcBorders>
-              <w:bottom w:val="double" w:sz="6" w:space="0" w:color="292929"/>
-            </w:tcBorders>
-            <w:shd w:val="clear" w:color="auto" w:fill="EAEAEA"/>
-            <w:tcMar>
-              <w:top w:w="17" w:type="dxa"/>
-              <w:left w:w="17" w:type="dxa"/>
-              <w:bottom w:w="17" w:type="dxa"/>
-              <w:right w:w="17" w:type="dxa"/>
-            </w:tcMar>
-            <w:vAlign w:val="bottom"/>
-          </w:tcPr>
-          <w:p>
-            <w:pPr>
-              <w:jc w:val="center"/>
-              <w:rPr>
-                <w:b/>
-                <w:bCs/>
-              </w:rPr>
-            </w:pPr>
-            <w:r>
-              <w:rPr>
-                <w:b/>
-                <w:bCs/>
-              </w:rPr>
-              <w:t>Referencia</w:t>
-            </w:r>
-          </w:p>
-        </w:tc>
-        <w:tc>
-          <w:tcPr>
-            <w:tcW w:w="1980" w:type="dxa"/>
-            <w:tcBorders>
-              <w:bottom w:val="double" w:sz="6" w:space="0" w:color="292929"/>
-              <w:right w:val="single" w:sz="4" w:space="0" w:color="292929"/>
-            </w:tcBorders>
-            <w:shd w:val="clear" w:color="auto" w:fill="EAEAEA"/>
-            <w:tcMar>
-              <w:top w:w="17" w:type="dxa"/>
-              <w:left w:w="17" w:type="dxa"/>
-              <w:bottom w:w="17" w:type="dxa"/>
-              <w:right w:w="17" w:type="dxa"/>
-            </w:tcMar>
-            <w:vAlign w:val="bottom"/>
-          </w:tcPr>
-          <w:p>
-            <w:pPr>
-              <w:jc w:val="center"/>
-              <w:rPr>
-                <w:b/>
-                <w:bCs/>
-              </w:rPr>
-            </w:pPr>
-            <w:r>
-              <w:rPr>
-                <w:b/>
-                <w:bCs/>
-              </w:rPr>
-              <w:t>Titulo</w:t>
-            </w:r>
-          </w:p>
-        </w:tc>
-        <w:tc>
-          <w:tcPr>
-            <w:tcW w:w="2160" w:type="dxa"/>
-            <w:tcBorders>
-              <w:left w:val="single" w:sz="4" w:space="0" w:color="292929"/>
-              <w:bottom w:val="double" w:sz="6" w:space="0" w:color="292929"/>
-              <w:right w:val="single" w:sz="4" w:space="0" w:color="292929"/>
-            </w:tcBorders>
-            <w:shd w:val="clear" w:color="auto" w:fill="EAEAEA"/>
-            <w:tcMar>
-              <w:top w:w="17" w:type="dxa"/>
-              <w:left w:w="17" w:type="dxa"/>
-              <w:bottom w:w="17" w:type="dxa"/>
-              <w:right w:w="17" w:type="dxa"/>
-            </w:tcMar>
-            <w:vAlign w:val="bottom"/>
-          </w:tcPr>
-          <w:p>
-            <w:pPr>
-              <w:jc w:val="center"/>
-              <w:rPr>
-                <w:b/>
-                <w:bCs/>
-              </w:rPr>
-            </w:pPr>
-            <w:r>
-              <w:rPr>
-                <w:b/>
-                <w:bCs/>
-              </w:rPr>
-              <w:t>Ruta</w:t>
-            </w:r>
-          </w:p>
-        </w:tc>
-        <w:tc>
-          <w:tcPr>
-            <w:tcW w:w="863" w:type="dxa"/>
-            <w:tcBorders>
-              <w:left w:val="single" w:sz="4" w:space="0" w:color="292929"/>
-              <w:bottom w:val="double" w:sz="6" w:space="0" w:color="292929"/>
-              <w:right w:val="single" w:sz="4" w:space="0" w:color="292929"/>
-            </w:tcBorders>
-            <w:shd w:val="clear" w:color="auto" w:fill="EAEAEA"/>
-            <w:tcMar>
-              <w:top w:w="17" w:type="dxa"/>
-              <w:left w:w="17" w:type="dxa"/>
-              <w:bottom w:w="17" w:type="dxa"/>
-              <w:right w:w="17" w:type="dxa"/>
-            </w:tcMar>
-            <w:vAlign w:val="bottom"/>
-          </w:tcPr>
-          <w:p>
-            <w:pPr>
-              <w:jc w:val="center"/>
-              <w:rPr>
-                <w:b/>
-                <w:bCs/>
-              </w:rPr>
-            </w:pPr>
-            <w:r>
-              <w:rPr>
-                <w:b/>
-                <w:bCs/>
-              </w:rPr>
-              <w:t>Fecha</w:t>
-            </w:r>
-          </w:p>
-        </w:tc>
-        <w:tc>
-          <w:tcPr>
-            <w:tcW w:w="1538" w:type="dxa"/>
-            <w:tcBorders>
-              <w:left w:val="single" w:sz="4" w:space="0" w:color="292929"/>
-              <w:bottom w:val="double" w:sz="6" w:space="0" w:color="292929"/>
-            </w:tcBorders>
-            <w:shd w:val="clear" w:color="auto" w:fill="EAEAEA"/>
-            <w:tcMar>
-              <w:top w:w="17" w:type="dxa"/>
-              <w:left w:w="17" w:type="dxa"/>
-              <w:bottom w:w="17" w:type="dxa"/>
-              <w:right w:w="17" w:type="dxa"/>
-            </w:tcMar>
-            <w:vAlign w:val="bottom"/>
-          </w:tcPr>
-          <w:p>
-            <w:pPr>
-              <w:jc w:val="center"/>
-              <w:rPr>
-                <w:b/>
-                <w:bCs/>
-              </w:rPr>
-            </w:pPr>
-            <w:r>
-              <w:rPr>
-                <w:b/>
-                <w:bCs/>
-              </w:rPr>
-              <w:t>Autor</w:t>
-            </w:r>
-          </w:p>
-        </w:tc>
-      </w:tr>
-      <w:tr>
-        <w:trPr>
-          <w:cantSplit/>
-        </w:trPr>
-        <w:tc>
-          <w:tcPr>
-            <w:tcW w:w="1254" w:type="dxa"/>
-            <w:tcBorders>
-              <w:top w:val="double" w:sz="6" w:space="0" w:color="292929"/>
-            </w:tcBorders>
-          </w:tcPr>
-          <w:p>
-            <w:pPr>
-              <w:pStyle w:val="Normalindentado2"/>
-              <w:ind w:left="0"/>
-            </w:pPr>
-            <w:r>
-              <w:fldChar w:fldCharType="begin"/>
-            </w:r>
-            <w:r>
-              <w:instrText>MACROBUTTON NoMacro [</w:instrText>
-            </w:r>
-            <w:r>
-              <w:rPr>
-                <w:color w:val="0000FF"/>
-              </w:rPr>
-              <w:instrText>Ref.</w:instrText>
-            </w:r>
-            <w:r>
-              <w:instrText>]</w:instrText>
-            </w:r>
-            <w:r>
-              <w:fldChar w:fldCharType="end"/>
-            </w:r>
-          </w:p>
-        </w:tc>
-        <w:tc>
-          <w:tcPr>
-            <w:tcW w:w="1980" w:type="dxa"/>
-            <w:tcBorders>
-              <w:top w:val="double" w:sz="6" w:space="0" w:color="292929"/>
-              <w:right w:val="single" w:sz="4" w:space="0" w:color="292929"/>
-            </w:tcBorders>
-          </w:tcPr>
-          <w:p>
-            <w:pPr>
-              <w:pStyle w:val="Normalindentado2"/>
-              <w:ind w:left="0"/>
-            </w:pPr>
-            <w:r>
-              <w:fldChar w:fldCharType="begin"/>
-            </w:r>
-            <w:r>
-              <w:instrText>MACROBUTTON NoMacro [</w:instrText>
-            </w:r>
-            <w:r>
-              <w:rPr>
-                <w:color w:val="0000FF"/>
-              </w:rPr>
-              <w:instrText>Título</w:instrText>
-            </w:r>
-            <w:r>
-              <w:instrText>]</w:instrText>
-            </w:r>
-            <w:r>
-              <w:fldChar w:fldCharType="end"/>
-            </w:r>
-          </w:p>
-        </w:tc>
-        <w:tc>
-          <w:tcPr>
-            <w:tcW w:w="2160" w:type="dxa"/>
-            <w:tcBorders>
-              <w:top w:val="double" w:sz="6" w:space="0" w:color="292929"/>
-              <w:left w:val="single" w:sz="4" w:space="0" w:color="292929"/>
-              <w:right w:val="single" w:sz="4" w:space="0" w:color="292929"/>
-            </w:tcBorders>
-            <w:tcMar>
-              <w:top w:w="17" w:type="dxa"/>
-              <w:left w:w="40" w:type="dxa"/>
-              <w:bottom w:w="0" w:type="dxa"/>
-              <w:right w:w="40" w:type="dxa"/>
-            </w:tcMar>
-          </w:tcPr>
-          <w:p>
-            <w:pPr>
-              <w:pStyle w:val="Normalindentado2"/>
-              <w:ind w:left="0"/>
-            </w:pPr>
-            <w:r>
-              <w:fldChar w:fldCharType="begin"/>
-            </w:r>
-            <w:r>
-              <w:instrText>MACROBUTTON NoMacro [</w:instrText>
-            </w:r>
-            <w:r>
-              <w:rPr>
-                <w:color w:val="0000FF"/>
-              </w:rPr>
-              <w:instrText>Ruta</w:instrText>
-            </w:r>
-            <w:r>
-              <w:instrText>]</w:instrText>
-            </w:r>
-            <w:r>
-              <w:fldChar w:fldCharType="end"/>
-            </w:r>
-          </w:p>
-        </w:tc>
-        <w:tc>
-          <w:tcPr>
-            <w:tcW w:w="863" w:type="dxa"/>
-            <w:tcBorders>
-              <w:top w:val="double" w:sz="6" w:space="0" w:color="292929"/>
-              <w:left w:val="single" w:sz="4" w:space="0" w:color="292929"/>
-              <w:right w:val="single" w:sz="4" w:space="0" w:color="292929"/>
-            </w:tcBorders>
-            <w:tcMar>
-              <w:bottom w:w="0" w:type="dxa"/>
-            </w:tcMar>
-          </w:tcPr>
-          <w:p>
-            <w:pPr>
-              <w:pStyle w:val="Normalindentado2"/>
-              <w:ind w:left="0"/>
-            </w:pPr>
-            <w:r>
-              <w:fldChar w:fldCharType="begin"/>
-            </w:r>
-            <w:r>
-              <w:instrText>MACROBUTTON NoMacro [</w:instrText>
-            </w:r>
-            <w:r>
-              <w:rPr>
-                <w:color w:val="0000FF"/>
-              </w:rPr>
-              <w:instrText>Fecha</w:instrText>
-            </w:r>
-            <w:r>
-              <w:instrText>]</w:instrText>
-            </w:r>
-            <w:r>
-              <w:fldChar w:fldCharType="end"/>
-            </w:r>
-          </w:p>
-        </w:tc>
-        <w:tc>
-          <w:tcPr>
-            <w:tcW w:w="1538" w:type="dxa"/>
-            <w:tcBorders>
-              <w:top w:val="double" w:sz="6" w:space="0" w:color="292929"/>
-              <w:left w:val="single" w:sz="4" w:space="0" w:color="292929"/>
-            </w:tcBorders>
-            <w:tcMar>
-              <w:bottom w:w="0" w:type="dxa"/>
-            </w:tcMar>
-          </w:tcPr>
-          <w:p>
-            <w:pPr>
-              <w:pStyle w:val="Normalindentado2"/>
-              <w:ind w:left="0"/>
-            </w:pPr>
-            <w:r>
-              <w:fldChar w:fldCharType="begin"/>
-            </w:r>
-            <w:r>
-              <w:instrText>MACROBUTTON NoMacro [</w:instrText>
-            </w:r>
-            <w:r>
-              <w:rPr>
-                <w:color w:val="0000FF"/>
-              </w:rPr>
-              <w:instrText>Autor</w:instrText>
-            </w:r>
-            <w:r>
-              <w:instrText>]</w:instrText>
-            </w:r>
-            <w:r>
-              <w:fldChar w:fldCharType="end"/>
-            </w:r>
-          </w:p>
-        </w:tc>
-      </w:tr>
-      <w:tr>
-        <w:trPr>
-          <w:cantSplit/>
-        </w:trPr>
-        <w:tc>
-          <w:tcPr>
-            <w:tcW w:w="1254" w:type="dxa"/>
-          </w:tcPr>
-          <w:p>
-            <w:pPr>
-              <w:pStyle w:val="Normalindentado2"/>
-              <w:ind w:left="0"/>
-            </w:pPr>
-          </w:p>
-        </w:tc>
-        <w:tc>
-          <w:tcPr>
-            <w:tcW w:w="1980" w:type="dxa"/>
-            <w:tcBorders>
-              <w:right w:val="single" w:sz="4" w:space="0" w:color="292929"/>
-            </w:tcBorders>
-          </w:tcPr>
-          <w:p>
-            <w:pPr>
-              <w:pStyle w:val="Normalindentado2"/>
-              <w:ind w:left="0"/>
-            </w:pPr>
-          </w:p>
-        </w:tc>
-        <w:tc>
-          <w:tcPr>
-            <w:tcW w:w="2160" w:type="dxa"/>
-            <w:tcBorders>
-              <w:left w:val="single" w:sz="4" w:space="0" w:color="292929"/>
-              <w:right w:val="single" w:sz="4" w:space="0" w:color="292929"/>
-            </w:tcBorders>
-            <w:tcMar>
-              <w:top w:w="17" w:type="dxa"/>
-              <w:left w:w="40" w:type="dxa"/>
-              <w:bottom w:w="0" w:type="dxa"/>
-              <w:right w:w="40" w:type="dxa"/>
-            </w:tcMar>
-          </w:tcPr>
-          <w:p>
-            <w:pPr>
-              <w:pStyle w:val="Normalindentado2"/>
-              <w:ind w:left="0"/>
-            </w:pPr>
-          </w:p>
-        </w:tc>
-        <w:tc>
-          <w:tcPr>
-            <w:tcW w:w="863" w:type="dxa"/>
-            <w:tcBorders>
-              <w:left w:val="single" w:sz="4" w:space="0" w:color="292929"/>
-              <w:right w:val="single" w:sz="4" w:space="0" w:color="292929"/>
-            </w:tcBorders>
-            <w:tcMar>
-              <w:bottom w:w="0" w:type="dxa"/>
-            </w:tcMar>
-          </w:tcPr>
-          <w:p>
-            <w:pPr>
-              <w:pStyle w:val="Normalindentado2"/>
-              <w:ind w:left="0"/>
-            </w:pPr>
-          </w:p>
-        </w:tc>
-        <w:tc>
-          <w:tcPr>
-            <w:tcW w:w="1538" w:type="dxa"/>
-            <w:tcBorders>
-              <w:left w:val="single" w:sz="4" w:space="0" w:color="292929"/>
-            </w:tcBorders>
-            <w:tcMar>
-              <w:bottom w:w="0" w:type="dxa"/>
-            </w:tcMar>
-          </w:tcPr>
-          <w:p>
-            <w:pPr>
-              <w:pStyle w:val="Normalindentado2"/>
-              <w:ind w:left="0"/>
-            </w:pPr>
-          </w:p>
-        </w:tc>
-      </w:tr>
-    </w:tbl>
-    <w:p>
-      <w:pPr>
-        <w:pStyle w:val="guiazul"/>
-        <w:ind w:left="708"/>
-      </w:pPr>
-    </w:p>
-    <w:p>
-      <w:pPr>
-        <w:pStyle w:val="guiazul"/>
-        <w:ind w:left="708"/>
-      </w:pPr>
-    </w:p>
-    <w:p>
-      <w:pPr>
-        <w:pStyle w:val="Ttulo2"/>
-      </w:pPr>
-      <w:bookmarkStart w:id="19" w:name="_Toc33411065"/>
-      <w:bookmarkStart w:id="20" w:name="_Toc235463703"/>
-      <w:r>
-        <w:t>Resumen</w:t>
-      </w:r>
-      <w:bookmarkEnd w:id="19"/>
-      <w:bookmarkEnd w:id="20"/>
     </w:p>
     <w:p>
       <w:pPr>
@@ -6769,11 +6192,25 @@
       <w:pPr>
         <w:pStyle w:val="Ttulo1"/>
       </w:pPr>
-      <w:bookmarkStart w:id="21" w:name="_Toc33238239"/>
-      <w:bookmarkStart w:id="22" w:name="_Toc33411066"/>
-      <w:bookmarkStart w:id="23" w:name="_Toc235463704"/>
+      <w:bookmarkStart w:id="18" w:name="_Toc33238239"/>
+      <w:bookmarkStart w:id="19" w:name="_Toc33411066"/>
+      <w:bookmarkStart w:id="20" w:name="_Toc235463704"/>
       <w:r>
         <w:t>Descripción general</w:t>
+      </w:r>
+      <w:bookmarkEnd w:id="18"/>
+      <w:bookmarkEnd w:id="19"/>
+      <w:bookmarkEnd w:id="20"/>
+    </w:p>
+    <w:p>
+      <w:pPr>
+        <w:pStyle w:val="Ttulo2"/>
+      </w:pPr>
+      <w:bookmarkStart w:id="21" w:name="_Toc33238240"/>
+      <w:bookmarkStart w:id="22" w:name="_Toc33411067"/>
+      <w:bookmarkStart w:id="23" w:name="_Toc235463705"/>
+      <w:r>
+        <w:t>Perspectiva del producto</w:t>
       </w:r>
       <w:bookmarkEnd w:id="21"/>
       <w:bookmarkEnd w:id="22"/>
@@ -6781,41 +6218,27 @@
     </w:p>
     <w:p>
       <w:pPr>
+        <w:pStyle w:val="Normalindentado2"/>
+      </w:pPr>
+      <w:r>
+        <w:t>El software es una aplicación móvil independiente en su interfaz, pero conectada directamente como cliente del Sistema Central de Dimex y del Servidor de Parámetros Financieros para la consulta de tasas e historial en tiempo real.</w:t>
+      </w:r>
+    </w:p>
+    <w:p>
+      <w:pPr>
         <w:pStyle w:val="Ttulo2"/>
       </w:pPr>
-      <w:bookmarkStart w:id="24" w:name="_Toc33238240"/>
-      <w:bookmarkStart w:id="25" w:name="_Toc33411067"/>
-      <w:bookmarkStart w:id="26" w:name="_Toc235463705"/>
+      <w:bookmarkStart w:id="24" w:name="_Toc532878319"/>
+      <w:bookmarkStart w:id="25" w:name="_Toc33238241"/>
+      <w:bookmarkStart w:id="26" w:name="_Toc33411068"/>
+      <w:bookmarkStart w:id="27" w:name="_Toc235463706"/>
       <w:r>
-        <w:t>Perspectiva del producto</w:t>
+        <w:t>Funcionalidad del producto</w:t>
       </w:r>
       <w:bookmarkEnd w:id="24"/>
       <w:bookmarkEnd w:id="25"/>
       <w:bookmarkEnd w:id="26"/>
-    </w:p>
-    <w:p>
-      <w:pPr>
-        <w:pStyle w:val="Normalindentado2"/>
-      </w:pPr>
-      <w:r>
-        <w:t>El software es una aplicación móvil independiente en su interfaz, pero conectada directamente como cliente del Sistema Central de Dimex y del Servidor de Parámetros Financieros para la consulta de tasas e historial en tiempo real.</w:t>
-      </w:r>
-    </w:p>
-    <w:p>
-      <w:pPr>
-        <w:pStyle w:val="Ttulo2"/>
-      </w:pPr>
-      <w:bookmarkStart w:id="27" w:name="_Toc532878319"/>
-      <w:bookmarkStart w:id="28" w:name="_Toc33238241"/>
-      <w:bookmarkStart w:id="29" w:name="_Toc33411068"/>
-      <w:bookmarkStart w:id="30" w:name="_Toc235463706"/>
-      <w:r>
-        <w:t>Funcionalidad del producto</w:t>
-      </w:r>
       <w:bookmarkEnd w:id="27"/>
-      <w:bookmarkEnd w:id="28"/>
-      <w:bookmarkEnd w:id="29"/>
-      <w:bookmarkEnd w:id="30"/>
     </w:p>
     <w:p>
       <w:pPr>
@@ -6970,38 +6393,19 @@
     </w:p>
     <w:p>
       <w:pPr>
-        <w:pStyle w:val="guiazul"/>
-        <w:ind w:left="600"/>
-      </w:pPr>
-    </w:p>
-    <w:p>
-      <w:pPr>
-        <w:pStyle w:val="guiazul"/>
-        <w:ind w:left="600"/>
-      </w:pPr>
-    </w:p>
-    <w:p>
-      <w:pPr>
-        <w:pStyle w:val="guiazul"/>
-        <w:ind w:left="600"/>
-      </w:pPr>
-    </w:p>
-    <w:p>
-      <w:pPr>
         <w:pStyle w:val="Ttulo2"/>
       </w:pPr>
-      <w:bookmarkStart w:id="31" w:name="_Toc532878320"/>
-      <w:bookmarkStart w:id="32" w:name="_Toc33238242"/>
-      <w:bookmarkStart w:id="33" w:name="_Toc33411069"/>
-      <w:bookmarkStart w:id="34" w:name="_Toc235463707"/>
+      <w:bookmarkStart w:id="28" w:name="_Toc532878320"/>
+      <w:bookmarkStart w:id="29" w:name="_Toc33238242"/>
+      <w:bookmarkStart w:id="30" w:name="_Toc33411069"/>
+      <w:bookmarkStart w:id="31" w:name="_Toc235463707"/>
       <w:r>
-        <w:lastRenderedPageBreak/>
         <w:t>Características de los usuarios</w:t>
       </w:r>
+      <w:bookmarkEnd w:id="28"/>
+      <w:bookmarkEnd w:id="29"/>
+      <w:bookmarkEnd w:id="30"/>
       <w:bookmarkEnd w:id="31"/>
-      <w:bookmarkEnd w:id="32"/>
-      <w:bookmarkEnd w:id="33"/>
-      <w:bookmarkEnd w:id="34"/>
     </w:p>
     <w:tbl>
       <w:tblPr>
@@ -7242,15 +6646,7 @@
               <w:ind w:left="0"/>
             </w:pPr>
             <w:r>
-              <w:t xml:space="preserve">Abordaje en vía pública, captura de datos, cotización y envío de </w:t>
-            </w:r>
-            <w:proofErr w:type="spellStart"/>
-            <w:r>
-              <w:t>pre-evaluación</w:t>
-            </w:r>
-            <w:proofErr w:type="spellEnd"/>
-            <w:r>
-              <w:t xml:space="preserve"> al corporativo</w:t>
+              <w:t>Abordaje en vía pública, captura de datos, cotización y envío de pre-evaluación al corporativo</w:t>
             </w:r>
           </w:p>
         </w:tc>
@@ -7266,17 +6662,18 @@
       <w:pPr>
         <w:pStyle w:val="Ttulo2"/>
       </w:pPr>
-      <w:bookmarkStart w:id="35" w:name="_Toc532878321"/>
-      <w:bookmarkStart w:id="36" w:name="_Toc33238243"/>
-      <w:bookmarkStart w:id="37" w:name="_Toc33411070"/>
-      <w:bookmarkStart w:id="38" w:name="_Toc235463708"/>
+      <w:bookmarkStart w:id="32" w:name="_Toc532878321"/>
+      <w:bookmarkStart w:id="33" w:name="_Toc33238243"/>
+      <w:bookmarkStart w:id="34" w:name="_Toc33411070"/>
+      <w:bookmarkStart w:id="35" w:name="_Toc235463708"/>
       <w:r>
+        <w:lastRenderedPageBreak/>
         <w:t>Restricciones</w:t>
       </w:r>
+      <w:bookmarkEnd w:id="32"/>
+      <w:bookmarkEnd w:id="33"/>
+      <w:bookmarkEnd w:id="34"/>
       <w:bookmarkEnd w:id="35"/>
-      <w:bookmarkEnd w:id="36"/>
-      <w:bookmarkEnd w:id="37"/>
-      <w:bookmarkEnd w:id="38"/>
     </w:p>
     <w:p>
       <w:pPr>
@@ -7304,15 +6701,7 @@
         </w:numPr>
       </w:pPr>
       <w:r>
-        <w:t>Restricción de Plataforma: Debe funcionar exclusivamente en dispositivos móviles (smartphones/</w:t>
-      </w:r>
-      <w:proofErr w:type="spellStart"/>
-      <w:r>
-        <w:t>tablets</w:t>
-      </w:r>
-      <w:proofErr w:type="spellEnd"/>
-      <w:r>
-        <w:t>).</w:t>
+        <w:t>Restricción de Plataforma: Debe funcionar exclusivamente en dispositivos móviles (smartphones/tablets).</w:t>
       </w:r>
     </w:p>
     <w:p>
@@ -7339,17 +6728,17 @@
       <w:pPr>
         <w:pStyle w:val="Ttulo2"/>
       </w:pPr>
-      <w:bookmarkStart w:id="39" w:name="_Toc532878322"/>
-      <w:bookmarkStart w:id="40" w:name="_Toc33238244"/>
-      <w:bookmarkStart w:id="41" w:name="_Toc33411071"/>
-      <w:bookmarkStart w:id="42" w:name="_Toc235463709"/>
+      <w:bookmarkStart w:id="36" w:name="_Toc532878322"/>
+      <w:bookmarkStart w:id="37" w:name="_Toc33238244"/>
+      <w:bookmarkStart w:id="38" w:name="_Toc33411071"/>
+      <w:bookmarkStart w:id="39" w:name="_Toc235463709"/>
       <w:r>
         <w:t>Suposiciones y dependencias</w:t>
       </w:r>
+      <w:bookmarkEnd w:id="36"/>
+      <w:bookmarkEnd w:id="37"/>
+      <w:bookmarkEnd w:id="38"/>
       <w:bookmarkEnd w:id="39"/>
-      <w:bookmarkEnd w:id="40"/>
-      <w:bookmarkEnd w:id="41"/>
-      <w:bookmarkEnd w:id="42"/>
     </w:p>
     <w:p>
       <w:pPr>
@@ -7360,15 +6749,7 @@
         </w:numPr>
       </w:pPr>
       <w:r>
-        <w:t xml:space="preserve">Conectividad: Se asume cobertura de red móvil (3G/4G/5G) o </w:t>
-      </w:r>
-      <w:proofErr w:type="spellStart"/>
-      <w:r>
-        <w:t>Wi</w:t>
-      </w:r>
-      <w:proofErr w:type="spellEnd"/>
-      <w:r>
-        <w:t>-Fi para consultar las bases de datos corporativas.</w:t>
+        <w:t>Conectividad: Se asume cobertura de red móvil (3G/4G/5G) o Wi-Fi para consultar las bases de datos corporativas.</w:t>
       </w:r>
     </w:p>
     <w:p>
@@ -7388,15 +6769,7 @@
         </w:rPr>
       </w:pPr>
       <w:r>
-        <w:t xml:space="preserve">Disponibilidad del Servidor Central: El </w:t>
-      </w:r>
-      <w:proofErr w:type="spellStart"/>
-      <w:r>
-        <w:t>core</w:t>
-      </w:r>
-      <w:proofErr w:type="spellEnd"/>
-      <w:r>
-        <w:t xml:space="preserve"> de Dimex debe responder a las consultas de morosidad e historial sin caerse.</w:t>
+        <w:t>Disponibilidad del Servidor Central: El core de Dimex debe responder a las consultas de morosidad e historial sin caerse.</w:t>
       </w:r>
     </w:p>
     <w:p>
@@ -7413,17 +6786,17 @@
       <w:pPr>
         <w:pStyle w:val="Ttulo2"/>
       </w:pPr>
-      <w:bookmarkStart w:id="43" w:name="_Toc532878323"/>
-      <w:bookmarkStart w:id="44" w:name="_Toc33238245"/>
-      <w:bookmarkStart w:id="45" w:name="_Toc33411072"/>
-      <w:bookmarkStart w:id="46" w:name="_Toc235463710"/>
+      <w:bookmarkStart w:id="40" w:name="_Toc532878323"/>
+      <w:bookmarkStart w:id="41" w:name="_Toc33238245"/>
+      <w:bookmarkStart w:id="42" w:name="_Toc33411072"/>
+      <w:bookmarkStart w:id="43" w:name="_Toc235463710"/>
       <w:r>
         <w:t>Evolución previsible del sistema</w:t>
       </w:r>
+      <w:bookmarkEnd w:id="40"/>
+      <w:bookmarkEnd w:id="41"/>
+      <w:bookmarkEnd w:id="42"/>
       <w:bookmarkEnd w:id="43"/>
-      <w:bookmarkEnd w:id="44"/>
-      <w:bookmarkEnd w:id="45"/>
-      <w:bookmarkEnd w:id="46"/>
     </w:p>
     <w:p>
       <w:pPr>
@@ -7453,62 +6826,89 @@
           <w:lang w:val="es-MX"/>
         </w:rPr>
       </w:pPr>
-      <w:proofErr w:type="spellStart"/>
       <w:r>
-        <w:t>Pre-validación</w:t>
+        <w:t>Pre-validación biométrica mediante la cámara del celular para corregir errores antes de ir a sucursal.</w:t>
       </w:r>
-      <w:proofErr w:type="spellEnd"/>
-      <w:r>
-        <w:t xml:space="preserve"> biométrica mediante la cámara del celular para corregir errores antes de ir a sucursal.</w:t>
-      </w:r>
+    </w:p>
+    <w:p>
+      <w:pPr>
+        <w:pStyle w:val="Normalindentado2"/>
+        <w:ind w:left="1320"/>
+        <w:rPr>
+          <w:lang w:val="es-MX"/>
+        </w:rPr>
+      </w:pPr>
+    </w:p>
+    <w:p>
+      <w:pPr>
+        <w:pStyle w:val="Normalindentado2"/>
+        <w:ind w:left="1320"/>
+        <w:rPr>
+          <w:lang w:val="es-MX"/>
+        </w:rPr>
+      </w:pPr>
+    </w:p>
+    <w:p>
+      <w:pPr>
+        <w:pStyle w:val="Normalindentado2"/>
+        <w:ind w:left="1320"/>
+        <w:rPr>
+          <w:lang w:val="es-MX"/>
+        </w:rPr>
+      </w:pPr>
     </w:p>
     <w:p>
       <w:pPr>
         <w:pStyle w:val="Ttulo1"/>
       </w:pPr>
-      <w:bookmarkStart w:id="47" w:name="_Toc532878324"/>
-      <w:bookmarkStart w:id="48" w:name="_Toc33238246"/>
-      <w:bookmarkStart w:id="49" w:name="_Toc33411073"/>
-      <w:bookmarkStart w:id="50" w:name="_Toc235463711"/>
+      <w:bookmarkStart w:id="44" w:name="_Toc532878324"/>
+      <w:bookmarkStart w:id="45" w:name="_Toc33238246"/>
+      <w:bookmarkStart w:id="46" w:name="_Toc33411073"/>
+      <w:bookmarkStart w:id="47" w:name="_Toc235463711"/>
       <w:r>
         <w:t>Requisitos específicos</w:t>
       </w:r>
+      <w:bookmarkEnd w:id="44"/>
+      <w:bookmarkEnd w:id="45"/>
+      <w:bookmarkEnd w:id="46"/>
       <w:bookmarkEnd w:id="47"/>
-      <w:bookmarkEnd w:id="48"/>
-      <w:bookmarkEnd w:id="49"/>
-      <w:bookmarkEnd w:id="50"/>
+    </w:p>
+    <w:p>
+      <w:pPr>
+        <w:pStyle w:val="Normalindentado1"/>
+      </w:pPr>
     </w:p>
     <w:p>
       <w:pPr>
         <w:pStyle w:val="Ttulo2"/>
       </w:pPr>
-      <w:bookmarkStart w:id="51" w:name="_Toc33411074"/>
-      <w:bookmarkStart w:id="52" w:name="_Toc235463712"/>
+      <w:bookmarkStart w:id="48" w:name="_Toc33411074"/>
+      <w:bookmarkStart w:id="49" w:name="_Toc235463712"/>
       <w:r>
         <w:t>Requisitos comunes de los interfaces</w:t>
       </w:r>
-      <w:bookmarkEnd w:id="51"/>
-      <w:bookmarkEnd w:id="52"/>
+      <w:bookmarkEnd w:id="48"/>
+      <w:bookmarkEnd w:id="49"/>
     </w:p>
     <w:p>
       <w:pPr>
         <w:pStyle w:val="Ttulo3"/>
       </w:pPr>
-      <w:bookmarkStart w:id="53" w:name="_Toc33238248"/>
-      <w:bookmarkStart w:id="54" w:name="_Toc33411075"/>
-      <w:bookmarkStart w:id="55" w:name="_Toc235463713"/>
+      <w:bookmarkStart w:id="50" w:name="_Toc33238248"/>
+      <w:bookmarkStart w:id="51" w:name="_Toc33411075"/>
+      <w:bookmarkStart w:id="52" w:name="_Toc235463713"/>
       <w:r>
         <w:t>Interfaces de usuario</w:t>
       </w:r>
-      <w:bookmarkEnd w:id="53"/>
-      <w:bookmarkEnd w:id="54"/>
-      <w:bookmarkEnd w:id="55"/>
+      <w:bookmarkEnd w:id="50"/>
+      <w:bookmarkEnd w:id="51"/>
+      <w:bookmarkEnd w:id="52"/>
     </w:p>
     <w:p>
       <w:pPr>
         <w:pStyle w:val="Normalindentado2"/>
       </w:pPr>
-      <w:bookmarkStart w:id="56" w:name="_Toc33411076"/>
+      <w:bookmarkStart w:id="53" w:name="_Toc33411076"/>
       <w:r>
         <w:t>Interfaz móvil optimizada con botones de gran tamaño, tipografía clara y flujos paso a paso para agilizar la captura frente al cliente en vía pública.</w:t>
       </w:r>
@@ -7517,27 +6917,19 @@
       <w:pPr>
         <w:pStyle w:val="Ttulo3"/>
       </w:pPr>
-      <w:bookmarkStart w:id="57" w:name="_Toc235463714"/>
+      <w:bookmarkStart w:id="54" w:name="_Toc235463714"/>
       <w:r>
         <w:t>Interfaces de hardware</w:t>
       </w:r>
-      <w:bookmarkEnd w:id="56"/>
-      <w:bookmarkEnd w:id="57"/>
+      <w:bookmarkEnd w:id="53"/>
+      <w:bookmarkEnd w:id="54"/>
     </w:p>
     <w:p>
       <w:pPr>
         <w:pStyle w:val="Normalindentado3"/>
       </w:pPr>
       <w:r>
-        <w:t xml:space="preserve">Dispositivos móviles Android / iOS con pantalla táctil y conexión a Internet (datos móviles o </w:t>
-      </w:r>
-      <w:proofErr w:type="spellStart"/>
-      <w:r>
-        <w:t>Wi</w:t>
-      </w:r>
-      <w:proofErr w:type="spellEnd"/>
-      <w:r>
-        <w:t>-Fi).</w:t>
+        <w:t>Dispositivos móviles Android / iOS con pantalla táctil y conexión a Internet (datos móviles o Wi-Fi).</w:t>
       </w:r>
     </w:p>
     <w:p>
@@ -7552,16 +6944,16 @@
           <w:lang w:val="fr-FR"/>
         </w:rPr>
       </w:pPr>
-      <w:bookmarkStart w:id="58" w:name="_Toc33411077"/>
-      <w:bookmarkStart w:id="59" w:name="_Toc235463715"/>
+      <w:bookmarkStart w:id="55" w:name="_Toc33411077"/>
+      <w:bookmarkStart w:id="56" w:name="_Toc235463715"/>
       <w:r>
         <w:rPr>
           <w:lang w:val="fr-FR"/>
         </w:rPr>
         <w:t>Interfaces de software</w:t>
       </w:r>
-      <w:bookmarkEnd w:id="58"/>
-      <w:bookmarkEnd w:id="59"/>
+      <w:bookmarkEnd w:id="55"/>
+      <w:bookmarkEnd w:id="56"/>
     </w:p>
     <w:p>
       <w:pPr>
@@ -7600,16 +6992,16 @@
       <w:pPr>
         <w:pStyle w:val="Ttulo2"/>
       </w:pPr>
-      <w:bookmarkStart w:id="60" w:name="_Toc33238252"/>
-      <w:bookmarkStart w:id="61" w:name="_Toc33411079"/>
-      <w:bookmarkStart w:id="62" w:name="_Toc235463716"/>
+      <w:bookmarkStart w:id="57" w:name="_Toc33238252"/>
+      <w:bookmarkStart w:id="58" w:name="_Toc33411079"/>
+      <w:bookmarkStart w:id="59" w:name="_Toc235463716"/>
       <w:r>
         <w:lastRenderedPageBreak/>
         <w:t>Requisitos funcionales</w:t>
       </w:r>
-      <w:bookmarkEnd w:id="60"/>
-      <w:bookmarkEnd w:id="61"/>
-      <w:bookmarkEnd w:id="62"/>
+      <w:bookmarkEnd w:id="57"/>
+      <w:bookmarkEnd w:id="58"/>
+      <w:bookmarkEnd w:id="59"/>
       <w:r>
         <w:t xml:space="preserve"> </w:t>
       </w:r>
@@ -7618,18 +7010,18 @@
       <w:pPr>
         <w:pStyle w:val="Ttulo3"/>
       </w:pPr>
-      <w:bookmarkStart w:id="63" w:name="_Toc33238253"/>
-      <w:bookmarkStart w:id="64" w:name="_Toc33411080"/>
-      <w:bookmarkStart w:id="65" w:name="_Toc235463717"/>
+      <w:bookmarkStart w:id="60" w:name="_Toc33238253"/>
+      <w:bookmarkStart w:id="61" w:name="_Toc33411080"/>
+      <w:bookmarkStart w:id="62" w:name="_Toc235463717"/>
       <w:r>
         <w:t>Requisito</w:t>
       </w:r>
       <w:r>
         <w:t xml:space="preserve"> funcional 1</w:t>
       </w:r>
-      <w:bookmarkEnd w:id="63"/>
-      <w:bookmarkEnd w:id="64"/>
-      <w:bookmarkEnd w:id="65"/>
+      <w:bookmarkEnd w:id="60"/>
+      <w:bookmarkEnd w:id="61"/>
+      <w:bookmarkEnd w:id="62"/>
     </w:p>
     <w:tbl>
       <w:tblPr>
@@ -7971,7 +7363,7 @@
       </w:tr>
     </w:tbl>
     <w:p>
-      <w:bookmarkStart w:id="66" w:name="_Toc33411081"/>
+      <w:bookmarkStart w:id="63" w:name="_Toc33411081"/>
     </w:p>
     <w:p>
       <w:r>
@@ -7993,12 +7385,12 @@
       <w:pPr>
         <w:pStyle w:val="Ttulo3"/>
       </w:pPr>
-      <w:bookmarkStart w:id="67" w:name="_Toc235463718"/>
+      <w:bookmarkStart w:id="64" w:name="_Toc235463718"/>
       <w:r>
         <w:t>Requisito funcional 2</w:t>
       </w:r>
-      <w:bookmarkEnd w:id="66"/>
-      <w:bookmarkEnd w:id="67"/>
+      <w:bookmarkEnd w:id="63"/>
+      <w:bookmarkEnd w:id="64"/>
     </w:p>
     <w:tbl>
       <w:tblPr>
@@ -8457,7 +7849,7 @@
           <w:lang w:val="es-MX"/>
         </w:rPr>
       </w:pPr>
-      <w:bookmarkStart w:id="68" w:name="_Toc235463719"/>
+      <w:bookmarkStart w:id="65" w:name="_Toc235463719"/>
       <w:r>
         <w:rPr>
           <w:lang w:val="es-MX"/>
@@ -8465,7 +7857,7 @@
         <w:lastRenderedPageBreak/>
         <w:t>Requisito funcional 3</w:t>
       </w:r>
-      <w:bookmarkEnd w:id="68"/>
+      <w:bookmarkEnd w:id="65"/>
     </w:p>
     <w:tbl>
       <w:tblPr>
@@ -8883,7 +8275,7 @@
           <w:lang w:val="es-MX"/>
         </w:rPr>
       </w:pPr>
-      <w:bookmarkStart w:id="69" w:name="_Toc235463720"/>
+      <w:bookmarkStart w:id="66" w:name="_Toc235463720"/>
       <w:r>
         <w:rPr>
           <w:lang w:val="es-MX"/>
@@ -8896,7 +8288,7 @@
         </w:rPr>
         <w:t>4</w:t>
       </w:r>
-      <w:bookmarkEnd w:id="69"/>
+      <w:bookmarkEnd w:id="66"/>
     </w:p>
     <w:tbl>
       <w:tblPr>
@@ -9388,7 +8780,7 @@
           <w:lang w:val="es-MX"/>
         </w:rPr>
       </w:pPr>
-      <w:bookmarkStart w:id="70" w:name="_Toc235463721"/>
+      <w:bookmarkStart w:id="67" w:name="_Toc235463721"/>
       <w:r>
         <w:rPr>
           <w:lang w:val="es-MX"/>
@@ -9402,7 +8794,7 @@
         </w:rPr>
         <w:t>5</w:t>
       </w:r>
-      <w:bookmarkEnd w:id="70"/>
+      <w:bookmarkEnd w:id="67"/>
     </w:p>
     <w:tbl>
       <w:tblPr>
@@ -9823,7 +9215,7 @@
           <w:lang w:val="es-MX"/>
         </w:rPr>
       </w:pPr>
-      <w:bookmarkStart w:id="71" w:name="_Toc235463722"/>
+      <w:bookmarkStart w:id="68" w:name="_Toc235463722"/>
       <w:r>
         <w:rPr>
           <w:lang w:val="es-MX"/>
@@ -9836,7 +9228,7 @@
         </w:rPr>
         <w:t>6</w:t>
       </w:r>
-      <w:bookmarkEnd w:id="71"/>
+      <w:bookmarkEnd w:id="68"/>
     </w:p>
     <w:tbl>
       <w:tblPr>
@@ -10328,7 +9720,7 @@
           <w:lang w:val="es-MX"/>
         </w:rPr>
       </w:pPr>
-      <w:bookmarkStart w:id="72" w:name="_Toc235463723"/>
+      <w:bookmarkStart w:id="69" w:name="_Toc235463723"/>
       <w:r>
         <w:rPr>
           <w:lang w:val="es-MX"/>
@@ -10342,7 +9734,7 @@
         </w:rPr>
         <w:t>7</w:t>
       </w:r>
-      <w:bookmarkEnd w:id="72"/>
+      <w:bookmarkEnd w:id="69"/>
     </w:p>
     <w:tbl>
       <w:tblPr>
@@ -10752,29 +10144,29 @@
       <w:pPr>
         <w:pStyle w:val="Ttulo2"/>
       </w:pPr>
-      <w:bookmarkStart w:id="73" w:name="_Toc33238257"/>
-      <w:bookmarkStart w:id="74" w:name="_Toc33411084"/>
-      <w:bookmarkStart w:id="75" w:name="_Toc235463724"/>
+      <w:bookmarkStart w:id="70" w:name="_Toc33238257"/>
+      <w:bookmarkStart w:id="71" w:name="_Toc33411084"/>
+      <w:bookmarkStart w:id="72" w:name="_Toc235463724"/>
       <w:r>
         <w:t>Requisitos no funcionales</w:t>
+      </w:r>
+      <w:bookmarkEnd w:id="70"/>
+      <w:bookmarkEnd w:id="71"/>
+      <w:bookmarkEnd w:id="72"/>
+    </w:p>
+    <w:p>
+      <w:pPr>
+        <w:pStyle w:val="Ttulo3"/>
+      </w:pPr>
+      <w:bookmarkStart w:id="73" w:name="_Toc33238258"/>
+      <w:bookmarkStart w:id="74" w:name="_Toc33411085"/>
+      <w:bookmarkStart w:id="75" w:name="_Toc235463725"/>
+      <w:r>
+        <w:t>Requisitos de rendimiento</w:t>
       </w:r>
       <w:bookmarkEnd w:id="73"/>
       <w:bookmarkEnd w:id="74"/>
       <w:bookmarkEnd w:id="75"/>
-    </w:p>
-    <w:p>
-      <w:pPr>
-        <w:pStyle w:val="Ttulo3"/>
-      </w:pPr>
-      <w:bookmarkStart w:id="76" w:name="_Toc33238258"/>
-      <w:bookmarkStart w:id="77" w:name="_Toc33411085"/>
-      <w:bookmarkStart w:id="78" w:name="_Toc235463725"/>
-      <w:r>
-        <w:t>Requisitos de rendimiento</w:t>
-      </w:r>
-      <w:bookmarkEnd w:id="76"/>
-      <w:bookmarkEnd w:id="77"/>
-      <w:bookmarkEnd w:id="78"/>
     </w:p>
     <w:p>
       <w:pPr>
@@ -10791,15 +10183,15 @@
       <w:pPr>
         <w:pStyle w:val="Ttulo3"/>
       </w:pPr>
-      <w:bookmarkStart w:id="79" w:name="_Toc33238259"/>
-      <w:bookmarkStart w:id="80" w:name="_Toc33411086"/>
-      <w:bookmarkStart w:id="81" w:name="_Toc235463726"/>
+      <w:bookmarkStart w:id="76" w:name="_Toc33238259"/>
+      <w:bookmarkStart w:id="77" w:name="_Toc33411086"/>
+      <w:bookmarkStart w:id="78" w:name="_Toc235463726"/>
       <w:r>
         <w:t>Seguridad</w:t>
       </w:r>
-      <w:bookmarkEnd w:id="79"/>
-      <w:bookmarkEnd w:id="80"/>
-      <w:bookmarkEnd w:id="81"/>
+      <w:bookmarkEnd w:id="76"/>
+      <w:bookmarkEnd w:id="77"/>
+      <w:bookmarkEnd w:id="78"/>
     </w:p>
     <w:p>
       <w:pPr>
@@ -10810,10 +10202,7 @@
         </w:numPr>
       </w:pPr>
       <w:r>
-        <w:t>A</w:t>
-      </w:r>
-      <w:r>
-        <w:t>utenticación obligatoria de promotores.</w:t>
+        <w:t>Autenticación obligatoria de promotores.</w:t>
       </w:r>
     </w:p>
     <w:p>
@@ -10837,37 +10226,37 @@
       <w:pPr>
         <w:pStyle w:val="Ttulo3"/>
       </w:pPr>
-      <w:bookmarkStart w:id="82" w:name="_Toc33238260"/>
-      <w:bookmarkStart w:id="83" w:name="_Toc33411087"/>
-      <w:bookmarkStart w:id="84" w:name="_Toc235463727"/>
+      <w:bookmarkStart w:id="79" w:name="_Toc33238260"/>
+      <w:bookmarkStart w:id="80" w:name="_Toc33411087"/>
+      <w:bookmarkStart w:id="81" w:name="_Toc235463727"/>
       <w:r>
         <w:t>Fiabilidad</w:t>
+      </w:r>
+      <w:bookmarkEnd w:id="79"/>
+      <w:bookmarkEnd w:id="80"/>
+      <w:bookmarkEnd w:id="81"/>
+    </w:p>
+    <w:p>
+      <w:pPr>
+        <w:pStyle w:val="Normalindentado3"/>
+      </w:pPr>
+      <w:r>
+        <w:t>Precisión del 100% en los cálculos matemáticos de las tablas de amortización y corrida financiera según la tasa asignada.</w:t>
+      </w:r>
+    </w:p>
+    <w:p>
+      <w:pPr>
+        <w:pStyle w:val="Ttulo3"/>
+      </w:pPr>
+      <w:bookmarkStart w:id="82" w:name="_Toc33238261"/>
+      <w:bookmarkStart w:id="83" w:name="_Toc33411088"/>
+      <w:bookmarkStart w:id="84" w:name="_Toc235463728"/>
+      <w:r>
+        <w:t>Disponibilidad</w:t>
       </w:r>
       <w:bookmarkEnd w:id="82"/>
       <w:bookmarkEnd w:id="83"/>
       <w:bookmarkEnd w:id="84"/>
-    </w:p>
-    <w:p>
-      <w:pPr>
-        <w:pStyle w:val="Normalindentado3"/>
-      </w:pPr>
-      <w:r>
-        <w:t>Precisión del 100% en los cálculos matemáticos de las tablas de amortización y corrida financiera según la tasa asignada.</w:t>
-      </w:r>
-    </w:p>
-    <w:p>
-      <w:pPr>
-        <w:pStyle w:val="Ttulo3"/>
-      </w:pPr>
-      <w:bookmarkStart w:id="85" w:name="_Toc33238261"/>
-      <w:bookmarkStart w:id="86" w:name="_Toc33411088"/>
-      <w:bookmarkStart w:id="87" w:name="_Toc235463728"/>
-      <w:r>
-        <w:t>Disponibilidad</w:t>
-      </w:r>
-      <w:bookmarkEnd w:id="85"/>
-      <w:bookmarkEnd w:id="86"/>
-      <w:bookmarkEnd w:id="87"/>
     </w:p>
     <w:p>
       <w:pPr>
@@ -10886,37 +10275,37 @@
       <w:pPr>
         <w:pStyle w:val="Ttulo3"/>
       </w:pPr>
-      <w:bookmarkStart w:id="88" w:name="_Toc33238262"/>
-      <w:bookmarkStart w:id="89" w:name="_Toc33411089"/>
-      <w:bookmarkStart w:id="90" w:name="_Toc235463729"/>
+      <w:bookmarkStart w:id="85" w:name="_Toc33238262"/>
+      <w:bookmarkStart w:id="86" w:name="_Toc33411089"/>
+      <w:bookmarkStart w:id="87" w:name="_Toc235463729"/>
       <w:r>
         <w:t>Mantenibilidad</w:t>
+      </w:r>
+      <w:bookmarkEnd w:id="85"/>
+      <w:bookmarkEnd w:id="86"/>
+      <w:bookmarkEnd w:id="87"/>
+    </w:p>
+    <w:p>
+      <w:pPr>
+        <w:pStyle w:val="Normalindentado3"/>
+      </w:pPr>
+      <w:r>
+        <w:t>Estructura modular dividida en los componentes (Cotización, Oportunidades, Solicitudes, Clientes y Ayuda) para facilitar correcciones sin afectar todo el código.</w:t>
+      </w:r>
+    </w:p>
+    <w:p>
+      <w:pPr>
+        <w:pStyle w:val="Ttulo3"/>
+      </w:pPr>
+      <w:bookmarkStart w:id="88" w:name="_Toc33238263"/>
+      <w:bookmarkStart w:id="89" w:name="_Toc33411090"/>
+      <w:bookmarkStart w:id="90" w:name="_Toc235463730"/>
+      <w:r>
+        <w:t>Portabilidad</w:t>
       </w:r>
       <w:bookmarkEnd w:id="88"/>
       <w:bookmarkEnd w:id="89"/>
       <w:bookmarkEnd w:id="90"/>
-    </w:p>
-    <w:p>
-      <w:pPr>
-        <w:pStyle w:val="Normalindentado3"/>
-      </w:pPr>
-      <w:r>
-        <w:t>Estructura modular dividida en los componentes (Cotización, Oportunidades, Solicitudes, Clientes y Ayuda) para facilitar correcciones sin afectar todo el código.</w:t>
-      </w:r>
-    </w:p>
-    <w:p>
-      <w:pPr>
-        <w:pStyle w:val="Ttulo3"/>
-      </w:pPr>
-      <w:bookmarkStart w:id="91" w:name="_Toc33238263"/>
-      <w:bookmarkStart w:id="92" w:name="_Toc33411090"/>
-      <w:bookmarkStart w:id="93" w:name="_Toc235463730"/>
-      <w:r>
-        <w:t>Portabilidad</w:t>
-      </w:r>
-      <w:bookmarkEnd w:id="91"/>
-      <w:bookmarkEnd w:id="92"/>
-      <w:bookmarkEnd w:id="93"/>
     </w:p>
     <w:p>
       <w:pPr>
@@ -10932,14 +10321,7 @@
           <w:i w:val="0"/>
           <w:color w:val="auto"/>
         </w:rPr>
-        <w:t>El sistema debe empaquetarse exclusivamente para plataformas móviles (iOS/Android), garantizando su operación en la calle.</w:t>
-      </w:r>
-      <w:r>
-        <w:rPr>
-          <w:i w:val="0"/>
-          <w:color w:val="auto"/>
-        </w:rPr>
-        <w:t xml:space="preserve"> </w:t>
+        <w:t xml:space="preserve">El sistema debe empaquetarse exclusivamente para plataformas móviles (iOS/Android), garantizando su operación en la calle. </w:t>
       </w:r>
     </w:p>
     <w:p>
@@ -10952,24 +10334,24 @@
       <w:pPr>
         <w:pStyle w:val="Ttulo2"/>
       </w:pPr>
-      <w:bookmarkStart w:id="94" w:name="_Toc33411091"/>
-      <w:bookmarkStart w:id="95" w:name="_Toc235463731"/>
+      <w:bookmarkStart w:id="91" w:name="_Toc33411091"/>
+      <w:bookmarkStart w:id="92" w:name="_Toc235463731"/>
       <w:r>
         <w:lastRenderedPageBreak/>
         <w:t>Otros requisitos</w:t>
       </w:r>
-      <w:bookmarkEnd w:id="94"/>
-      <w:bookmarkEnd w:id="95"/>
+      <w:bookmarkEnd w:id="91"/>
+      <w:bookmarkEnd w:id="92"/>
     </w:p>
     <w:p>
       <w:pPr>
         <w:pStyle w:val="Ttulo3"/>
       </w:pPr>
-      <w:bookmarkStart w:id="96" w:name="_Toc235463732"/>
+      <w:bookmarkStart w:id="93" w:name="_Toc235463732"/>
       <w:r>
         <w:t>Requisitos Legales y de Dominio</w:t>
       </w:r>
-      <w:bookmarkEnd w:id="96"/>
+      <w:bookmarkEnd w:id="93"/>
     </w:p>
     <w:p>
       <w:pPr>
@@ -10981,13 +10363,7 @@
         <w:pStyle w:val="Normalindentado2"/>
       </w:pPr>
       <w:r>
-        <w:t xml:space="preserve">Exigencia de soporte físico manuscrito: Por regulaciones legales en México, el </w:t>
-      </w:r>
-      <w:r>
-        <w:t>o</w:t>
-      </w:r>
-      <w:r>
-        <w:t>torgamiento requiere la firma de puño y letra en la sucursal.</w:t>
+        <w:t>Exigencia de soporte físico manuscrito: Por regulaciones legales en México, el otorgamiento requiere la firma de puño y letra en la sucursal.</w:t>
       </w:r>
     </w:p>
     <w:p>
@@ -11012,11 +10388,11 @@
       <w:pPr>
         <w:pStyle w:val="Ttulo3"/>
       </w:pPr>
-      <w:bookmarkStart w:id="97" w:name="_Toc235463733"/>
+      <w:bookmarkStart w:id="94" w:name="_Toc235463733"/>
       <w:r>
         <w:t>Control de Datos</w:t>
       </w:r>
-      <w:bookmarkEnd w:id="97"/>
+      <w:bookmarkEnd w:id="94"/>
     </w:p>
     <w:p>
       <w:pPr>
@@ -11030,34 +10406,6 @@
       <w:r>
         <w:t>Caducidad Automática de Datos: El sistema debe invalidar la memoria caché del celular si las tasas de interés cambiaron en el servidor central, forzando la actualización antes de cotizar.</w:t>
       </w:r>
-    </w:p>
-    <w:p>
-      <w:pPr>
-        <w:pStyle w:val="Ttulo1"/>
-      </w:pPr>
-      <w:bookmarkStart w:id="98" w:name="_Toc33238265"/>
-      <w:bookmarkStart w:id="99" w:name="_Toc33411092"/>
-      <w:bookmarkStart w:id="100" w:name="_Toc235463734"/>
-      <w:r>
-        <w:t>Apéndices</w:t>
-      </w:r>
-      <w:bookmarkEnd w:id="98"/>
-      <w:bookmarkEnd w:id="99"/>
-      <w:bookmarkEnd w:id="100"/>
-    </w:p>
-    <w:p>
-      <w:pPr>
-        <w:pStyle w:val="Normalindentado1"/>
-      </w:pPr>
-      <w:r>
-        <w:t>Que va aquí?</w:t>
-      </w:r>
-    </w:p>
-    <w:p>
-      <w:pPr>
-        <w:pStyle w:val="guiazul"/>
-        <w:ind w:left="300"/>
-      </w:pPr>
     </w:p>
     <w:sectPr>
       <w:headerReference w:type="first" r:id="rId18"/>
@@ -11170,18 +10518,8 @@
               <w:color w:val="241A61"/>
               <w:sz w:val="16"/>
             </w:rPr>
-            <w:t xml:space="preserve">Descripción de requisitos del </w:t>
+            <w:t>Descripción de requisitos del sofware</w:t>
           </w:r>
-          <w:proofErr w:type="spellStart"/>
-          <w:r>
-            <w:rPr>
-              <w:rFonts w:cs="Arial"/>
-              <w:color w:val="241A61"/>
-              <w:sz w:val="16"/>
-            </w:rPr>
-            <w:t>sofware</w:t>
-          </w:r>
-          <w:proofErr w:type="spellEnd"/>
         </w:p>
       </w:tc>
     </w:tr>
@@ -11481,9 +10819,9 @@
       <w:tblLook w:val="0000" w:firstRow="0" w:lastRow="0" w:firstColumn="0" w:lastColumn="0" w:noHBand="0" w:noVBand="0"/>
     </w:tblPr>
     <w:tblGrid>
-      <w:gridCol w:w="1919"/>
-      <w:gridCol w:w="5055"/>
-      <w:gridCol w:w="1530"/>
+      <w:gridCol w:w="1923"/>
+      <w:gridCol w:w="5052"/>
+      <w:gridCol w:w="1529"/>
     </w:tblGrid>
     <w:tr>
       <w:tc>
@@ -11510,9 +10848,9 @@
               <w:sz w:val="16"/>
             </w:rPr>
             <w:drawing>
-              <wp:inline distT="0" distB="0" distL="0" distR="0" wp14:anchorId="714000DA" wp14:editId="20031108">
-                <wp:extent cx="410927" cy="400050"/>
-                <wp:effectExtent l="0" t="0" r="8255" b="0"/>
+              <wp:inline distT="0" distB="0" distL="0" distR="0" wp14:anchorId="714000DA" wp14:editId="2E795827">
+                <wp:extent cx="556260" cy="372614"/>
+                <wp:effectExtent l="0" t="0" r="0" b="8890"/>
                 <wp:docPr id="2" name="Imagen 2"/>
                 <wp:cNvGraphicFramePr>
                   <a:graphicFrameLocks xmlns:a="http://schemas.openxmlformats.org/drawingml/2006/main" noChangeAspect="1"/>
@@ -11526,7 +10864,7 @@
                           <a:picLocks noChangeAspect="1" noChangeArrowheads="1"/>
                         </pic:cNvPicPr>
                       </pic:nvPicPr>
-                      <pic:blipFill>
+                      <pic:blipFill rotWithShape="1">
                         <a:blip r:embed="rId1">
                           <a:extLst>
                             <a:ext uri="{28A0092B-C50C-407E-A947-70E740481C1C}">
@@ -11534,6 +10872,7 @@
                             </a:ext>
                           </a:extLst>
                         </a:blip>
+                        <a:srcRect t="17225" b="15789"/>
                         <a:stretch>
                           <a:fillRect/>
                         </a:stretch>
@@ -11541,7 +10880,7 @@
                       <pic:spPr bwMode="auto">
                         <a:xfrm>
                           <a:off x="0" y="0"/>
-                          <a:ext cx="410927" cy="400050"/>
+                          <a:ext cx="558783" cy="374304"/>
                         </a:xfrm>
                         <a:prstGeom prst="rect">
                           <a:avLst/>
@@ -11550,6 +10889,11 @@
                         <a:ln>
                           <a:noFill/>
                         </a:ln>
+                        <a:extLst>
+                          <a:ext uri="{53640926-AAD7-44D8-BBD7-CCE9431645EC}">
+                            <a14:shadowObscured xmlns:a14="http://schemas.microsoft.com/office/drawing/2010/main"/>
+                          </a:ext>
+                        </a:extLst>
                       </pic:spPr>
                     </pic:pic>
                   </a:graphicData>
@@ -14925,7 +14269,7 @@
       <w:ind w:left="4252"/>
     </w:pPr>
   </w:style>
-  <w:style w:type="paragraph" w:styleId="Firmadecorreoelectrnico">
+  <w:style w:type="paragraph" w:styleId="Firmadecorreo">
     <w:name w:val="E-mail Signature"/>
     <w:basedOn w:val="Normal"/>
   </w:style>
@@ -15545,6 +14889,17 @@
       <w:lang w:val="es-MX" w:eastAsia="es-MX"/>
     </w:rPr>
   </w:style>
+  <w:style w:type="paragraph" w:styleId="Prrafodelista">
+    <w:name w:val="List Paragraph"/>
+    <w:basedOn w:val="Normal"/>
+    <w:uiPriority w:val="34"/>
+    <w:qFormat/>
+    <w:rsid w:val="00784B1A"/>
+    <w:pPr>
+      <w:ind w:left="720"/>
+      <w:contextualSpacing/>
+    </w:pPr>
+  </w:style>
 </w:styles>
 </file>
 
@@ -15844,15 +15199,6 @@
 </file>
 
 <file path=customXml/item1.xml><?xml version="1.0" encoding="utf-8"?>
-<?mso-contentType ?>
-<FormTemplates xmlns="http://schemas.microsoft.com/sharepoint/v3/contenttype/forms">
-  <Display>DocumentLibraryForm</Display>
-  <Edit>DocumentLibraryForm</Edit>
-  <New>DocumentLibraryForm</New>
-</FormTemplates>
-</file>
-
-<file path=customXml/item2.xml><?xml version="1.0" encoding="utf-8"?>
 <ct:contentTypeSchema xmlns:ct="http://schemas.microsoft.com/office/2006/metadata/contentType" xmlns:ma="http://schemas.microsoft.com/office/2006/metadata/properties/metaAttributes" ct:_="" ma:_="" ma:contentTypeName="Document" ma:contentTypeID="0x010100C4D8C2822012C745A04DAD716F3BBC49" ma:contentTypeVersion="3" ma:contentTypeDescription="Create a new document." ma:contentTypeScope="" ma:versionID="22e449cb79a113e2a4c6c520348d9a82">
   <xsd:schema xmlns:xsd="http://www.w3.org/2001/XMLSchema" xmlns:xs="http://www.w3.org/2001/XMLSchema" xmlns:p="http://schemas.microsoft.com/office/2006/metadata/properties" xmlns:ns2="c874e5e4-5e19-40c3-b9bf-93ae489ed224" targetNamespace="http://schemas.microsoft.com/office/2006/metadata/properties" ma:root="true" ma:fieldsID="5541cf0c11fc23ffbfc0e2753c01e082" ns2:_="">
     <xsd:import namespace="c874e5e4-5e19-40c3-b9bf-93ae489ed224"/>
@@ -15990,25 +15336,26 @@
 </ct:contentTypeSchema>
 </file>
 
+<file path=customXml/item2.xml><?xml version="1.0" encoding="utf-8"?>
+<?mso-contentType ?>
+<FormTemplates xmlns="http://schemas.microsoft.com/sharepoint/v3/contenttype/forms">
+  <Display>DocumentLibraryForm</Display>
+  <Edit>DocumentLibraryForm</Edit>
+  <New>DocumentLibraryForm</New>
+</FormTemplates>
+</file>
+
 <file path=customXml/item3.xml><?xml version="1.0" encoding="utf-8"?>
+<b:Sources xmlns:b="http://schemas.openxmlformats.org/officeDocument/2006/bibliography" xmlns="http://schemas.openxmlformats.org/officeDocument/2006/bibliography" SelectedStyle="\APASixthEditionOfficeOnline.xsl" StyleName="APA" Version="6"/>
+</file>
+
+<file path=customXml/item4.xml><?xml version="1.0" encoding="utf-8"?>
 <p:properties xmlns:p="http://schemas.microsoft.com/office/2006/metadata/properties" xmlns:xsi="http://www.w3.org/2001/XMLSchema-instance" xmlns:pc="http://schemas.microsoft.com/office/infopath/2007/PartnerControls">
   <documentManagement/>
 </p:properties>
 </file>
 
-<file path=customXml/item4.xml><?xml version="1.0" encoding="utf-8"?>
-<b:Sources xmlns:b="http://schemas.openxmlformats.org/officeDocument/2006/bibliography" xmlns="http://schemas.openxmlformats.org/officeDocument/2006/bibliography" SelectedStyle="\APASixthEditionOfficeOnline.xsl" StyleName="APA" Version="6"/>
-</file>
-
 <file path=customXml/itemProps1.xml><?xml version="1.0" encoding="utf-8"?>
-<ds:datastoreItem xmlns:ds="http://schemas.openxmlformats.org/officeDocument/2006/customXml" ds:itemID="{3150CBCF-CB53-4FA1-B8F2-650DD1A34A47}">
-  <ds:schemaRefs>
-    <ds:schemaRef ds:uri="http://schemas.microsoft.com/sharepoint/v3/contenttype/forms"/>
-  </ds:schemaRefs>
-</ds:datastoreItem>
-</file>
-
-<file path=customXml/itemProps2.xml><?xml version="1.0" encoding="utf-8"?>
 <ds:datastoreItem xmlns:ds="http://schemas.openxmlformats.org/officeDocument/2006/customXml" ds:itemID="{B762800D-0A04-4D74-A223-5CCFB5CCA684}">
   <ds:schemaRefs>
     <ds:schemaRef ds:uri="http://schemas.microsoft.com/office/2006/metadata/contentType"/>
@@ -16026,19 +15373,27 @@
 </ds:datastoreItem>
 </file>
 
+<file path=customXml/itemProps2.xml><?xml version="1.0" encoding="utf-8"?>
+<ds:datastoreItem xmlns:ds="http://schemas.openxmlformats.org/officeDocument/2006/customXml" ds:itemID="{3150CBCF-CB53-4FA1-B8F2-650DD1A34A47}">
+  <ds:schemaRefs>
+    <ds:schemaRef ds:uri="http://schemas.microsoft.com/sharepoint/v3/contenttype/forms"/>
+  </ds:schemaRefs>
+</ds:datastoreItem>
+</file>
+
 <file path=customXml/itemProps3.xml><?xml version="1.0" encoding="utf-8"?>
+<ds:datastoreItem xmlns:ds="http://schemas.openxmlformats.org/officeDocument/2006/customXml" ds:itemID="{98211D8D-C047-49A3-9424-2548D01C90AD}">
+  <ds:schemaRefs>
+    <ds:schemaRef ds:uri="http://schemas.openxmlformats.org/officeDocument/2006/bibliography"/>
+  </ds:schemaRefs>
+</ds:datastoreItem>
+</file>
+
+<file path=customXml/itemProps4.xml><?xml version="1.0" encoding="utf-8"?>
 <ds:datastoreItem xmlns:ds="http://schemas.openxmlformats.org/officeDocument/2006/customXml" ds:itemID="{82EFE2AF-DC09-4CAC-B4BF-550B4A378594}">
   <ds:schemaRefs>
     <ds:schemaRef ds:uri="http://schemas.microsoft.com/office/2006/metadata/properties"/>
     <ds:schemaRef ds:uri="http://schemas.microsoft.com/office/infopath/2007/PartnerControls"/>
   </ds:schemaRefs>
 </ds:datastoreItem>
-</file>
-
-<file path=customXml/itemProps4.xml><?xml version="1.0" encoding="utf-8"?>
-<ds:datastoreItem xmlns:ds="http://schemas.openxmlformats.org/officeDocument/2006/customXml" ds:itemID="{98211D8D-C047-49A3-9424-2548D01C90AD}">
-  <ds:schemaRefs>
-    <ds:schemaRef ds:uri="http://schemas.openxmlformats.org/officeDocument/2006/bibliography"/>
-  </ds:schemaRefs>
-</ds:datastoreItem>
 </file>
--- a/Documentación/Requisitos de Software.docx
+++ b/Documentación/Requisitos de Software.docx
@@ -1,6 +1,6 @@
 
 <file path=word/document.xml><?xml version="1.0" encoding="utf-8"?>
-<w:document xmlns:wpc="http://schemas.microsoft.com/office/word/2010/wordprocessingCanvas" xmlns:cx="http://schemas.microsoft.com/office/drawing/2014/chartex" xmlns:cx1="http://schemas.microsoft.com/office/drawing/2015/9/8/chartex" xmlns:cx2="http://schemas.microsoft.com/office/drawing/2015/10/21/chartex" xmlns:cx3="http://schemas.microsoft.com/office/drawing/2016/5/9/chartex" xmlns:cx4="http://schemas.microsoft.com/office/drawing/2016/5/10/chartex" xmlns:cx5="http://schemas.microsoft.com/office/drawing/2016/5/11/chartex" xmlns:cx6="http://schemas.microsoft.com/office/drawing/2016/5/12/chartex" xmlns:cx7="http://schemas.microsoft.com/office/drawing/2016/5/13/chartex" xmlns:cx8="http://schemas.microsoft.com/office/drawing/2016/5/14/chartex" xmlns:mc="http://schemas.openxmlformats.org/markup-compatibility/2006" xmlns:aink="http://schemas.microsoft.com/office/drawing/2016/ink" xmlns:am3d="http://schemas.microsoft.com/office/drawing/2017/model3d" xmlns:o="urn:schemas-microsoft-com:office:office" xmlns:oel="http://schemas.microsoft.com/office/2019/extlst" xmlns:r="http://schemas.openxmlformats.org/officeDocument/2006/relationships" xmlns:m="http://schemas.openxmlformats.org/officeDocument/2006/math" xmlns:v="urn:schemas-microsoft-com:vml" xmlns:wp14="http://schemas.microsoft.com/office/word/2010/wordprocessingDrawing" xmlns:wp="http://schemas.openxmlformats.org/drawingml/2006/wordprocessingDrawing" xmlns:w10="urn:schemas-microsoft-com:office:word" xmlns:w="http://schemas.openxmlformats.org/wordprocessingml/2006/main" xmlns:w14="http://schemas.microsoft.com/office/word/2010/wordml" xmlns:w15="http://schemas.microsoft.com/office/word/2012/wordml" xmlns:w16cex="http://schemas.microsoft.com/office/word/2018/wordml/cex" xmlns:w16cid="http://schemas.microsoft.com/office/word/2016/wordml/cid" xmlns:w16="http://schemas.microsoft.com/office/word/2018/wordml" xmlns:w16du="http://schemas.microsoft.com/office/word/2023/wordml/word16du" xmlns:w16sdtdh="http://schemas.microsoft.com/office/word/2020/wordml/sdtdatahash" xmlns:w16sdtfl="http://schemas.microsoft.com/office/word/2024/wordml/sdtformatlock" xmlns:w16se="http://schemas.microsoft.com/office/word/2015/wordml/symex" xmlns:wpg="http://schemas.microsoft.com/office/word/2010/wordprocessingGroup" xmlns:wpi="http://schemas.microsoft.com/office/word/2010/wordprocessingInk" xmlns:wne="http://schemas.microsoft.com/office/word/2006/wordml" xmlns:wps="http://schemas.microsoft.com/office/word/2010/wordprocessingShape" mc:Ignorable="w14 w15 w16se w16cid w16 w16cex w16sdtdh w16sdtfl w16du wp14">
+<w:document xmlns:wpc="http://schemas.microsoft.com/office/word/2010/wordprocessingCanvas" xmlns:cx="http://schemas.microsoft.com/office/drawing/2014/chartex" xmlns:cx1="http://schemas.microsoft.com/office/drawing/2015/9/8/chartex" xmlns:cx2="http://schemas.microsoft.com/office/drawing/2015/10/21/chartex" xmlns:cx3="http://schemas.microsoft.com/office/drawing/2016/5/9/chartex" xmlns:cx4="http://schemas.microsoft.com/office/drawing/2016/5/10/chartex" xmlns:cx5="http://schemas.microsoft.com/office/drawing/2016/5/11/chartex" xmlns:cx6="http://schemas.microsoft.com/office/drawing/2016/5/12/chartex" xmlns:cx7="http://schemas.microsoft.com/office/drawing/2016/5/13/chartex" xmlns:cx8="http://schemas.microsoft.com/office/drawing/2016/5/14/chartex" xmlns:mc="http://schemas.openxmlformats.org/markup-compatibility/2006" xmlns:aink="http://schemas.microsoft.com/office/drawing/2016/ink" xmlns:am3d="http://schemas.microsoft.com/office/drawing/2017/model3d" xmlns:o="urn:schemas-microsoft-com:office:office" xmlns:oel="http://schemas.microsoft.com/office/2019/extlst" xmlns:r="http://schemas.openxmlformats.org/officeDocument/2006/relationships" xmlns:m="http://schemas.openxmlformats.org/officeDocument/2006/math" xmlns:v="urn:schemas-microsoft-com:vml" xmlns:wp14="http://schemas.microsoft.com/office/word/2010/wordprocessingDrawing" xmlns:wp="http://schemas.openxmlformats.org/drawingml/2006/wordprocessingDrawing" xmlns:w10="urn:schemas-microsoft-com:office:word" xmlns:w="http://schemas.openxmlformats.org/wordprocessingml/2006/main" xmlns:w14="http://schemas.microsoft.com/office/word/2010/wordml" xmlns:w15="http://schemas.microsoft.com/office/word/2012/wordml" xmlns:w16cei="http://schemas.microsoft.com/office/word/2026/wordml/cei" xmlns:w16cex="http://schemas.microsoft.com/office/word/2018/wordml/cex" xmlns:w16cid="http://schemas.microsoft.com/office/word/2016/wordml/cid" xmlns:w16="http://schemas.microsoft.com/office/word/2018/wordml" xmlns:w16du="http://schemas.microsoft.com/office/word/2023/wordml/word16du" xmlns:w16sdtdh="http://schemas.microsoft.com/office/word/2020/wordml/sdtdatahash" xmlns:w16sdtfl="http://schemas.microsoft.com/office/word/2024/wordml/sdtformatlock" xmlns:w16se="http://schemas.microsoft.com/office/word/2015/wordml/symex" xmlns:wpg="http://schemas.microsoft.com/office/word/2010/wordprocessingGroup" xmlns:wpi="http://schemas.microsoft.com/office/word/2010/wordprocessingInk" xmlns:wne="http://schemas.microsoft.com/office/word/2006/wordml" xmlns:wps="http://schemas.microsoft.com/office/word/2010/wordprocessingShape" mc:Ignorable="w14 w15 w16se w16cid w16 w16cex w16sdtdh w16sdtfl w16du wp14">
   <w:body>
     <w:p/>
     <w:p/>
@@ -244,9 +244,9 @@
                 <w:noProof/>
               </w:rPr>
               <w:drawing>
-                <wp:inline distT="0" distB="0" distL="0" distR="0" wp14:anchorId="714000B3" wp14:editId="20A34AD5">
-                  <wp:extent cx="528335" cy="514350"/>
-                  <wp:effectExtent l="0" t="0" r="5080" b="0"/>
+                <wp:inline distT="0" distB="0" distL="0" distR="0" wp14:anchorId="714000B3" wp14:editId="7AD2AE93">
+                  <wp:extent cx="514350" cy="514350"/>
+                  <wp:effectExtent l="0" t="0" r="0" b="0"/>
                   <wp:docPr id="4" name="Imagen 3"/>
                   <wp:cNvGraphicFramePr>
                     <a:graphicFrameLocks xmlns:a="http://schemas.openxmlformats.org/drawingml/2006/main" noChangeAspect="1"/>
@@ -275,7 +275,7 @@
                         <pic:spPr bwMode="auto">
                           <a:xfrm>
                             <a:off x="0" y="0"/>
-                            <a:ext cx="528335" cy="514350"/>
+                            <a:ext cx="514350" cy="514350"/>
                           </a:xfrm>
                           <a:prstGeom prst="rect">
                             <a:avLst/>
@@ -474,7 +474,21 @@
               <w:rPr>
                 <w:b/>
               </w:rPr>
-              <w:t>Verificado dep. calidad.</w:t>
+              <w:t xml:space="preserve">Verificado </w:t>
+            </w:r>
+            <w:proofErr w:type="spellStart"/>
+            <w:r>
+              <w:rPr>
+                <w:b/>
+              </w:rPr>
+              <w:t>dep</w:t>
+            </w:r>
+            <w:proofErr w:type="spellEnd"/>
+            <w:r>
+              <w:rPr>
+                <w:b/>
+              </w:rPr>
+              <w:t>. calidad.</w:t>
             </w:r>
           </w:p>
         </w:tc>
@@ -828,8 +842,33 @@
                 <w:rFonts w:cs="Arial"/>
                 <w:lang w:val="fr-FR"/>
               </w:rPr>
-              <w:t>Por la empresa suministradora</w:t>
-            </w:r>
+              <w:t xml:space="preserve">Por la </w:t>
+            </w:r>
+            <w:proofErr w:type="spellStart"/>
+            <w:r>
+              <w:rPr>
+                <w:rFonts w:cs="Arial"/>
+                <w:lang w:val="fr-FR"/>
+              </w:rPr>
+              <w:t>empresa</w:t>
+            </w:r>
+            <w:proofErr w:type="spellEnd"/>
+            <w:r>
+              <w:rPr>
+                <w:rFonts w:cs="Arial"/>
+                <w:lang w:val="fr-FR"/>
+              </w:rPr>
+              <w:t xml:space="preserve"> </w:t>
+            </w:r>
+            <w:proofErr w:type="spellStart"/>
+            <w:r>
+              <w:rPr>
+                <w:rFonts w:cs="Arial"/>
+                <w:lang w:val="fr-FR"/>
+              </w:rPr>
+              <w:t>suministradora</w:t>
+            </w:r>
+            <w:proofErr w:type="spellEnd"/>
           </w:p>
         </w:tc>
       </w:tr>
@@ -981,7 +1020,21 @@
               <w:rPr>
                 <w:rFonts w:cs="Arial"/>
               </w:rPr>
-              <w:t xml:space="preserve">D./ Dña </w:t>
+              <w:t xml:space="preserve">D./ </w:t>
+            </w:r>
+            <w:proofErr w:type="spellStart"/>
+            <w:r>
+              <w:rPr>
+                <w:rFonts w:cs="Arial"/>
+              </w:rPr>
+              <w:t>Dña</w:t>
+            </w:r>
+            <w:proofErr w:type="spellEnd"/>
+            <w:r>
+              <w:rPr>
+                <w:rFonts w:cs="Arial"/>
+              </w:rPr>
+              <w:t xml:space="preserve"> </w:t>
             </w:r>
             <w:r>
               <w:fldChar w:fldCharType="begin"/>
@@ -1022,7 +1075,21 @@
               <w:rPr>
                 <w:rFonts w:cs="Arial"/>
               </w:rPr>
-              <w:t xml:space="preserve">Fdo. D./Dña </w:t>
+              <w:t>Fdo. D./</w:t>
+            </w:r>
+            <w:proofErr w:type="spellStart"/>
+            <w:r>
+              <w:rPr>
+                <w:rFonts w:cs="Arial"/>
+              </w:rPr>
+              <w:t>Dña</w:t>
+            </w:r>
+            <w:proofErr w:type="spellEnd"/>
+            <w:r>
+              <w:rPr>
+                <w:rFonts w:cs="Arial"/>
+              </w:rPr>
+              <w:t xml:space="preserve"> </w:t>
             </w:r>
             <w:r>
               <w:fldChar w:fldCharType="begin"/>
@@ -4889,13 +4956,21 @@
         <w:t xml:space="preserve">El propósito de este documento es especificar los requisitos de software para la </w:t>
       </w:r>
       <w:r>
-        <w:t xml:space="preserve">app (falta </w:t>
+        <w:t>app (</w:t>
+      </w:r>
+      <w:proofErr w:type="gramStart"/>
+      <w:r>
+        <w:t xml:space="preserve">falta </w:t>
       </w:r>
       <w:r>
         <w:t xml:space="preserve"> </w:t>
       </w:r>
       <w:r>
-        <w:t xml:space="preserve">el nombre de la app) </w:t>
+        <w:t>el</w:t>
+      </w:r>
+      <w:proofErr w:type="gramEnd"/>
+      <w:r>
+        <w:t xml:space="preserve"> nombre de la app) </w:t>
       </w:r>
       <w:r>
         <w:t>de</w:t>
@@ -4931,9 +5006,11 @@
       <w:r>
         <w:t xml:space="preserve">Nombre del sistema: </w:t>
       </w:r>
+      <w:proofErr w:type="spellStart"/>
       <w:r>
         <w:t>AppDimex</w:t>
       </w:r>
+      <w:proofErr w:type="spellEnd"/>
       <w:r>
         <w:t>.</w:t>
       </w:r>
@@ -6646,7 +6723,15 @@
               <w:ind w:left="0"/>
             </w:pPr>
             <w:r>
-              <w:t>Abordaje en vía pública, captura de datos, cotización y envío de pre-evaluación al corporativo</w:t>
+              <w:t xml:space="preserve">Abordaje en vía pública, captura de datos, cotización y envío de </w:t>
+            </w:r>
+            <w:proofErr w:type="spellStart"/>
+            <w:r>
+              <w:t>pre-evaluación</w:t>
+            </w:r>
+            <w:proofErr w:type="spellEnd"/>
+            <w:r>
+              <w:t xml:space="preserve"> al corporativo</w:t>
             </w:r>
           </w:p>
         </w:tc>
@@ -6701,7 +6786,15 @@
         </w:numPr>
       </w:pPr>
       <w:r>
-        <w:t>Restricción de Plataforma: Debe funcionar exclusivamente en dispositivos móviles (smartphones/tablets).</w:t>
+        <w:t>Restricción de Plataforma: Debe funcionar exclusivamente en dispositivos móviles (smartphones/</w:t>
+      </w:r>
+      <w:proofErr w:type="spellStart"/>
+      <w:r>
+        <w:t>tablets</w:t>
+      </w:r>
+      <w:proofErr w:type="spellEnd"/>
+      <w:r>
+        <w:t>).</w:t>
       </w:r>
     </w:p>
     <w:p>
@@ -6749,7 +6842,15 @@
         </w:numPr>
       </w:pPr>
       <w:r>
-        <w:t>Conectividad: Se asume cobertura de red móvil (3G/4G/5G) o Wi-Fi para consultar las bases de datos corporativas.</w:t>
+        <w:t xml:space="preserve">Conectividad: Se asume cobertura de red móvil (3G/4G/5G) o </w:t>
+      </w:r>
+      <w:proofErr w:type="spellStart"/>
+      <w:r>
+        <w:t>Wi</w:t>
+      </w:r>
+      <w:proofErr w:type="spellEnd"/>
+      <w:r>
+        <w:t>-Fi para consultar las bases de datos corporativas.</w:t>
       </w:r>
     </w:p>
     <w:p>
@@ -6769,7 +6870,15 @@
         </w:rPr>
       </w:pPr>
       <w:r>
-        <w:t>Disponibilidad del Servidor Central: El core de Dimex debe responder a las consultas de morosidad e historial sin caerse.</w:t>
+        <w:t xml:space="preserve">Disponibilidad del Servidor Central: El </w:t>
+      </w:r>
+      <w:proofErr w:type="spellStart"/>
+      <w:r>
+        <w:t>core</w:t>
+      </w:r>
+      <w:proofErr w:type="spellEnd"/>
+      <w:r>
+        <w:t xml:space="preserve"> de Dimex debe responder a las consultas de morosidad e historial sin caerse.</w:t>
       </w:r>
     </w:p>
     <w:p>
@@ -6826,8 +6935,13 @@
           <w:lang w:val="es-MX"/>
         </w:rPr>
       </w:pPr>
+      <w:proofErr w:type="spellStart"/>
       <w:r>
-        <w:t>Pre-validación biométrica mediante la cámara del celular para corregir errores antes de ir a sucursal.</w:t>
+        <w:t>Pre-validación</w:t>
+      </w:r>
+      <w:proofErr w:type="spellEnd"/>
+      <w:r>
+        <w:t xml:space="preserve"> biométrica mediante la cámara del celular para corregir errores antes de ir a sucursal.</w:t>
       </w:r>
     </w:p>
     <w:p>
@@ -6929,7 +7043,15 @@
         <w:pStyle w:val="Normalindentado3"/>
       </w:pPr>
       <w:r>
-        <w:t>Dispositivos móviles Android / iOS con pantalla táctil y conexión a Internet (datos móviles o Wi-Fi).</w:t>
+        <w:t xml:space="preserve">Dispositivos móviles Android / iOS con pantalla táctil y conexión a Internet (datos móviles o </w:t>
+      </w:r>
+      <w:proofErr w:type="spellStart"/>
+      <w:r>
+        <w:t>Wi</w:t>
+      </w:r>
+      <w:proofErr w:type="spellEnd"/>
+      <w:r>
+        <w:t>-Fi).</w:t>
       </w:r>
     </w:p>
     <w:p>
@@ -10419,7 +10541,7 @@
 </file>
 
 <file path=word/endnotes.xml><?xml version="1.0" encoding="utf-8"?>
-<w:endnotes xmlns:wpc="http://schemas.microsoft.com/office/word/2010/wordprocessingCanvas" xmlns:cx="http://schemas.microsoft.com/office/drawing/2014/chartex" xmlns:cx1="http://schemas.microsoft.com/office/drawing/2015/9/8/chartex" xmlns:cx2="http://schemas.microsoft.com/office/drawing/2015/10/21/chartex" xmlns:cx3="http://schemas.microsoft.com/office/drawing/2016/5/9/chartex" xmlns:cx4="http://schemas.microsoft.com/office/drawing/2016/5/10/chartex" xmlns:cx5="http://schemas.microsoft.com/office/drawing/2016/5/11/chartex" xmlns:cx6="http://schemas.microsoft.com/office/drawing/2016/5/12/chartex" xmlns:cx7="http://schemas.microsoft.com/office/drawing/2016/5/13/chartex" xmlns:cx8="http://schemas.microsoft.com/office/drawing/2016/5/14/chartex" xmlns:mc="http://schemas.openxmlformats.org/markup-compatibility/2006" xmlns:aink="http://schemas.microsoft.com/office/drawing/2016/ink" xmlns:am3d="http://schemas.microsoft.com/office/drawing/2017/model3d" xmlns:o="urn:schemas-microsoft-com:office:office" xmlns:oel="http://schemas.microsoft.com/office/2019/extlst" xmlns:r="http://schemas.openxmlformats.org/officeDocument/2006/relationships" xmlns:m="http://schemas.openxmlformats.org/officeDocument/2006/math" xmlns:v="urn:schemas-microsoft-com:vml" xmlns:wp14="http://schemas.microsoft.com/office/word/2010/wordprocessingDrawing" xmlns:wp="http://schemas.openxmlformats.org/drawingml/2006/wordprocessingDrawing" xmlns:w10="urn:schemas-microsoft-com:office:word" xmlns:w="http://schemas.openxmlformats.org/wordprocessingml/2006/main" xmlns:w14="http://schemas.microsoft.com/office/word/2010/wordml" xmlns:w15="http://schemas.microsoft.com/office/word/2012/wordml" xmlns:w16cex="http://schemas.microsoft.com/office/word/2018/wordml/cex" xmlns:w16cid="http://schemas.microsoft.com/office/word/2016/wordml/cid" xmlns:w16="http://schemas.microsoft.com/office/word/2018/wordml" xmlns:w16du="http://schemas.microsoft.com/office/word/2023/wordml/word16du" xmlns:w16sdtdh="http://schemas.microsoft.com/office/word/2020/wordml/sdtdatahash" xmlns:w16sdtfl="http://schemas.microsoft.com/office/word/2024/wordml/sdtformatlock" xmlns:w16se="http://schemas.microsoft.com/office/word/2015/wordml/symex" xmlns:wpg="http://schemas.microsoft.com/office/word/2010/wordprocessingGroup" xmlns:wpi="http://schemas.microsoft.com/office/word/2010/wordprocessingInk" xmlns:wne="http://schemas.microsoft.com/office/word/2006/wordml" xmlns:wps="http://schemas.microsoft.com/office/word/2010/wordprocessingShape" mc:Ignorable="w14 w15 w16se w16cid w16 w16cex w16sdtdh w16sdtfl w16du wp14">
+<w:endnotes xmlns:wpc="http://schemas.microsoft.com/office/word/2010/wordprocessingCanvas" xmlns:cx="http://schemas.microsoft.com/office/drawing/2014/chartex" xmlns:cx1="http://schemas.microsoft.com/office/drawing/2015/9/8/chartex" xmlns:cx2="http://schemas.microsoft.com/office/drawing/2015/10/21/chartex" xmlns:cx3="http://schemas.microsoft.com/office/drawing/2016/5/9/chartex" xmlns:cx4="http://schemas.microsoft.com/office/drawing/2016/5/10/chartex" xmlns:cx5="http://schemas.microsoft.com/office/drawing/2016/5/11/chartex" xmlns:cx6="http://schemas.microsoft.com/office/drawing/2016/5/12/chartex" xmlns:cx7="http://schemas.microsoft.com/office/drawing/2016/5/13/chartex" xmlns:cx8="http://schemas.microsoft.com/office/drawing/2016/5/14/chartex" xmlns:mc="http://schemas.openxmlformats.org/markup-compatibility/2006" xmlns:aink="http://schemas.microsoft.com/office/drawing/2016/ink" xmlns:am3d="http://schemas.microsoft.com/office/drawing/2017/model3d" xmlns:o="urn:schemas-microsoft-com:office:office" xmlns:oel="http://schemas.microsoft.com/office/2019/extlst" xmlns:r="http://schemas.openxmlformats.org/officeDocument/2006/relationships" xmlns:m="http://schemas.openxmlformats.org/officeDocument/2006/math" xmlns:v="urn:schemas-microsoft-com:vml" xmlns:wp14="http://schemas.microsoft.com/office/word/2010/wordprocessingDrawing" xmlns:wp="http://schemas.openxmlformats.org/drawingml/2006/wordprocessingDrawing" xmlns:w10="urn:schemas-microsoft-com:office:word" xmlns:w="http://schemas.openxmlformats.org/wordprocessingml/2006/main" xmlns:w14="http://schemas.microsoft.com/office/word/2010/wordml" xmlns:w15="http://schemas.microsoft.com/office/word/2012/wordml" xmlns:w16cei="http://schemas.microsoft.com/office/word/2026/wordml/cei" xmlns:w16cex="http://schemas.microsoft.com/office/word/2018/wordml/cex" xmlns:w16cid="http://schemas.microsoft.com/office/word/2016/wordml/cid" xmlns:w16="http://schemas.microsoft.com/office/word/2018/wordml" xmlns:w16du="http://schemas.microsoft.com/office/word/2023/wordml/word16du" xmlns:w16sdtdh="http://schemas.microsoft.com/office/word/2020/wordml/sdtdatahash" xmlns:w16sdtfl="http://schemas.microsoft.com/office/word/2024/wordml/sdtformatlock" xmlns:w16se="http://schemas.microsoft.com/office/word/2015/wordml/symex" xmlns:wpg="http://schemas.microsoft.com/office/word/2010/wordprocessingGroup" xmlns:wpi="http://schemas.microsoft.com/office/word/2010/wordprocessingInk" xmlns:wne="http://schemas.microsoft.com/office/word/2006/wordml" xmlns:wps="http://schemas.microsoft.com/office/word/2010/wordprocessingShape" mc:Ignorable="w14 w15 w16se w16cid w16 w16cex w16sdtdh w16sdtfl w16du wp14">
   <w:endnote w:type="separator" w:id="-1">
     <w:p>
       <w:r>
@@ -10438,7 +10560,7 @@
 </file>
 
 <file path=word/footer1.xml><?xml version="1.0" encoding="utf-8"?>
-<w:ftr xmlns:wpc="http://schemas.microsoft.com/office/word/2010/wordprocessingCanvas" xmlns:cx="http://schemas.microsoft.com/office/drawing/2014/chartex" xmlns:cx1="http://schemas.microsoft.com/office/drawing/2015/9/8/chartex" xmlns:cx2="http://schemas.microsoft.com/office/drawing/2015/10/21/chartex" xmlns:cx3="http://schemas.microsoft.com/office/drawing/2016/5/9/chartex" xmlns:cx4="http://schemas.microsoft.com/office/drawing/2016/5/10/chartex" xmlns:cx5="http://schemas.microsoft.com/office/drawing/2016/5/11/chartex" xmlns:cx6="http://schemas.microsoft.com/office/drawing/2016/5/12/chartex" xmlns:cx7="http://schemas.microsoft.com/office/drawing/2016/5/13/chartex" xmlns:cx8="http://schemas.microsoft.com/office/drawing/2016/5/14/chartex" xmlns:mc="http://schemas.openxmlformats.org/markup-compatibility/2006" xmlns:aink="http://schemas.microsoft.com/office/drawing/2016/ink" xmlns:am3d="http://schemas.microsoft.com/office/drawing/2017/model3d" xmlns:o="urn:schemas-microsoft-com:office:office" xmlns:oel="http://schemas.microsoft.com/office/2019/extlst" xmlns:r="http://schemas.openxmlformats.org/officeDocument/2006/relationships" xmlns:m="http://schemas.openxmlformats.org/officeDocument/2006/math" xmlns:v="urn:schemas-microsoft-com:vml" xmlns:wp14="http://schemas.microsoft.com/office/word/2010/wordprocessingDrawing" xmlns:wp="http://schemas.openxmlformats.org/drawingml/2006/wordprocessingDrawing" xmlns:w10="urn:schemas-microsoft-com:office:word" xmlns:w="http://schemas.openxmlformats.org/wordprocessingml/2006/main" xmlns:w14="http://schemas.microsoft.com/office/word/2010/wordml" xmlns:w15="http://schemas.microsoft.com/office/word/2012/wordml" xmlns:w16cex="http://schemas.microsoft.com/office/word/2018/wordml/cex" xmlns:w16cid="http://schemas.microsoft.com/office/word/2016/wordml/cid" xmlns:w16="http://schemas.microsoft.com/office/word/2018/wordml" xmlns:w16du="http://schemas.microsoft.com/office/word/2023/wordml/word16du" xmlns:w16sdtdh="http://schemas.microsoft.com/office/word/2020/wordml/sdtdatahash" xmlns:w16sdtfl="http://schemas.microsoft.com/office/word/2024/wordml/sdtformatlock" xmlns:w16se="http://schemas.microsoft.com/office/word/2015/wordml/symex" xmlns:wpg="http://schemas.microsoft.com/office/word/2010/wordprocessingGroup" xmlns:wpi="http://schemas.microsoft.com/office/word/2010/wordprocessingInk" xmlns:wne="http://schemas.microsoft.com/office/word/2006/wordml" xmlns:wps="http://schemas.microsoft.com/office/word/2010/wordprocessingShape" mc:Ignorable="w14 w15 w16se w16cid w16 w16cex w16sdtdh w16sdtfl w16du wp14">
+<w:ftr xmlns:wpc="http://schemas.microsoft.com/office/word/2010/wordprocessingCanvas" xmlns:cx="http://schemas.microsoft.com/office/drawing/2014/chartex" xmlns:cx1="http://schemas.microsoft.com/office/drawing/2015/9/8/chartex" xmlns:cx2="http://schemas.microsoft.com/office/drawing/2015/10/21/chartex" xmlns:cx3="http://schemas.microsoft.com/office/drawing/2016/5/9/chartex" xmlns:cx4="http://schemas.microsoft.com/office/drawing/2016/5/10/chartex" xmlns:cx5="http://schemas.microsoft.com/office/drawing/2016/5/11/chartex" xmlns:cx6="http://schemas.microsoft.com/office/drawing/2016/5/12/chartex" xmlns:cx7="http://schemas.microsoft.com/office/drawing/2016/5/13/chartex" xmlns:cx8="http://schemas.microsoft.com/office/drawing/2016/5/14/chartex" xmlns:mc="http://schemas.openxmlformats.org/markup-compatibility/2006" xmlns:aink="http://schemas.microsoft.com/office/drawing/2016/ink" xmlns:am3d="http://schemas.microsoft.com/office/drawing/2017/model3d" xmlns:o="urn:schemas-microsoft-com:office:office" xmlns:oel="http://schemas.microsoft.com/office/2019/extlst" xmlns:r="http://schemas.openxmlformats.org/officeDocument/2006/relationships" xmlns:m="http://schemas.openxmlformats.org/officeDocument/2006/math" xmlns:v="urn:schemas-microsoft-com:vml" xmlns:wp14="http://schemas.microsoft.com/office/word/2010/wordprocessingDrawing" xmlns:wp="http://schemas.openxmlformats.org/drawingml/2006/wordprocessingDrawing" xmlns:w10="urn:schemas-microsoft-com:office:word" xmlns:w="http://schemas.openxmlformats.org/wordprocessingml/2006/main" xmlns:w14="http://schemas.microsoft.com/office/word/2010/wordml" xmlns:w15="http://schemas.microsoft.com/office/word/2012/wordml" xmlns:w16cei="http://schemas.microsoft.com/office/word/2026/wordml/cei" xmlns:w16cex="http://schemas.microsoft.com/office/word/2018/wordml/cex" xmlns:w16cid="http://schemas.microsoft.com/office/word/2016/wordml/cid" xmlns:w16="http://schemas.microsoft.com/office/word/2018/wordml" xmlns:w16du="http://schemas.microsoft.com/office/word/2023/wordml/word16du" xmlns:w16sdtdh="http://schemas.microsoft.com/office/word/2020/wordml/sdtdatahash" xmlns:w16sdtfl="http://schemas.microsoft.com/office/word/2024/wordml/sdtformatlock" xmlns:w16se="http://schemas.microsoft.com/office/word/2015/wordml/symex" xmlns:wpg="http://schemas.microsoft.com/office/word/2010/wordprocessingGroup" xmlns:wpi="http://schemas.microsoft.com/office/word/2010/wordprocessingInk" xmlns:wne="http://schemas.microsoft.com/office/word/2006/wordml" xmlns:wps="http://schemas.microsoft.com/office/word/2010/wordprocessingShape" mc:Ignorable="w14 w15 w16se w16cid w16 w16cex w16sdtdh w16sdtfl w16du wp14">
   <w:tbl>
     <w:tblPr>
       <w:tblW w:w="0" w:type="auto"/>
@@ -10518,8 +10640,18 @@
               <w:color w:val="241A61"/>
               <w:sz w:val="16"/>
             </w:rPr>
-            <w:t>Descripción de requisitos del sofware</w:t>
+            <w:t xml:space="preserve">Descripción de requisitos del </w:t>
           </w:r>
+          <w:proofErr w:type="spellStart"/>
+          <w:r>
+            <w:rPr>
+              <w:rFonts w:cs="Arial"/>
+              <w:color w:val="241A61"/>
+              <w:sz w:val="16"/>
+            </w:rPr>
+            <w:t>sofware</w:t>
+          </w:r>
+          <w:proofErr w:type="spellEnd"/>
         </w:p>
       </w:tc>
     </w:tr>
@@ -10533,7 +10665,7 @@
 </file>
 
 <file path=word/footer2.xml><?xml version="1.0" encoding="utf-8"?>
-<w:ftr xmlns:wpc="http://schemas.microsoft.com/office/word/2010/wordprocessingCanvas" xmlns:cx="http://schemas.microsoft.com/office/drawing/2014/chartex" xmlns:cx1="http://schemas.microsoft.com/office/drawing/2015/9/8/chartex" xmlns:cx2="http://schemas.microsoft.com/office/drawing/2015/10/21/chartex" xmlns:cx3="http://schemas.microsoft.com/office/drawing/2016/5/9/chartex" xmlns:cx4="http://schemas.microsoft.com/office/drawing/2016/5/10/chartex" xmlns:cx5="http://schemas.microsoft.com/office/drawing/2016/5/11/chartex" xmlns:cx6="http://schemas.microsoft.com/office/drawing/2016/5/12/chartex" xmlns:cx7="http://schemas.microsoft.com/office/drawing/2016/5/13/chartex" xmlns:cx8="http://schemas.microsoft.com/office/drawing/2016/5/14/chartex" xmlns:mc="http://schemas.openxmlformats.org/markup-compatibility/2006" xmlns:aink="http://schemas.microsoft.com/office/drawing/2016/ink" xmlns:am3d="http://schemas.microsoft.com/office/drawing/2017/model3d" xmlns:o="urn:schemas-microsoft-com:office:office" xmlns:oel="http://schemas.microsoft.com/office/2019/extlst" xmlns:r="http://schemas.openxmlformats.org/officeDocument/2006/relationships" xmlns:m="http://schemas.openxmlformats.org/officeDocument/2006/math" xmlns:v="urn:schemas-microsoft-com:vml" xmlns:wp14="http://schemas.microsoft.com/office/word/2010/wordprocessingDrawing" xmlns:wp="http://schemas.openxmlformats.org/drawingml/2006/wordprocessingDrawing" xmlns:w10="urn:schemas-microsoft-com:office:word" xmlns:w="http://schemas.openxmlformats.org/wordprocessingml/2006/main" xmlns:w14="http://schemas.microsoft.com/office/word/2010/wordml" xmlns:w15="http://schemas.microsoft.com/office/word/2012/wordml" xmlns:w16cex="http://schemas.microsoft.com/office/word/2018/wordml/cex" xmlns:w16cid="http://schemas.microsoft.com/office/word/2016/wordml/cid" xmlns:w16="http://schemas.microsoft.com/office/word/2018/wordml" xmlns:w16du="http://schemas.microsoft.com/office/word/2023/wordml/word16du" xmlns:w16sdtdh="http://schemas.microsoft.com/office/word/2020/wordml/sdtdatahash" xmlns:w16sdtfl="http://schemas.microsoft.com/office/word/2024/wordml/sdtformatlock" xmlns:w16se="http://schemas.microsoft.com/office/word/2015/wordml/symex" xmlns:wpg="http://schemas.microsoft.com/office/word/2010/wordprocessingGroup" xmlns:wpi="http://schemas.microsoft.com/office/word/2010/wordprocessingInk" xmlns:wne="http://schemas.microsoft.com/office/word/2006/wordml" xmlns:wps="http://schemas.microsoft.com/office/word/2010/wordprocessingShape" mc:Ignorable="w14 w15 w16se w16cid w16 w16cex w16sdtdh w16sdtfl w16du wp14">
+<w:ftr xmlns:wpc="http://schemas.microsoft.com/office/word/2010/wordprocessingCanvas" xmlns:cx="http://schemas.microsoft.com/office/drawing/2014/chartex" xmlns:cx1="http://schemas.microsoft.com/office/drawing/2015/9/8/chartex" xmlns:cx2="http://schemas.microsoft.com/office/drawing/2015/10/21/chartex" xmlns:cx3="http://schemas.microsoft.com/office/drawing/2016/5/9/chartex" xmlns:cx4="http://schemas.microsoft.com/office/drawing/2016/5/10/chartex" xmlns:cx5="http://schemas.microsoft.com/office/drawing/2016/5/11/chartex" xmlns:cx6="http://schemas.microsoft.com/office/drawing/2016/5/12/chartex" xmlns:cx7="http://schemas.microsoft.com/office/drawing/2016/5/13/chartex" xmlns:cx8="http://schemas.microsoft.com/office/drawing/2016/5/14/chartex" xmlns:mc="http://schemas.openxmlformats.org/markup-compatibility/2006" xmlns:aink="http://schemas.microsoft.com/office/drawing/2016/ink" xmlns:am3d="http://schemas.microsoft.com/office/drawing/2017/model3d" xmlns:o="urn:schemas-microsoft-com:office:office" xmlns:oel="http://schemas.microsoft.com/office/2019/extlst" xmlns:r="http://schemas.openxmlformats.org/officeDocument/2006/relationships" xmlns:m="http://schemas.openxmlformats.org/officeDocument/2006/math" xmlns:v="urn:schemas-microsoft-com:vml" xmlns:wp14="http://schemas.microsoft.com/office/word/2010/wordprocessingDrawing" xmlns:wp="http://schemas.openxmlformats.org/drawingml/2006/wordprocessingDrawing" xmlns:w10="urn:schemas-microsoft-com:office:word" xmlns:w="http://schemas.openxmlformats.org/wordprocessingml/2006/main" xmlns:w14="http://schemas.microsoft.com/office/word/2010/wordml" xmlns:w15="http://schemas.microsoft.com/office/word/2012/wordml" xmlns:w16cei="http://schemas.microsoft.com/office/word/2026/wordml/cei" xmlns:w16cex="http://schemas.microsoft.com/office/word/2018/wordml/cex" xmlns:w16cid="http://schemas.microsoft.com/office/word/2016/wordml/cid" xmlns:w16="http://schemas.microsoft.com/office/word/2018/wordml" xmlns:w16du="http://schemas.microsoft.com/office/word/2023/wordml/word16du" xmlns:w16sdtdh="http://schemas.microsoft.com/office/word/2020/wordml/sdtdatahash" xmlns:w16sdtfl="http://schemas.microsoft.com/office/word/2024/wordml/sdtformatlock" xmlns:w16se="http://schemas.microsoft.com/office/word/2015/wordml/symex" xmlns:wpg="http://schemas.microsoft.com/office/word/2010/wordprocessingGroup" xmlns:wpi="http://schemas.microsoft.com/office/word/2010/wordprocessingInk" xmlns:wne="http://schemas.microsoft.com/office/word/2006/wordml" xmlns:wps="http://schemas.microsoft.com/office/word/2010/wordprocessingShape" mc:Ignorable="w14 w15 w16se w16cid w16 w16cex w16sdtdh w16sdtfl w16du wp14">
   <w:p>
     <w:pPr>
       <w:pStyle w:val="Piedepgina"/>
@@ -10543,7 +10675,7 @@
 </file>
 
 <file path=word/footnotes.xml><?xml version="1.0" encoding="utf-8"?>
-<w:footnotes xmlns:wpc="http://schemas.microsoft.com/office/word/2010/wordprocessingCanvas" xmlns:cx="http://schemas.microsoft.com/office/drawing/2014/chartex" xmlns:cx1="http://schemas.microsoft.com/office/drawing/2015/9/8/chartex" xmlns:cx2="http://schemas.microsoft.com/office/drawing/2015/10/21/chartex" xmlns:cx3="http://schemas.microsoft.com/office/drawing/2016/5/9/chartex" xmlns:cx4="http://schemas.microsoft.com/office/drawing/2016/5/10/chartex" xmlns:cx5="http://schemas.microsoft.com/office/drawing/2016/5/11/chartex" xmlns:cx6="http://schemas.microsoft.com/office/drawing/2016/5/12/chartex" xmlns:cx7="http://schemas.microsoft.com/office/drawing/2016/5/13/chartex" xmlns:cx8="http://schemas.microsoft.com/office/drawing/2016/5/14/chartex" xmlns:mc="http://schemas.openxmlformats.org/markup-compatibility/2006" xmlns:aink="http://schemas.microsoft.com/office/drawing/2016/ink" xmlns:am3d="http://schemas.microsoft.com/office/drawing/2017/model3d" xmlns:o="urn:schemas-microsoft-com:office:office" xmlns:oel="http://schemas.microsoft.com/office/2019/extlst" xmlns:r="http://schemas.openxmlformats.org/officeDocument/2006/relationships" xmlns:m="http://schemas.openxmlformats.org/officeDocument/2006/math" xmlns:v="urn:schemas-microsoft-com:vml" xmlns:wp14="http://schemas.microsoft.com/office/word/2010/wordprocessingDrawing" xmlns:wp="http://schemas.openxmlformats.org/drawingml/2006/wordprocessingDrawing" xmlns:w10="urn:schemas-microsoft-com:office:word" xmlns:w="http://schemas.openxmlformats.org/wordprocessingml/2006/main" xmlns:w14="http://schemas.microsoft.com/office/word/2010/wordml" xmlns:w15="http://schemas.microsoft.com/office/word/2012/wordml" xmlns:w16cex="http://schemas.microsoft.com/office/word/2018/wordml/cex" xmlns:w16cid="http://schemas.microsoft.com/office/word/2016/wordml/cid" xmlns:w16="http://schemas.microsoft.com/office/word/2018/wordml" xmlns:w16du="http://schemas.microsoft.com/office/word/2023/wordml/word16du" xmlns:w16sdtdh="http://schemas.microsoft.com/office/word/2020/wordml/sdtdatahash" xmlns:w16sdtfl="http://schemas.microsoft.com/office/word/2024/wordml/sdtformatlock" xmlns:w16se="http://schemas.microsoft.com/office/word/2015/wordml/symex" xmlns:wpg="http://schemas.microsoft.com/office/word/2010/wordprocessingGroup" xmlns:wpi="http://schemas.microsoft.com/office/word/2010/wordprocessingInk" xmlns:wne="http://schemas.microsoft.com/office/word/2006/wordml" xmlns:wps="http://schemas.microsoft.com/office/word/2010/wordprocessingShape" mc:Ignorable="w14 w15 w16se w16cid w16 w16cex w16sdtdh w16sdtfl w16du wp14">
+<w:footnotes xmlns:wpc="http://schemas.microsoft.com/office/word/2010/wordprocessingCanvas" xmlns:cx="http://schemas.microsoft.com/office/drawing/2014/chartex" xmlns:cx1="http://schemas.microsoft.com/office/drawing/2015/9/8/chartex" xmlns:cx2="http://schemas.microsoft.com/office/drawing/2015/10/21/chartex" xmlns:cx3="http://schemas.microsoft.com/office/drawing/2016/5/9/chartex" xmlns:cx4="http://schemas.microsoft.com/office/drawing/2016/5/10/chartex" xmlns:cx5="http://schemas.microsoft.com/office/drawing/2016/5/11/chartex" xmlns:cx6="http://schemas.microsoft.com/office/drawing/2016/5/12/chartex" xmlns:cx7="http://schemas.microsoft.com/office/drawing/2016/5/13/chartex" xmlns:cx8="http://schemas.microsoft.com/office/drawing/2016/5/14/chartex" xmlns:mc="http://schemas.openxmlformats.org/markup-compatibility/2006" xmlns:aink="http://schemas.microsoft.com/office/drawing/2016/ink" xmlns:am3d="http://schemas.microsoft.com/office/drawing/2017/model3d" xmlns:o="urn:schemas-microsoft-com:office:office" xmlns:oel="http://schemas.microsoft.com/office/2019/extlst" xmlns:r="http://schemas.openxmlformats.org/officeDocument/2006/relationships" xmlns:m="http://schemas.openxmlformats.org/officeDocument/2006/math" xmlns:v="urn:schemas-microsoft-com:vml" xmlns:wp14="http://schemas.microsoft.com/office/word/2010/wordprocessingDrawing" xmlns:wp="http://schemas.openxmlformats.org/drawingml/2006/wordprocessingDrawing" xmlns:w10="urn:schemas-microsoft-com:office:word" xmlns:w="http://schemas.openxmlformats.org/wordprocessingml/2006/main" xmlns:w14="http://schemas.microsoft.com/office/word/2010/wordml" xmlns:w15="http://schemas.microsoft.com/office/word/2012/wordml" xmlns:w16cei="http://schemas.microsoft.com/office/word/2026/wordml/cei" xmlns:w16cex="http://schemas.microsoft.com/office/word/2018/wordml/cex" xmlns:w16cid="http://schemas.microsoft.com/office/word/2016/wordml/cid" xmlns:w16="http://schemas.microsoft.com/office/word/2018/wordml" xmlns:w16du="http://schemas.microsoft.com/office/word/2023/wordml/word16du" xmlns:w16sdtdh="http://schemas.microsoft.com/office/word/2020/wordml/sdtdatahash" xmlns:w16sdtfl="http://schemas.microsoft.com/office/word/2024/wordml/sdtformatlock" xmlns:w16se="http://schemas.microsoft.com/office/word/2015/wordml/symex" xmlns:wpg="http://schemas.microsoft.com/office/word/2010/wordprocessingGroup" xmlns:wpi="http://schemas.microsoft.com/office/word/2010/wordprocessingInk" xmlns:wne="http://schemas.microsoft.com/office/word/2006/wordml" xmlns:wps="http://schemas.microsoft.com/office/word/2010/wordprocessingShape" mc:Ignorable="w14 w15 w16se w16cid w16 w16cex w16sdtdh w16sdtfl w16du wp14">
   <w:footnote w:type="separator" w:id="-1">
     <w:p>
       <w:r>
@@ -10562,7 +10694,7 @@
 </file>
 
 <file path=word/header1.xml><?xml version="1.0" encoding="utf-8"?>
-<w:hdr xmlns:wpc="http://schemas.microsoft.com/office/word/2010/wordprocessingCanvas" xmlns:cx="http://schemas.microsoft.com/office/drawing/2014/chartex" xmlns:cx1="http://schemas.microsoft.com/office/drawing/2015/9/8/chartex" xmlns:cx2="http://schemas.microsoft.com/office/drawing/2015/10/21/chartex" xmlns:cx3="http://schemas.microsoft.com/office/drawing/2016/5/9/chartex" xmlns:cx4="http://schemas.microsoft.com/office/drawing/2016/5/10/chartex" xmlns:cx5="http://schemas.microsoft.com/office/drawing/2016/5/11/chartex" xmlns:cx6="http://schemas.microsoft.com/office/drawing/2016/5/12/chartex" xmlns:cx7="http://schemas.microsoft.com/office/drawing/2016/5/13/chartex" xmlns:cx8="http://schemas.microsoft.com/office/drawing/2016/5/14/chartex" xmlns:mc="http://schemas.openxmlformats.org/markup-compatibility/2006" xmlns:aink="http://schemas.microsoft.com/office/drawing/2016/ink" xmlns:am3d="http://schemas.microsoft.com/office/drawing/2017/model3d" xmlns:o="urn:schemas-microsoft-com:office:office" xmlns:oel="http://schemas.microsoft.com/office/2019/extlst" xmlns:r="http://schemas.openxmlformats.org/officeDocument/2006/relationships" xmlns:m="http://schemas.openxmlformats.org/officeDocument/2006/math" xmlns:v="urn:schemas-microsoft-com:vml" xmlns:wp14="http://schemas.microsoft.com/office/word/2010/wordprocessingDrawing" xmlns:wp="http://schemas.openxmlformats.org/drawingml/2006/wordprocessingDrawing" xmlns:w10="urn:schemas-microsoft-com:office:word" xmlns:w="http://schemas.openxmlformats.org/wordprocessingml/2006/main" xmlns:w14="http://schemas.microsoft.com/office/word/2010/wordml" xmlns:w15="http://schemas.microsoft.com/office/word/2012/wordml" xmlns:w16cex="http://schemas.microsoft.com/office/word/2018/wordml/cex" xmlns:w16cid="http://schemas.microsoft.com/office/word/2016/wordml/cid" xmlns:w16="http://schemas.microsoft.com/office/word/2018/wordml" xmlns:w16du="http://schemas.microsoft.com/office/word/2023/wordml/word16du" xmlns:w16sdtdh="http://schemas.microsoft.com/office/word/2020/wordml/sdtdatahash" xmlns:w16sdtfl="http://schemas.microsoft.com/office/word/2024/wordml/sdtformatlock" xmlns:w16se="http://schemas.microsoft.com/office/word/2015/wordml/symex" xmlns:wpg="http://schemas.microsoft.com/office/word/2010/wordprocessingGroup" xmlns:wpi="http://schemas.microsoft.com/office/word/2010/wordprocessingInk" xmlns:wne="http://schemas.microsoft.com/office/word/2006/wordml" xmlns:wps="http://schemas.microsoft.com/office/word/2010/wordprocessingShape" mc:Ignorable="w14 w15 w16se w16cid w16 w16cex w16sdtdh w16sdtfl w16du wp14">
+<w:hdr xmlns:wpc="http://schemas.microsoft.com/office/word/2010/wordprocessingCanvas" xmlns:cx="http://schemas.microsoft.com/office/drawing/2014/chartex" xmlns:cx1="http://schemas.microsoft.com/office/drawing/2015/9/8/chartex" xmlns:cx2="http://schemas.microsoft.com/office/drawing/2015/10/21/chartex" xmlns:cx3="http://schemas.microsoft.com/office/drawing/2016/5/9/chartex" xmlns:cx4="http://schemas.microsoft.com/office/drawing/2016/5/10/chartex" xmlns:cx5="http://schemas.microsoft.com/office/drawing/2016/5/11/chartex" xmlns:cx6="http://schemas.microsoft.com/office/drawing/2016/5/12/chartex" xmlns:cx7="http://schemas.microsoft.com/office/drawing/2016/5/13/chartex" xmlns:cx8="http://schemas.microsoft.com/office/drawing/2016/5/14/chartex" xmlns:mc="http://schemas.openxmlformats.org/markup-compatibility/2006" xmlns:aink="http://schemas.microsoft.com/office/drawing/2016/ink" xmlns:am3d="http://schemas.microsoft.com/office/drawing/2017/model3d" xmlns:o="urn:schemas-microsoft-com:office:office" xmlns:oel="http://schemas.microsoft.com/office/2019/extlst" xmlns:r="http://schemas.openxmlformats.org/officeDocument/2006/relationships" xmlns:m="http://schemas.openxmlformats.org/officeDocument/2006/math" xmlns:v="urn:schemas-microsoft-com:vml" xmlns:wp14="http://schemas.microsoft.com/office/word/2010/wordprocessingDrawing" xmlns:wp="http://schemas.openxmlformats.org/drawingml/2006/wordprocessingDrawing" xmlns:w10="urn:schemas-microsoft-com:office:word" xmlns:w="http://schemas.openxmlformats.org/wordprocessingml/2006/main" xmlns:w14="http://schemas.microsoft.com/office/word/2010/wordml" xmlns:w15="http://schemas.microsoft.com/office/word/2012/wordml" xmlns:w16cei="http://schemas.microsoft.com/office/word/2026/wordml/cei" xmlns:w16cex="http://schemas.microsoft.com/office/word/2018/wordml/cex" xmlns:w16cid="http://schemas.microsoft.com/office/word/2016/wordml/cid" xmlns:w16="http://schemas.microsoft.com/office/word/2018/wordml" xmlns:w16du="http://schemas.microsoft.com/office/word/2023/wordml/word16du" xmlns:w16sdtdh="http://schemas.microsoft.com/office/word/2020/wordml/sdtdatahash" xmlns:w16sdtfl="http://schemas.microsoft.com/office/word/2024/wordml/sdtformatlock" xmlns:w16se="http://schemas.microsoft.com/office/word/2015/wordml/symex" xmlns:wpg="http://schemas.microsoft.com/office/word/2010/wordprocessingGroup" xmlns:wpi="http://schemas.microsoft.com/office/word/2010/wordprocessingInk" xmlns:wne="http://schemas.microsoft.com/office/word/2006/wordml" xmlns:wps="http://schemas.microsoft.com/office/word/2010/wordprocessingShape" mc:Ignorable="w14 w15 w16se w16cid w16 w16cex w16sdtdh w16sdtfl w16du wp14">
   <w:tbl>
     <w:tblPr>
       <w:tblW w:w="0" w:type="auto"/>
@@ -10794,7 +10926,7 @@
 </file>
 
 <file path=word/header2.xml><?xml version="1.0" encoding="utf-8"?>
-<w:hdr xmlns:wpc="http://schemas.microsoft.com/office/word/2010/wordprocessingCanvas" xmlns:cx="http://schemas.microsoft.com/office/drawing/2014/chartex" xmlns:cx1="http://schemas.microsoft.com/office/drawing/2015/9/8/chartex" xmlns:cx2="http://schemas.microsoft.com/office/drawing/2015/10/21/chartex" xmlns:cx3="http://schemas.microsoft.com/office/drawing/2016/5/9/chartex" xmlns:cx4="http://schemas.microsoft.com/office/drawing/2016/5/10/chartex" xmlns:cx5="http://schemas.microsoft.com/office/drawing/2016/5/11/chartex" xmlns:cx6="http://schemas.microsoft.com/office/drawing/2016/5/12/chartex" xmlns:cx7="http://schemas.microsoft.com/office/drawing/2016/5/13/chartex" xmlns:cx8="http://schemas.microsoft.com/office/drawing/2016/5/14/chartex" xmlns:mc="http://schemas.openxmlformats.org/markup-compatibility/2006" xmlns:aink="http://schemas.microsoft.com/office/drawing/2016/ink" xmlns:am3d="http://schemas.microsoft.com/office/drawing/2017/model3d" xmlns:o="urn:schemas-microsoft-com:office:office" xmlns:oel="http://schemas.microsoft.com/office/2019/extlst" xmlns:r="http://schemas.openxmlformats.org/officeDocument/2006/relationships" xmlns:m="http://schemas.openxmlformats.org/officeDocument/2006/math" xmlns:v="urn:schemas-microsoft-com:vml" xmlns:wp14="http://schemas.microsoft.com/office/word/2010/wordprocessingDrawing" xmlns:wp="http://schemas.openxmlformats.org/drawingml/2006/wordprocessingDrawing" xmlns:w10="urn:schemas-microsoft-com:office:word" xmlns:w="http://schemas.openxmlformats.org/wordprocessingml/2006/main" xmlns:w14="http://schemas.microsoft.com/office/word/2010/wordml" xmlns:w15="http://schemas.microsoft.com/office/word/2012/wordml" xmlns:w16cex="http://schemas.microsoft.com/office/word/2018/wordml/cex" xmlns:w16cid="http://schemas.microsoft.com/office/word/2016/wordml/cid" xmlns:w16="http://schemas.microsoft.com/office/word/2018/wordml" xmlns:w16du="http://schemas.microsoft.com/office/word/2023/wordml/word16du" xmlns:w16sdtdh="http://schemas.microsoft.com/office/word/2020/wordml/sdtdatahash" xmlns:w16sdtfl="http://schemas.microsoft.com/office/word/2024/wordml/sdtformatlock" xmlns:w16se="http://schemas.microsoft.com/office/word/2015/wordml/symex" xmlns:wpg="http://schemas.microsoft.com/office/word/2010/wordprocessingGroup" xmlns:wpi="http://schemas.microsoft.com/office/word/2010/wordprocessingInk" xmlns:wne="http://schemas.microsoft.com/office/word/2006/wordml" xmlns:wps="http://schemas.microsoft.com/office/word/2010/wordprocessingShape" mc:Ignorable="w14 w15 w16se w16cid w16 w16cex w16sdtdh w16sdtfl w16du wp14">
+<w:hdr xmlns:wpc="http://schemas.microsoft.com/office/word/2010/wordprocessingCanvas" xmlns:cx="http://schemas.microsoft.com/office/drawing/2014/chartex" xmlns:cx1="http://schemas.microsoft.com/office/drawing/2015/9/8/chartex" xmlns:cx2="http://schemas.microsoft.com/office/drawing/2015/10/21/chartex" xmlns:cx3="http://schemas.microsoft.com/office/drawing/2016/5/9/chartex" xmlns:cx4="http://schemas.microsoft.com/office/drawing/2016/5/10/chartex" xmlns:cx5="http://schemas.microsoft.com/office/drawing/2016/5/11/chartex" xmlns:cx6="http://schemas.microsoft.com/office/drawing/2016/5/12/chartex" xmlns:cx7="http://schemas.microsoft.com/office/drawing/2016/5/13/chartex" xmlns:cx8="http://schemas.microsoft.com/office/drawing/2016/5/14/chartex" xmlns:mc="http://schemas.openxmlformats.org/markup-compatibility/2006" xmlns:aink="http://schemas.microsoft.com/office/drawing/2016/ink" xmlns:am3d="http://schemas.microsoft.com/office/drawing/2017/model3d" xmlns:o="urn:schemas-microsoft-com:office:office" xmlns:oel="http://schemas.microsoft.com/office/2019/extlst" xmlns:r="http://schemas.openxmlformats.org/officeDocument/2006/relationships" xmlns:m="http://schemas.openxmlformats.org/officeDocument/2006/math" xmlns:v="urn:schemas-microsoft-com:vml" xmlns:wp14="http://schemas.microsoft.com/office/word/2010/wordprocessingDrawing" xmlns:wp="http://schemas.openxmlformats.org/drawingml/2006/wordprocessingDrawing" xmlns:w10="urn:schemas-microsoft-com:office:word" xmlns:w="http://schemas.openxmlformats.org/wordprocessingml/2006/main" xmlns:w14="http://schemas.microsoft.com/office/word/2010/wordml" xmlns:w15="http://schemas.microsoft.com/office/word/2012/wordml" xmlns:w16cei="http://schemas.microsoft.com/office/word/2026/wordml/cei" xmlns:w16cex="http://schemas.microsoft.com/office/word/2018/wordml/cex" xmlns:w16cid="http://schemas.microsoft.com/office/word/2016/wordml/cid" xmlns:w16="http://schemas.microsoft.com/office/word/2018/wordml" xmlns:w16du="http://schemas.microsoft.com/office/word/2023/wordml/word16du" xmlns:w16sdtdh="http://schemas.microsoft.com/office/word/2020/wordml/sdtdatahash" xmlns:w16sdtfl="http://schemas.microsoft.com/office/word/2024/wordml/sdtformatlock" xmlns:w16se="http://schemas.microsoft.com/office/word/2015/wordml/symex" xmlns:wpg="http://schemas.microsoft.com/office/word/2010/wordprocessingGroup" xmlns:wpi="http://schemas.microsoft.com/office/word/2010/wordprocessingInk" xmlns:wne="http://schemas.microsoft.com/office/word/2006/wordml" xmlns:wps="http://schemas.microsoft.com/office/word/2010/wordprocessingShape" mc:Ignorable="w14 w15 w16se w16cid w16 w16cex w16sdtdh w16sdtfl w16du wp14">
   <w:p>
     <w:pPr>
       <w:pStyle w:val="Encabezado"/>
@@ -10805,7 +10937,7 @@
 </file>
 
 <file path=word/header3.xml><?xml version="1.0" encoding="utf-8"?>
-<w:hdr xmlns:wpc="http://schemas.microsoft.com/office/word/2010/wordprocessingCanvas" xmlns:cx="http://schemas.microsoft.com/office/drawing/2014/chartex" xmlns:cx1="http://schemas.microsoft.com/office/drawing/2015/9/8/chartex" xmlns:cx2="http://schemas.microsoft.com/office/drawing/2015/10/21/chartex" xmlns:cx3="http://schemas.microsoft.com/office/drawing/2016/5/9/chartex" xmlns:cx4="http://schemas.microsoft.com/office/drawing/2016/5/10/chartex" xmlns:cx5="http://schemas.microsoft.com/office/drawing/2016/5/11/chartex" xmlns:cx6="http://schemas.microsoft.com/office/drawing/2016/5/12/chartex" xmlns:cx7="http://schemas.microsoft.com/office/drawing/2016/5/13/chartex" xmlns:cx8="http://schemas.microsoft.com/office/drawing/2016/5/14/chartex" xmlns:mc="http://schemas.openxmlformats.org/markup-compatibility/2006" xmlns:aink="http://schemas.microsoft.com/office/drawing/2016/ink" xmlns:am3d="http://schemas.microsoft.com/office/drawing/2017/model3d" xmlns:o="urn:schemas-microsoft-com:office:office" xmlns:oel="http://schemas.microsoft.com/office/2019/extlst" xmlns:r="http://schemas.openxmlformats.org/officeDocument/2006/relationships" xmlns:m="http://schemas.openxmlformats.org/officeDocument/2006/math" xmlns:v="urn:schemas-microsoft-com:vml" xmlns:wp14="http://schemas.microsoft.com/office/word/2010/wordprocessingDrawing" xmlns:wp="http://schemas.openxmlformats.org/drawingml/2006/wordprocessingDrawing" xmlns:w10="urn:schemas-microsoft-com:office:word" xmlns:w="http://schemas.openxmlformats.org/wordprocessingml/2006/main" xmlns:w14="http://schemas.microsoft.com/office/word/2010/wordml" xmlns:w15="http://schemas.microsoft.com/office/word/2012/wordml" xmlns:w16cex="http://schemas.microsoft.com/office/word/2018/wordml/cex" xmlns:w16cid="http://schemas.microsoft.com/office/word/2016/wordml/cid" xmlns:w16="http://schemas.microsoft.com/office/word/2018/wordml" xmlns:w16du="http://schemas.microsoft.com/office/word/2023/wordml/word16du" xmlns:w16sdtdh="http://schemas.microsoft.com/office/word/2020/wordml/sdtdatahash" xmlns:w16sdtfl="http://schemas.microsoft.com/office/word/2024/wordml/sdtformatlock" xmlns:w16se="http://schemas.microsoft.com/office/word/2015/wordml/symex" xmlns:wpg="http://schemas.microsoft.com/office/word/2010/wordprocessingGroup" xmlns:wpi="http://schemas.microsoft.com/office/word/2010/wordprocessingInk" xmlns:wne="http://schemas.microsoft.com/office/word/2006/wordml" xmlns:wps="http://schemas.microsoft.com/office/word/2010/wordprocessingShape" mc:Ignorable="w14 w15 w16se w16cid w16 w16cex w16sdtdh w16sdtfl w16du wp14">
+<w:hdr xmlns:wpc="http://schemas.microsoft.com/office/word/2010/wordprocessingCanvas" xmlns:cx="http://schemas.microsoft.com/office/drawing/2014/chartex" xmlns:cx1="http://schemas.microsoft.com/office/drawing/2015/9/8/chartex" xmlns:cx2="http://schemas.microsoft.com/office/drawing/2015/10/21/chartex" xmlns:cx3="http://schemas.microsoft.com/office/drawing/2016/5/9/chartex" xmlns:cx4="http://schemas.microsoft.com/office/drawing/2016/5/10/chartex" xmlns:cx5="http://schemas.microsoft.com/office/drawing/2016/5/11/chartex" xmlns:cx6="http://schemas.microsoft.com/office/drawing/2016/5/12/chartex" xmlns:cx7="http://schemas.microsoft.com/office/drawing/2016/5/13/chartex" xmlns:cx8="http://schemas.microsoft.com/office/drawing/2016/5/14/chartex" xmlns:mc="http://schemas.openxmlformats.org/markup-compatibility/2006" xmlns:aink="http://schemas.microsoft.com/office/drawing/2016/ink" xmlns:am3d="http://schemas.microsoft.com/office/drawing/2017/model3d" xmlns:o="urn:schemas-microsoft-com:office:office" xmlns:oel="http://schemas.microsoft.com/office/2019/extlst" xmlns:r="http://schemas.openxmlformats.org/officeDocument/2006/relationships" xmlns:m="http://schemas.openxmlformats.org/officeDocument/2006/math" xmlns:v="urn:schemas-microsoft-com:vml" xmlns:wp14="http://schemas.microsoft.com/office/word/2010/wordprocessingDrawing" xmlns:wp="http://schemas.openxmlformats.org/drawingml/2006/wordprocessingDrawing" xmlns:w10="urn:schemas-microsoft-com:office:word" xmlns:w="http://schemas.openxmlformats.org/wordprocessingml/2006/main" xmlns:w14="http://schemas.microsoft.com/office/word/2010/wordml" xmlns:w15="http://schemas.microsoft.com/office/word/2012/wordml" xmlns:w16cei="http://schemas.microsoft.com/office/word/2026/wordml/cei" xmlns:w16cex="http://schemas.microsoft.com/office/word/2018/wordml/cex" xmlns:w16cid="http://schemas.microsoft.com/office/word/2016/wordml/cid" xmlns:w16="http://schemas.microsoft.com/office/word/2018/wordml" xmlns:w16du="http://schemas.microsoft.com/office/word/2023/wordml/word16du" xmlns:w16sdtdh="http://schemas.microsoft.com/office/word/2020/wordml/sdtdatahash" xmlns:w16sdtfl="http://schemas.microsoft.com/office/word/2024/wordml/sdtformatlock" xmlns:w16se="http://schemas.microsoft.com/office/word/2015/wordml/symex" xmlns:wpg="http://schemas.microsoft.com/office/word/2010/wordprocessingGroup" xmlns:wpi="http://schemas.microsoft.com/office/word/2010/wordprocessingInk" xmlns:wne="http://schemas.microsoft.com/office/word/2006/wordml" xmlns:wps="http://schemas.microsoft.com/office/word/2010/wordprocessingShape" mc:Ignorable="w14 w15 w16se w16cid w16 w16cex w16sdtdh w16sdtfl w16du wp14">
   <w:tbl>
     <w:tblPr>
       <w:tblW w:w="0" w:type="auto"/>
@@ -11075,7 +11207,7 @@
 </file>
 
 <file path=word/header4.xml><?xml version="1.0" encoding="utf-8"?>
-<w:hdr xmlns:wpc="http://schemas.microsoft.com/office/word/2010/wordprocessingCanvas" xmlns:cx="http://schemas.microsoft.com/office/drawing/2014/chartex" xmlns:cx1="http://schemas.microsoft.com/office/drawing/2015/9/8/chartex" xmlns:cx2="http://schemas.microsoft.com/office/drawing/2015/10/21/chartex" xmlns:cx3="http://schemas.microsoft.com/office/drawing/2016/5/9/chartex" xmlns:cx4="http://schemas.microsoft.com/office/drawing/2016/5/10/chartex" xmlns:cx5="http://schemas.microsoft.com/office/drawing/2016/5/11/chartex" xmlns:cx6="http://schemas.microsoft.com/office/drawing/2016/5/12/chartex" xmlns:cx7="http://schemas.microsoft.com/office/drawing/2016/5/13/chartex" xmlns:cx8="http://schemas.microsoft.com/office/drawing/2016/5/14/chartex" xmlns:mc="http://schemas.openxmlformats.org/markup-compatibility/2006" xmlns:aink="http://schemas.microsoft.com/office/drawing/2016/ink" xmlns:am3d="http://schemas.microsoft.com/office/drawing/2017/model3d" xmlns:o="urn:schemas-microsoft-com:office:office" xmlns:oel="http://schemas.microsoft.com/office/2019/extlst" xmlns:r="http://schemas.openxmlformats.org/officeDocument/2006/relationships" xmlns:m="http://schemas.openxmlformats.org/officeDocument/2006/math" xmlns:v="urn:schemas-microsoft-com:vml" xmlns:wp14="http://schemas.microsoft.com/office/word/2010/wordprocessingDrawing" xmlns:wp="http://schemas.openxmlformats.org/drawingml/2006/wordprocessingDrawing" xmlns:w10="urn:schemas-microsoft-com:office:word" xmlns:w="http://schemas.openxmlformats.org/wordprocessingml/2006/main" xmlns:w14="http://schemas.microsoft.com/office/word/2010/wordml" xmlns:w15="http://schemas.microsoft.com/office/word/2012/wordml" xmlns:w16cex="http://schemas.microsoft.com/office/word/2018/wordml/cex" xmlns:w16cid="http://schemas.microsoft.com/office/word/2016/wordml/cid" xmlns:w16="http://schemas.microsoft.com/office/word/2018/wordml" xmlns:w16du="http://schemas.microsoft.com/office/word/2023/wordml/word16du" xmlns:w16sdtdh="http://schemas.microsoft.com/office/word/2020/wordml/sdtdatahash" xmlns:w16sdtfl="http://schemas.microsoft.com/office/word/2024/wordml/sdtformatlock" xmlns:w16se="http://schemas.microsoft.com/office/word/2015/wordml/symex" xmlns:wpg="http://schemas.microsoft.com/office/word/2010/wordprocessingGroup" xmlns:wpi="http://schemas.microsoft.com/office/word/2010/wordprocessingInk" xmlns:wne="http://schemas.microsoft.com/office/word/2006/wordml" xmlns:wps="http://schemas.microsoft.com/office/word/2010/wordprocessingShape" mc:Ignorable="w14 w15 w16se w16cid w16 w16cex w16sdtdh w16sdtfl w16du wp14">
+<w:hdr xmlns:wpc="http://schemas.microsoft.com/office/word/2010/wordprocessingCanvas" xmlns:cx="http://schemas.microsoft.com/office/drawing/2014/chartex" xmlns:cx1="http://schemas.microsoft.com/office/drawing/2015/9/8/chartex" xmlns:cx2="http://schemas.microsoft.com/office/drawing/2015/10/21/chartex" xmlns:cx3="http://schemas.microsoft.com/office/drawing/2016/5/9/chartex" xmlns:cx4="http://schemas.microsoft.com/office/drawing/2016/5/10/chartex" xmlns:cx5="http://schemas.microsoft.com/office/drawing/2016/5/11/chartex" xmlns:cx6="http://schemas.microsoft.com/office/drawing/2016/5/12/chartex" xmlns:cx7="http://schemas.microsoft.com/office/drawing/2016/5/13/chartex" xmlns:cx8="http://schemas.microsoft.com/office/drawing/2016/5/14/chartex" xmlns:mc="http://schemas.openxmlformats.org/markup-compatibility/2006" xmlns:aink="http://schemas.microsoft.com/office/drawing/2016/ink" xmlns:am3d="http://schemas.microsoft.com/office/drawing/2017/model3d" xmlns:o="urn:schemas-microsoft-com:office:office" xmlns:oel="http://schemas.microsoft.com/office/2019/extlst" xmlns:r="http://schemas.openxmlformats.org/officeDocument/2006/relationships" xmlns:m="http://schemas.openxmlformats.org/officeDocument/2006/math" xmlns:v="urn:schemas-microsoft-com:vml" xmlns:wp14="http://schemas.microsoft.com/office/word/2010/wordprocessingDrawing" xmlns:wp="http://schemas.openxmlformats.org/drawingml/2006/wordprocessingDrawing" xmlns:w10="urn:schemas-microsoft-com:office:word" xmlns:w="http://schemas.openxmlformats.org/wordprocessingml/2006/main" xmlns:w14="http://schemas.microsoft.com/office/word/2010/wordml" xmlns:w15="http://schemas.microsoft.com/office/word/2012/wordml" xmlns:w16cei="http://schemas.microsoft.com/office/word/2026/wordml/cei" xmlns:w16cex="http://schemas.microsoft.com/office/word/2018/wordml/cex" xmlns:w16cid="http://schemas.microsoft.com/office/word/2016/wordml/cid" xmlns:w16="http://schemas.microsoft.com/office/word/2018/wordml" xmlns:w16du="http://schemas.microsoft.com/office/word/2023/wordml/word16du" xmlns:w16sdtdh="http://schemas.microsoft.com/office/word/2020/wordml/sdtdatahash" xmlns:w16sdtfl="http://schemas.microsoft.com/office/word/2024/wordml/sdtformatlock" xmlns:w16se="http://schemas.microsoft.com/office/word/2015/wordml/symex" xmlns:wpg="http://schemas.microsoft.com/office/word/2010/wordprocessingGroup" xmlns:wpi="http://schemas.microsoft.com/office/word/2010/wordprocessingInk" xmlns:wne="http://schemas.microsoft.com/office/word/2006/wordml" xmlns:wps="http://schemas.microsoft.com/office/word/2010/wordprocessingShape" mc:Ignorable="w14 w15 w16se w16cid w16 w16cex w16sdtdh w16sdtfl w16du wp14">
   <w:p>
     <w:pPr>
       <w:pStyle w:val="Encabezado"/>
@@ -11086,7 +11218,7 @@
 </file>
 
 <file path=word/header5.xml><?xml version="1.0" encoding="utf-8"?>
-<w:hdr xmlns:wpc="http://schemas.microsoft.com/office/word/2010/wordprocessingCanvas" xmlns:cx="http://schemas.microsoft.com/office/drawing/2014/chartex" xmlns:cx1="http://schemas.microsoft.com/office/drawing/2015/9/8/chartex" xmlns:cx2="http://schemas.microsoft.com/office/drawing/2015/10/21/chartex" xmlns:cx3="http://schemas.microsoft.com/office/drawing/2016/5/9/chartex" xmlns:cx4="http://schemas.microsoft.com/office/drawing/2016/5/10/chartex" xmlns:cx5="http://schemas.microsoft.com/office/drawing/2016/5/11/chartex" xmlns:cx6="http://schemas.microsoft.com/office/drawing/2016/5/12/chartex" xmlns:cx7="http://schemas.microsoft.com/office/drawing/2016/5/13/chartex" xmlns:cx8="http://schemas.microsoft.com/office/drawing/2016/5/14/chartex" xmlns:mc="http://schemas.openxmlformats.org/markup-compatibility/2006" xmlns:aink="http://schemas.microsoft.com/office/drawing/2016/ink" xmlns:am3d="http://schemas.microsoft.com/office/drawing/2017/model3d" xmlns:o="urn:schemas-microsoft-com:office:office" xmlns:oel="http://schemas.microsoft.com/office/2019/extlst" xmlns:r="http://schemas.openxmlformats.org/officeDocument/2006/relationships" xmlns:m="http://schemas.openxmlformats.org/officeDocument/2006/math" xmlns:v="urn:schemas-microsoft-com:vml" xmlns:wp14="http://schemas.microsoft.com/office/word/2010/wordprocessingDrawing" xmlns:wp="http://schemas.openxmlformats.org/drawingml/2006/wordprocessingDrawing" xmlns:w10="urn:schemas-microsoft-com:office:word" xmlns:w="http://schemas.openxmlformats.org/wordprocessingml/2006/main" xmlns:w14="http://schemas.microsoft.com/office/word/2010/wordml" xmlns:w15="http://schemas.microsoft.com/office/word/2012/wordml" xmlns:w16cex="http://schemas.microsoft.com/office/word/2018/wordml/cex" xmlns:w16cid="http://schemas.microsoft.com/office/word/2016/wordml/cid" xmlns:w16="http://schemas.microsoft.com/office/word/2018/wordml" xmlns:w16du="http://schemas.microsoft.com/office/word/2023/wordml/word16du" xmlns:w16sdtdh="http://schemas.microsoft.com/office/word/2020/wordml/sdtdatahash" xmlns:w16sdtfl="http://schemas.microsoft.com/office/word/2024/wordml/sdtformatlock" xmlns:w16se="http://schemas.microsoft.com/office/word/2015/wordml/symex" xmlns:wpg="http://schemas.microsoft.com/office/word/2010/wordprocessingGroup" xmlns:wpi="http://schemas.microsoft.com/office/word/2010/wordprocessingInk" xmlns:wne="http://schemas.microsoft.com/office/word/2006/wordml" xmlns:wps="http://schemas.microsoft.com/office/word/2010/wordprocessingShape" mc:Ignorable="w14 w15 w16se w16cid w16 w16cex w16sdtdh w16sdtfl w16du wp14">
+<w:hdr xmlns:wpc="http://schemas.microsoft.com/office/word/2010/wordprocessingCanvas" xmlns:cx="http://schemas.microsoft.com/office/drawing/2014/chartex" xmlns:cx1="http://schemas.microsoft.com/office/drawing/2015/9/8/chartex" xmlns:cx2="http://schemas.microsoft.com/office/drawing/2015/10/21/chartex" xmlns:cx3="http://schemas.microsoft.com/office/drawing/2016/5/9/chartex" xmlns:cx4="http://schemas.microsoft.com/office/drawing/2016/5/10/chartex" xmlns:cx5="http://schemas.microsoft.com/office/drawing/2016/5/11/chartex" xmlns:cx6="http://schemas.microsoft.com/office/drawing/2016/5/12/chartex" xmlns:cx7="http://schemas.microsoft.com/office/drawing/2016/5/13/chartex" xmlns:cx8="http://schemas.microsoft.com/office/drawing/2016/5/14/chartex" xmlns:mc="http://schemas.openxmlformats.org/markup-compatibility/2006" xmlns:aink="http://schemas.microsoft.com/office/drawing/2016/ink" xmlns:am3d="http://schemas.microsoft.com/office/drawing/2017/model3d" xmlns:o="urn:schemas-microsoft-com:office:office" xmlns:oel="http://schemas.microsoft.com/office/2019/extlst" xmlns:r="http://schemas.openxmlformats.org/officeDocument/2006/relationships" xmlns:m="http://schemas.openxmlformats.org/officeDocument/2006/math" xmlns:v="urn:schemas-microsoft-com:vml" xmlns:wp14="http://schemas.microsoft.com/office/word/2010/wordprocessingDrawing" xmlns:wp="http://schemas.openxmlformats.org/drawingml/2006/wordprocessingDrawing" xmlns:w10="urn:schemas-microsoft-com:office:word" xmlns:w="http://schemas.openxmlformats.org/wordprocessingml/2006/main" xmlns:w14="http://schemas.microsoft.com/office/word/2010/wordml" xmlns:w15="http://schemas.microsoft.com/office/word/2012/wordml" xmlns:w16cei="http://schemas.microsoft.com/office/word/2026/wordml/cei" xmlns:w16cex="http://schemas.microsoft.com/office/word/2018/wordml/cex" xmlns:w16cid="http://schemas.microsoft.com/office/word/2016/wordml/cid" xmlns:w16="http://schemas.microsoft.com/office/word/2018/wordml" xmlns:w16du="http://schemas.microsoft.com/office/word/2023/wordml/word16du" xmlns:w16sdtdh="http://schemas.microsoft.com/office/word/2020/wordml/sdtdatahash" xmlns:w16sdtfl="http://schemas.microsoft.com/office/word/2024/wordml/sdtformatlock" xmlns:w16se="http://schemas.microsoft.com/office/word/2015/wordml/symex" xmlns:wpg="http://schemas.microsoft.com/office/word/2010/wordprocessingGroup" xmlns:wpi="http://schemas.microsoft.com/office/word/2010/wordprocessingInk" xmlns:wne="http://schemas.microsoft.com/office/word/2006/wordml" xmlns:wps="http://schemas.microsoft.com/office/word/2010/wordprocessingShape" mc:Ignorable="w14 w15 w16se w16cid w16 w16cex w16sdtdh w16sdtfl w16du wp14">
   <w:tbl>
     <w:tblPr>
       <w:tblW w:w="0" w:type="auto"/>
@@ -11385,7 +11517,7 @@
 </file>
 
 <file path=word/numbering.xml><?xml version="1.0" encoding="utf-8"?>
-<w:numbering xmlns:wpc="http://schemas.microsoft.com/office/word/2010/wordprocessingCanvas" xmlns:cx="http://schemas.microsoft.com/office/drawing/2014/chartex" xmlns:cx1="http://schemas.microsoft.com/office/drawing/2015/9/8/chartex" xmlns:cx2="http://schemas.microsoft.com/office/drawing/2015/10/21/chartex" xmlns:cx3="http://schemas.microsoft.com/office/drawing/2016/5/9/chartex" xmlns:cx4="http://schemas.microsoft.com/office/drawing/2016/5/10/chartex" xmlns:cx5="http://schemas.microsoft.com/office/drawing/2016/5/11/chartex" xmlns:cx6="http://schemas.microsoft.com/office/drawing/2016/5/12/chartex" xmlns:cx7="http://schemas.microsoft.com/office/drawing/2016/5/13/chartex" xmlns:cx8="http://schemas.microsoft.com/office/drawing/2016/5/14/chartex" xmlns:mc="http://schemas.openxmlformats.org/markup-compatibility/2006" xmlns:aink="http://schemas.microsoft.com/office/drawing/2016/ink" xmlns:am3d="http://schemas.microsoft.com/office/drawing/2017/model3d" xmlns:o="urn:schemas-microsoft-com:office:office" xmlns:oel="http://schemas.microsoft.com/office/2019/extlst" xmlns:r="http://schemas.openxmlformats.org/officeDocument/2006/relationships" xmlns:m="http://schemas.openxmlformats.org/officeDocument/2006/math" xmlns:v="urn:schemas-microsoft-com:vml" xmlns:wp14="http://schemas.microsoft.com/office/word/2010/wordprocessingDrawing" xmlns:wp="http://schemas.openxmlformats.org/drawingml/2006/wordprocessingDrawing" xmlns:w10="urn:schemas-microsoft-com:office:word" xmlns:w="http://schemas.openxmlformats.org/wordprocessingml/2006/main" xmlns:w14="http://schemas.microsoft.com/office/word/2010/wordml" xmlns:w15="http://schemas.microsoft.com/office/word/2012/wordml" xmlns:w16cex="http://schemas.microsoft.com/office/word/2018/wordml/cex" xmlns:w16cid="http://schemas.microsoft.com/office/word/2016/wordml/cid" xmlns:w16="http://schemas.microsoft.com/office/word/2018/wordml" xmlns:w16du="http://schemas.microsoft.com/office/word/2023/wordml/word16du" xmlns:w16sdtdh="http://schemas.microsoft.com/office/word/2020/wordml/sdtdatahash" xmlns:w16sdtfl="http://schemas.microsoft.com/office/word/2024/wordml/sdtformatlock" xmlns:w16se="http://schemas.microsoft.com/office/word/2015/wordml/symex" xmlns:wpg="http://schemas.microsoft.com/office/word/2010/wordprocessingGroup" xmlns:wpi="http://schemas.microsoft.com/office/word/2010/wordprocessingInk" xmlns:wne="http://schemas.microsoft.com/office/word/2006/wordml" xmlns:wps="http://schemas.microsoft.com/office/word/2010/wordprocessingShape" mc:Ignorable="w14 w15 w16se w16cid w16 w16cex w16sdtdh w16sdtfl w16du wp14">
+<w:numbering xmlns:wpc="http://schemas.microsoft.com/office/word/2010/wordprocessingCanvas" xmlns:cx="http://schemas.microsoft.com/office/drawing/2014/chartex" xmlns:cx1="http://schemas.microsoft.com/office/drawing/2015/9/8/chartex" xmlns:cx2="http://schemas.microsoft.com/office/drawing/2015/10/21/chartex" xmlns:cx3="http://schemas.microsoft.com/office/drawing/2016/5/9/chartex" xmlns:cx4="http://schemas.microsoft.com/office/drawing/2016/5/10/chartex" xmlns:cx5="http://schemas.microsoft.com/office/drawing/2016/5/11/chartex" xmlns:cx6="http://schemas.microsoft.com/office/drawing/2016/5/12/chartex" xmlns:cx7="http://schemas.microsoft.com/office/drawing/2016/5/13/chartex" xmlns:cx8="http://schemas.microsoft.com/office/drawing/2016/5/14/chartex" xmlns:mc="http://schemas.openxmlformats.org/markup-compatibility/2006" xmlns:aink="http://schemas.microsoft.com/office/drawing/2016/ink" xmlns:am3d="http://schemas.microsoft.com/office/drawing/2017/model3d" xmlns:o="urn:schemas-microsoft-com:office:office" xmlns:oel="http://schemas.microsoft.com/office/2019/extlst" xmlns:r="http://schemas.openxmlformats.org/officeDocument/2006/relationships" xmlns:m="http://schemas.openxmlformats.org/officeDocument/2006/math" xmlns:v="urn:schemas-microsoft-com:vml" xmlns:wp14="http://schemas.microsoft.com/office/word/2010/wordprocessingDrawing" xmlns:wp="http://schemas.openxmlformats.org/drawingml/2006/wordprocessingDrawing" xmlns:w10="urn:schemas-microsoft-com:office:word" xmlns:w="http://schemas.openxmlformats.org/wordprocessingml/2006/main" xmlns:w14="http://schemas.microsoft.com/office/word/2010/wordml" xmlns:w15="http://schemas.microsoft.com/office/word/2012/wordml" xmlns:w16cei="http://schemas.microsoft.com/office/word/2026/wordml/cei" xmlns:w16cex="http://schemas.microsoft.com/office/word/2018/wordml/cex" xmlns:w16cid="http://schemas.microsoft.com/office/word/2016/wordml/cid" xmlns:w16="http://schemas.microsoft.com/office/word/2018/wordml" xmlns:w16du="http://schemas.microsoft.com/office/word/2023/wordml/word16du" xmlns:w16sdtdh="http://schemas.microsoft.com/office/word/2020/wordml/sdtdatahash" xmlns:w16sdtfl="http://schemas.microsoft.com/office/word/2024/wordml/sdtformatlock" xmlns:w16se="http://schemas.microsoft.com/office/word/2015/wordml/symex" xmlns:wpg="http://schemas.microsoft.com/office/word/2010/wordprocessingGroup" xmlns:wpi="http://schemas.microsoft.com/office/word/2010/wordprocessingInk" xmlns:wne="http://schemas.microsoft.com/office/word/2006/wordml" xmlns:wps="http://schemas.microsoft.com/office/word/2010/wordprocessingShape" mc:Ignorable="w14 w15 w16se w16cid w16 w16cex w16sdtdh w16sdtfl w16du wp14">
   <w:abstractNum w:abstractNumId="0" w15:restartNumberingAfterBreak="0">
     <w:nsid w:val="0EEC3581"/>
     <w:multiLevelType w:val="hybridMultilevel"/>
@@ -14269,7 +14401,7 @@
       <w:ind w:left="4252"/>
     </w:pPr>
   </w:style>
-  <w:style w:type="paragraph" w:styleId="Firmadecorreo">
+  <w:style w:type="paragraph" w:styleId="Firmadecorreoelectrnico">
     <w:name w:val="E-mail Signature"/>
     <w:basedOn w:val="Normal"/>
   </w:style>
@@ -15199,6 +15331,25 @@
 </file>
 
 <file path=customXml/item1.xml><?xml version="1.0" encoding="utf-8"?>
+<p:properties xmlns:p="http://schemas.microsoft.com/office/2006/metadata/properties" xmlns:xsi="http://www.w3.org/2001/XMLSchema-instance" xmlns:pc="http://schemas.microsoft.com/office/infopath/2007/PartnerControls">
+  <documentManagement/>
+</p:properties>
+</file>
+
+<file path=customXml/item2.xml><?xml version="1.0" encoding="utf-8"?>
+<b:Sources xmlns:b="http://schemas.openxmlformats.org/officeDocument/2006/bibliography" xmlns="http://schemas.openxmlformats.org/officeDocument/2006/bibliography" SelectedStyle="\APASixthEditionOfficeOnline.xsl" StyleName="APA" Version="6"/>
+</file>
+
+<file path=customXml/item3.xml><?xml version="1.0" encoding="utf-8"?>
+<?mso-contentType ?>
+<FormTemplates xmlns="http://schemas.microsoft.com/sharepoint/v3/contenttype/forms">
+  <Display>DocumentLibraryForm</Display>
+  <Edit>DocumentLibraryForm</Edit>
+  <New>DocumentLibraryForm</New>
+</FormTemplates>
+</file>
+
+<file path=customXml/item4.xml><?xml version="1.0" encoding="utf-8"?>
 <ct:contentTypeSchema xmlns:ct="http://schemas.microsoft.com/office/2006/metadata/contentType" xmlns:ma="http://schemas.microsoft.com/office/2006/metadata/properties/metaAttributes" ct:_="" ma:_="" ma:contentTypeName="Document" ma:contentTypeID="0x010100C4D8C2822012C745A04DAD716F3BBC49" ma:contentTypeVersion="3" ma:contentTypeDescription="Create a new document." ma:contentTypeScope="" ma:versionID="22e449cb79a113e2a4c6c520348d9a82">
   <xsd:schema xmlns:xsd="http://www.w3.org/2001/XMLSchema" xmlns:xs="http://www.w3.org/2001/XMLSchema" xmlns:p="http://schemas.microsoft.com/office/2006/metadata/properties" xmlns:ns2="c874e5e4-5e19-40c3-b9bf-93ae489ed224" targetNamespace="http://schemas.microsoft.com/office/2006/metadata/properties" ma:root="true" ma:fieldsID="5541cf0c11fc23ffbfc0e2753c01e082" ns2:_="">
     <xsd:import namespace="c874e5e4-5e19-40c3-b9bf-93ae489ed224"/>
@@ -15336,26 +15487,32 @@
 </ct:contentTypeSchema>
 </file>
 
-<file path=customXml/item2.xml><?xml version="1.0" encoding="utf-8"?>
-<?mso-contentType ?>
-<FormTemplates xmlns="http://schemas.microsoft.com/sharepoint/v3/contenttype/forms">
-  <Display>DocumentLibraryForm</Display>
-  <Edit>DocumentLibraryForm</Edit>
-  <New>DocumentLibraryForm</New>
-</FormTemplates>
+<file path=customXml/itemProps1.xml><?xml version="1.0" encoding="utf-8"?>
+<ds:datastoreItem xmlns:ds="http://schemas.openxmlformats.org/officeDocument/2006/customXml" ds:itemID="{82EFE2AF-DC09-4CAC-B4BF-550B4A378594}">
+  <ds:schemaRefs>
+    <ds:schemaRef ds:uri="http://schemas.microsoft.com/office/2006/metadata/properties"/>
+    <ds:schemaRef ds:uri="http://schemas.microsoft.com/office/infopath/2007/PartnerControls"/>
+  </ds:schemaRefs>
+</ds:datastoreItem>
 </file>
 
-<file path=customXml/item3.xml><?xml version="1.0" encoding="utf-8"?>
-<b:Sources xmlns:b="http://schemas.openxmlformats.org/officeDocument/2006/bibliography" xmlns="http://schemas.openxmlformats.org/officeDocument/2006/bibliography" SelectedStyle="\APASixthEditionOfficeOnline.xsl" StyleName="APA" Version="6"/>
+<file path=customXml/itemProps2.xml><?xml version="1.0" encoding="utf-8"?>
+<ds:datastoreItem xmlns:ds="http://schemas.openxmlformats.org/officeDocument/2006/customXml" ds:itemID="{98211D8D-C047-49A3-9424-2548D01C90AD}">
+  <ds:schemaRefs>
+    <ds:schemaRef ds:uri="http://schemas.openxmlformats.org/officeDocument/2006/bibliography"/>
+  </ds:schemaRefs>
+</ds:datastoreItem>
 </file>
 
-<file path=customXml/item4.xml><?xml version="1.0" encoding="utf-8"?>
-<p:properties xmlns:p="http://schemas.microsoft.com/office/2006/metadata/properties" xmlns:xsi="http://www.w3.org/2001/XMLSchema-instance" xmlns:pc="http://schemas.microsoft.com/office/infopath/2007/PartnerControls">
-  <documentManagement/>
-</p:properties>
+<file path=customXml/itemProps3.xml><?xml version="1.0" encoding="utf-8"?>
+<ds:datastoreItem xmlns:ds="http://schemas.openxmlformats.org/officeDocument/2006/customXml" ds:itemID="{3150CBCF-CB53-4FA1-B8F2-650DD1A34A47}">
+  <ds:schemaRefs>
+    <ds:schemaRef ds:uri="http://schemas.microsoft.com/sharepoint/v3/contenttype/forms"/>
+  </ds:schemaRefs>
+</ds:datastoreItem>
 </file>
 
-<file path=customXml/itemProps1.xml><?xml version="1.0" encoding="utf-8"?>
+<file path=customXml/itemProps4.xml><?xml version="1.0" encoding="utf-8"?>
 <ds:datastoreItem xmlns:ds="http://schemas.openxmlformats.org/officeDocument/2006/customXml" ds:itemID="{B762800D-0A04-4D74-A223-5CCFB5CCA684}">
   <ds:schemaRefs>
     <ds:schemaRef ds:uri="http://schemas.microsoft.com/office/2006/metadata/contentType"/>
@@ -15371,29 +15528,4 @@
     <ds:schemaRef ds:uri="http://schemas.microsoft.com/internal/obd"/>
   </ds:schemaRefs>
 </ds:datastoreItem>
-</file>
-
-<file path=customXml/itemProps2.xml><?xml version="1.0" encoding="utf-8"?>
-<ds:datastoreItem xmlns:ds="http://schemas.openxmlformats.org/officeDocument/2006/customXml" ds:itemID="{3150CBCF-CB53-4FA1-B8F2-650DD1A34A47}">
-  <ds:schemaRefs>
-    <ds:schemaRef ds:uri="http://schemas.microsoft.com/sharepoint/v3/contenttype/forms"/>
-  </ds:schemaRefs>
-</ds:datastoreItem>
-</file>
-
-<file path=customXml/itemProps3.xml><?xml version="1.0" encoding="utf-8"?>
-<ds:datastoreItem xmlns:ds="http://schemas.openxmlformats.org/officeDocument/2006/customXml" ds:itemID="{98211D8D-C047-49A3-9424-2548D01C90AD}">
-  <ds:schemaRefs>
-    <ds:schemaRef ds:uri="http://schemas.openxmlformats.org/officeDocument/2006/bibliography"/>
-  </ds:schemaRefs>
-</ds:datastoreItem>
-</file>
-
-<file path=customXml/itemProps4.xml><?xml version="1.0" encoding="utf-8"?>
-<ds:datastoreItem xmlns:ds="http://schemas.openxmlformats.org/officeDocument/2006/customXml" ds:itemID="{82EFE2AF-DC09-4CAC-B4BF-550B4A378594}">
-  <ds:schemaRefs>
-    <ds:schemaRef ds:uri="http://schemas.microsoft.com/office/2006/metadata/properties"/>
-    <ds:schemaRef ds:uri="http://schemas.microsoft.com/office/infopath/2007/PartnerControls"/>
-  </ds:schemaRefs>
-</ds:datastoreItem>
 </file>
--- a/Documentación/Requisitos de Software.docx
+++ b/Documentación/Requisitos de Software.docx
@@ -474,21 +474,7 @@
               <w:rPr>
                 <w:b/>
               </w:rPr>
-              <w:t xml:space="preserve">Verificado </w:t>
-            </w:r>
-            <w:proofErr w:type="spellStart"/>
-            <w:r>
-              <w:rPr>
-                <w:b/>
-              </w:rPr>
-              <w:t>dep</w:t>
-            </w:r>
-            <w:proofErr w:type="spellEnd"/>
-            <w:r>
-              <w:rPr>
-                <w:b/>
-              </w:rPr>
-              <w:t>. calidad.</w:t>
+              <w:t>Verificado dep. calidad.</w:t>
             </w:r>
           </w:p>
         </w:tc>
@@ -842,33 +828,8 @@
                 <w:rFonts w:cs="Arial"/>
                 <w:lang w:val="fr-FR"/>
               </w:rPr>
-              <w:t xml:space="preserve">Por la </w:t>
-            </w:r>
-            <w:proofErr w:type="spellStart"/>
-            <w:r>
-              <w:rPr>
-                <w:rFonts w:cs="Arial"/>
-                <w:lang w:val="fr-FR"/>
-              </w:rPr>
-              <w:t>empresa</w:t>
-            </w:r>
-            <w:proofErr w:type="spellEnd"/>
-            <w:r>
-              <w:rPr>
-                <w:rFonts w:cs="Arial"/>
-                <w:lang w:val="fr-FR"/>
-              </w:rPr>
-              <w:t xml:space="preserve"> </w:t>
-            </w:r>
-            <w:proofErr w:type="spellStart"/>
-            <w:r>
-              <w:rPr>
-                <w:rFonts w:cs="Arial"/>
-                <w:lang w:val="fr-FR"/>
-              </w:rPr>
-              <w:t>suministradora</w:t>
-            </w:r>
-            <w:proofErr w:type="spellEnd"/>
+              <w:t>Por la empresa suministradora</w:t>
+            </w:r>
           </w:p>
         </w:tc>
       </w:tr>
@@ -1020,21 +981,7 @@
               <w:rPr>
                 <w:rFonts w:cs="Arial"/>
               </w:rPr>
-              <w:t xml:space="preserve">D./ </w:t>
-            </w:r>
-            <w:proofErr w:type="spellStart"/>
-            <w:r>
-              <w:rPr>
-                <w:rFonts w:cs="Arial"/>
-              </w:rPr>
-              <w:t>Dña</w:t>
-            </w:r>
-            <w:proofErr w:type="spellEnd"/>
-            <w:r>
-              <w:rPr>
-                <w:rFonts w:cs="Arial"/>
-              </w:rPr>
-              <w:t xml:space="preserve"> </w:t>
+              <w:t xml:space="preserve">D./ Dña </w:t>
             </w:r>
             <w:r>
               <w:fldChar w:fldCharType="begin"/>
@@ -1075,21 +1022,7 @@
               <w:rPr>
                 <w:rFonts w:cs="Arial"/>
               </w:rPr>
-              <w:t>Fdo. D./</w:t>
-            </w:r>
-            <w:proofErr w:type="spellStart"/>
-            <w:r>
-              <w:rPr>
-                <w:rFonts w:cs="Arial"/>
-              </w:rPr>
-              <w:t>Dña</w:t>
-            </w:r>
-            <w:proofErr w:type="spellEnd"/>
-            <w:r>
-              <w:rPr>
-                <w:rFonts w:cs="Arial"/>
-              </w:rPr>
-              <w:t xml:space="preserve"> </w:t>
+              <w:t xml:space="preserve">Fdo. D./Dña </w:t>
             </w:r>
             <w:r>
               <w:fldChar w:fldCharType="begin"/>
@@ -4956,21 +4889,17 @@
         <w:t xml:space="preserve">El propósito de este documento es especificar los requisitos de software para la </w:t>
       </w:r>
       <w:r>
-        <w:t>app (</w:t>
+        <w:t xml:space="preserve">app </w:t>
       </w:r>
-      <w:proofErr w:type="gramStart"/>
       <w:r>
-        <w:t xml:space="preserve">falta </w:t>
+        <w:rPr>
+          <w:b/>
+          <w:bCs/>
+        </w:rPr>
+        <w:t>AppDimex</w:t>
       </w:r>
       <w:r>
         <w:t xml:space="preserve"> </w:t>
-      </w:r>
-      <w:r>
-        <w:t>el</w:t>
-      </w:r>
-      <w:proofErr w:type="gramEnd"/>
-      <w:r>
-        <w:t xml:space="preserve"> nombre de la app) </w:t>
       </w:r>
       <w:r>
         <w:t>de</w:t>
@@ -5006,11 +4935,9 @@
       <w:r>
         <w:t xml:space="preserve">Nombre del sistema: </w:t>
       </w:r>
-      <w:proofErr w:type="spellStart"/>
       <w:r>
         <w:t>AppDimex</w:t>
       </w:r>
-      <w:proofErr w:type="spellEnd"/>
       <w:r>
         <w:t>.</w:t>
       </w:r>
@@ -5025,7 +4952,7 @@
         <w:pStyle w:val="Normalindentado2"/>
       </w:pPr>
       <w:r>
-        <w:t>Alcance: El sistema permitirá a los promotores realizar cotizaciones rápidas, consultar la base de datos de prospectos, verificar la capacidad de crédito/morosidad de jubilados (IMSS e ISSSTE) .</w:t>
+        <w:t>Alcance: El sistema permitirá a los promotores realizar cotizaciones rápidas, consultar la base de datos de prospectos, verificar la capacidad de crédito de jubilados (IMSS e ISSSTE) .</w:t>
       </w:r>
     </w:p>
     <w:p>
@@ -6178,40 +6105,7 @@
     <w:p>
       <w:pPr>
         <w:pStyle w:val="Normalindentado2"/>
-      </w:pPr>
-    </w:p>
-    <w:p>
-      <w:pPr>
-        <w:pStyle w:val="Normalindentado2"/>
-        <w:numPr>
-          <w:ilvl w:val="0"/>
-          <w:numId w:val="9"/>
-        </w:numPr>
-      </w:pPr>
-      <w:r>
-        <w:t>Moroso: Cliente con historial negativo de pago que queda bloqueado para nuevos préstamos.</w:t>
-      </w:r>
-    </w:p>
-    <w:p>
-      <w:pPr>
-        <w:pStyle w:val="Normalindentado2"/>
-      </w:pPr>
-    </w:p>
-    <w:p>
-      <w:pPr>
-        <w:pStyle w:val="Normalindentado2"/>
-        <w:numPr>
-          <w:ilvl w:val="0"/>
-          <w:numId w:val="9"/>
-        </w:numPr>
-      </w:pPr>
-      <w:r>
-        <w:t>Dispersada: Estado de una solicitud en el que el dinero del préstamo ya fue entregado al cliente.</w:t>
-      </w:r>
-    </w:p>
-    <w:p>
-      <w:pPr>
-        <w:pStyle w:val="Normalindentado2"/>
+        <w:ind w:left="0"/>
       </w:pPr>
     </w:p>
     <w:p>
@@ -6298,7 +6192,7 @@
         <w:pStyle w:val="Normalindentado2"/>
       </w:pPr>
       <w:r>
-        <w:t>El software es una aplicación móvil independiente en su interfaz, pero conectada directamente como cliente del Sistema Central de Dimex y del Servidor de Parámetros Financieros para la consulta de tasas e historial en tiempo real.</w:t>
+        <w:t>El software es una aplicación móvil independiente en su interfaz, pero conectada directamente como cliente del Sistema Central de Dimex para la consulta de tasas e historial en tiempo real.</w:t>
       </w:r>
     </w:p>
     <w:p>
@@ -6373,33 +6267,6 @@
           <w:color w:val="auto"/>
         </w:rPr>
         <w:t>Cotización Express: Cálculo inmediato de préstamo y plazos según montos e intereses del mercado.</w:t>
-      </w:r>
-    </w:p>
-    <w:p>
-      <w:pPr>
-        <w:pStyle w:val="guiazul"/>
-        <w:ind w:left="600"/>
-        <w:rPr>
-          <w:i w:val="0"/>
-          <w:color w:val="auto"/>
-        </w:rPr>
-      </w:pPr>
-    </w:p>
-    <w:p>
-      <w:pPr>
-        <w:pStyle w:val="guiazul"/>
-        <w:ind w:left="600"/>
-        <w:rPr>
-          <w:i w:val="0"/>
-          <w:color w:val="auto"/>
-        </w:rPr>
-      </w:pPr>
-      <w:r>
-        <w:rPr>
-          <w:i w:val="0"/>
-          <w:color w:val="auto"/>
-        </w:rPr>
-        <w:t>Oportunidades: Consulta de lista de prospectos prometedores asignados por el corporativo.</w:t>
       </w:r>
     </w:p>
     <w:p>
@@ -6723,15 +6590,7 @@
               <w:ind w:left="0"/>
             </w:pPr>
             <w:r>
-              <w:t xml:space="preserve">Abordaje en vía pública, captura de datos, cotización y envío de </w:t>
-            </w:r>
-            <w:proofErr w:type="spellStart"/>
-            <w:r>
-              <w:t>pre-evaluación</w:t>
-            </w:r>
-            <w:proofErr w:type="spellEnd"/>
-            <w:r>
-              <w:t xml:space="preserve"> al corporativo</w:t>
+              <w:t>Abordaje en vía pública, captura de datos, cotización y envío de pre-evaluación al corporativo</w:t>
             </w:r>
           </w:p>
         </w:tc>
@@ -6752,7 +6611,6 @@
       <w:bookmarkStart w:id="34" w:name="_Toc33411070"/>
       <w:bookmarkStart w:id="35" w:name="_Toc235463708"/>
       <w:r>
-        <w:lastRenderedPageBreak/>
         <w:t>Restricciones</w:t>
       </w:r>
       <w:bookmarkEnd w:id="32"/>
@@ -6786,15 +6644,7 @@
         </w:numPr>
       </w:pPr>
       <w:r>
-        <w:t>Restricción de Plataforma: Debe funcionar exclusivamente en dispositivos móviles (smartphones/</w:t>
-      </w:r>
-      <w:proofErr w:type="spellStart"/>
-      <w:r>
-        <w:t>tablets</w:t>
-      </w:r>
-      <w:proofErr w:type="spellEnd"/>
-      <w:r>
-        <w:t>).</w:t>
+        <w:t>Restricción de Plataforma: Debe funcionar en dispositivos móviles (smartphones/tablets).</w:t>
       </w:r>
     </w:p>
     <w:p>
@@ -6826,6 +6676,7 @@
       <w:bookmarkStart w:id="38" w:name="_Toc33411071"/>
       <w:bookmarkStart w:id="39" w:name="_Toc235463709"/>
       <w:r>
+        <w:lastRenderedPageBreak/>
         <w:t>Suposiciones y dependencias</w:t>
       </w:r>
       <w:bookmarkEnd w:id="36"/>
@@ -6842,15 +6693,7 @@
         </w:numPr>
       </w:pPr>
       <w:r>
-        <w:t xml:space="preserve">Conectividad: Se asume cobertura de red móvil (3G/4G/5G) o </w:t>
-      </w:r>
-      <w:proofErr w:type="spellStart"/>
-      <w:r>
-        <w:t>Wi</w:t>
-      </w:r>
-      <w:proofErr w:type="spellEnd"/>
-      <w:r>
-        <w:t>-Fi para consultar las bases de datos corporativas.</w:t>
+        <w:t>Conectividad: Se asume cobertura de red móvil (3G/4G/5G) o Wi-Fi para consultar las bases de datos corporativas.</w:t>
       </w:r>
     </w:p>
     <w:p>
@@ -6870,15 +6713,7 @@
         </w:rPr>
       </w:pPr>
       <w:r>
-        <w:t xml:space="preserve">Disponibilidad del Servidor Central: El </w:t>
-      </w:r>
-      <w:proofErr w:type="spellStart"/>
-      <w:r>
-        <w:t>core</w:t>
-      </w:r>
-      <w:proofErr w:type="spellEnd"/>
-      <w:r>
-        <w:t xml:space="preserve"> de Dimex debe responder a las consultas de morosidad e historial sin caerse.</w:t>
+        <w:t>Disponibilidad del Servidor Central: El core de Dimex debe responder a las consultas de morosidad e historial sin caerse.</w:t>
       </w:r>
     </w:p>
     <w:p>
@@ -6935,13 +6770,8 @@
           <w:lang w:val="es-MX"/>
         </w:rPr>
       </w:pPr>
-      <w:proofErr w:type="spellStart"/>
       <w:r>
-        <w:t>Pre-validación</w:t>
-      </w:r>
-      <w:proofErr w:type="spellEnd"/>
-      <w:r>
-        <w:t xml:space="preserve"> biométrica mediante la cámara del celular para corregir errores antes de ir a sucursal.</w:t>
+        <w:t>Pre-validación biométrica mediante la cámara del celular para corregir errores antes de ir a sucursal.</w:t>
       </w:r>
     </w:p>
     <w:p>
@@ -7043,15 +6873,7 @@
         <w:pStyle w:val="Normalindentado3"/>
       </w:pPr>
       <w:r>
-        <w:t xml:space="preserve">Dispositivos móviles Android / iOS con pantalla táctil y conexión a Internet (datos móviles o </w:t>
-      </w:r>
-      <w:proofErr w:type="spellStart"/>
-      <w:r>
-        <w:t>Wi</w:t>
-      </w:r>
-      <w:proofErr w:type="spellEnd"/>
-      <w:r>
-        <w:t>-Fi).</w:t>
+        <w:t>Dispositivos móviles Android / iOS con pantalla táctil y conexión a Internet (datos móviles o Wi-Fi).</w:t>
       </w:r>
     </w:p>
     <w:p>
@@ -7084,30 +6906,12 @@
           <w:ilvl w:val="0"/>
           <w:numId w:val="13"/>
         </w:numPr>
-      </w:pPr>
-      <w:r>
-        <w:t>Sistema Central de Dimex: Para validar historial del cliente, conteo de créditos activos y estatus de morosidad.</w:t>
-      </w:r>
-    </w:p>
-    <w:p>
-      <w:pPr>
-        <w:pStyle w:val="Normalindentado3"/>
-        <w:ind w:left="1920"/>
-      </w:pPr>
-    </w:p>
-    <w:p>
-      <w:pPr>
-        <w:pStyle w:val="Normalindentado3"/>
-        <w:numPr>
-          <w:ilvl w:val="0"/>
-          <w:numId w:val="13"/>
-        </w:numPr>
         <w:rPr>
           <w:lang w:val="es-MX"/>
         </w:rPr>
       </w:pPr>
       <w:r>
-        <w:t>Servidor de Parámetros Financieros: Para descarga y actualización automática de las tasas de interés vigentes.</w:t>
+        <w:t>Servidor de Parámetros Financieros: Para actualización de las tasas de interés vigentes.</w:t>
       </w:r>
     </w:p>
     <w:p>
@@ -7118,7 +6922,6 @@
       <w:bookmarkStart w:id="58" w:name="_Toc33411079"/>
       <w:bookmarkStart w:id="59" w:name="_Toc235463716"/>
       <w:r>
-        <w:lastRenderedPageBreak/>
         <w:t>Requisitos funcionales</w:t>
       </w:r>
       <w:bookmarkEnd w:id="57"/>
@@ -7631,7 +7434,7 @@
               </w:rPr>
             </w:pPr>
             <w:r>
-              <w:t>El sistema debe actualizar automáticamente los porcentajes de interés vigentes mediante sincronización con el servidor, olvidando de forma inmediata los parámetros anteriores de acuerdo con los movimientos del mercado.</w:t>
+              <w:t>El sistema debe actualizar los porcentajes de interés vigentes, olvidando de forma inmediata los parámetros anteriores de acuerdo con los movimientos del mercado.</w:t>
             </w:r>
           </w:p>
         </w:tc>
@@ -7897,7 +7700,7 @@
         <w:rPr>
           <w:lang w:val="es-MX"/>
         </w:rPr>
-        <w:t xml:space="preserve">El sistema debe actualizar automáticamente los porcentajes de interés vigentes mediante sincronización con el servidor, desechando los parámetros anteriores de acuerdo con los movimientos del mercado. </w:t>
+        <w:t xml:space="preserve">El sistema debe actualizar los porcentajes de interés vigentes mediante sincronización con el servidor, desechando los parámetros anteriores de acuerdo con los movimientos del mercado. </w:t>
       </w:r>
     </w:p>
     <w:p>
@@ -7934,1423 +7737,25 @@
     </w:p>
     <w:p>
       <w:pPr>
-        <w:pStyle w:val="Normalindentado3"/>
-        <w:rPr>
-          <w:lang w:val="es-MX"/>
-        </w:rPr>
-      </w:pPr>
-    </w:p>
-    <w:p>
-      <w:pPr>
-        <w:pStyle w:val="Normalindentado3"/>
-        <w:rPr>
-          <w:lang w:val="es-MX"/>
-        </w:rPr>
-      </w:pPr>
-    </w:p>
-    <w:p>
-      <w:pPr>
-        <w:pStyle w:val="Normalindentado3"/>
-        <w:rPr>
-          <w:lang w:val="es-MX"/>
-        </w:rPr>
-      </w:pPr>
-    </w:p>
-    <w:p>
-      <w:pPr>
-        <w:pStyle w:val="Normalindentado3"/>
-        <w:rPr>
-          <w:lang w:val="es-MX"/>
-        </w:rPr>
-      </w:pPr>
-    </w:p>
-    <w:p>
-      <w:pPr>
         <w:pStyle w:val="Ttulo3"/>
         <w:rPr>
           <w:lang w:val="es-MX"/>
         </w:rPr>
       </w:pPr>
-      <w:bookmarkStart w:id="65" w:name="_Toc235463719"/>
-      <w:r>
-        <w:rPr>
-          <w:lang w:val="es-MX"/>
-        </w:rPr>
-        <w:lastRenderedPageBreak/>
-        <w:t>Requisito funcional 3</w:t>
-      </w:r>
-      <w:bookmarkEnd w:id="65"/>
-    </w:p>
-    <w:tbl>
-      <w:tblPr>
-        <w:tblStyle w:val="Tablaconcuadrcula3"/>
-        <w:tblW w:w="0" w:type="auto"/>
-        <w:tblLook w:val="04A0" w:firstRow="1" w:lastRow="0" w:firstColumn="1" w:lastColumn="0" w:noHBand="0" w:noVBand="1"/>
-      </w:tblPr>
-      <w:tblGrid>
-        <w:gridCol w:w="2487"/>
-        <w:gridCol w:w="6007"/>
-      </w:tblGrid>
-      <w:tr>
-        <w:tc>
-          <w:tcPr>
-            <w:tcW w:w="2487" w:type="dxa"/>
-            <w:tcBorders>
-              <w:top w:val="single" w:sz="4" w:space="0" w:color="auto"/>
-              <w:left w:val="single" w:sz="4" w:space="0" w:color="auto"/>
-              <w:bottom w:val="single" w:sz="4" w:space="0" w:color="auto"/>
-              <w:right w:val="single" w:sz="4" w:space="0" w:color="auto"/>
-            </w:tcBorders>
-            <w:hideMark/>
-          </w:tcPr>
-          <w:p>
-            <w:pPr>
-              <w:spacing w:after="160" w:line="259" w:lineRule="auto"/>
-              <w:rPr>
-                <w:rFonts w:cs="Arial"/>
-                <w:b/>
-                <w:bCs/>
-                <w:color w:val="000000"/>
-                <w:szCs w:val="22"/>
-                <w:lang w:val="es-MX" w:eastAsia="en-US" w:bidi="es-ES"/>
-              </w:rPr>
-            </w:pPr>
-            <w:r>
-              <w:t>Número del requisito</w:t>
-            </w:r>
-          </w:p>
-        </w:tc>
-        <w:tc>
-          <w:tcPr>
-            <w:tcW w:w="6007" w:type="dxa"/>
-            <w:tcBorders>
-              <w:top w:val="single" w:sz="4" w:space="0" w:color="auto"/>
-              <w:left w:val="single" w:sz="4" w:space="0" w:color="auto"/>
-              <w:bottom w:val="single" w:sz="4" w:space="0" w:color="auto"/>
-              <w:right w:val="single" w:sz="4" w:space="0" w:color="auto"/>
-            </w:tcBorders>
-            <w:hideMark/>
-          </w:tcPr>
-          <w:p>
-            <w:pPr>
-              <w:spacing w:after="160" w:line="259" w:lineRule="auto"/>
-              <w:rPr>
-                <w:rFonts w:cs="Arial"/>
-                <w:color w:val="000000"/>
-                <w:szCs w:val="22"/>
-                <w:lang w:val="es-MX" w:eastAsia="en-US" w:bidi="es-ES"/>
-              </w:rPr>
-            </w:pPr>
-            <w:r>
-              <w:t xml:space="preserve">RF003 Consulta de estatus e historial de cliente </w:t>
-            </w:r>
-          </w:p>
-        </w:tc>
-      </w:tr>
-      <w:tr>
-        <w:tc>
-          <w:tcPr>
-            <w:tcW w:w="2487" w:type="dxa"/>
-            <w:tcBorders>
-              <w:top w:val="single" w:sz="4" w:space="0" w:color="auto"/>
-              <w:left w:val="single" w:sz="4" w:space="0" w:color="auto"/>
-              <w:bottom w:val="single" w:sz="4" w:space="0" w:color="auto"/>
-              <w:right w:val="single" w:sz="4" w:space="0" w:color="auto"/>
-            </w:tcBorders>
-            <w:hideMark/>
-          </w:tcPr>
-          <w:p>
-            <w:pPr>
-              <w:spacing w:after="160" w:line="259" w:lineRule="auto"/>
-              <w:rPr>
-                <w:rFonts w:cs="Arial"/>
-                <w:b/>
-                <w:bCs/>
-                <w:color w:val="000000"/>
-                <w:szCs w:val="22"/>
-                <w:lang w:val="es-MX" w:eastAsia="en-US" w:bidi="es-ES"/>
-              </w:rPr>
-            </w:pPr>
-            <w:r>
-              <w:t>Nombre del requisito</w:t>
-            </w:r>
-          </w:p>
-        </w:tc>
-        <w:tc>
-          <w:tcPr>
-            <w:tcW w:w="6007" w:type="dxa"/>
-            <w:tcBorders>
-              <w:top w:val="single" w:sz="4" w:space="0" w:color="auto"/>
-              <w:left w:val="single" w:sz="4" w:space="0" w:color="auto"/>
-              <w:bottom w:val="single" w:sz="4" w:space="0" w:color="auto"/>
-              <w:right w:val="single" w:sz="4" w:space="0" w:color="auto"/>
-            </w:tcBorders>
-            <w:hideMark/>
-          </w:tcPr>
-          <w:p>
-            <w:pPr>
-              <w:spacing w:after="160" w:line="259" w:lineRule="auto"/>
-              <w:rPr>
-                <w:rFonts w:cs="Arial"/>
-                <w:color w:val="000000"/>
-                <w:szCs w:val="22"/>
-                <w:lang w:val="es-MX" w:eastAsia="en-US" w:bidi="es-ES"/>
-              </w:rPr>
-            </w:pPr>
-            <w:r>
-              <w:t>El sistema debe permitir la búsqueda en tiempo real del pensionado en la base de datos central de la financiera para identificar si ya es un cliente existente de Dimex o si es un prospecto.</w:t>
-            </w:r>
-          </w:p>
-        </w:tc>
-      </w:tr>
-      <w:tr>
-        <w:tc>
-          <w:tcPr>
-            <w:tcW w:w="2487" w:type="dxa"/>
-            <w:tcBorders>
-              <w:top w:val="single" w:sz="4" w:space="0" w:color="auto"/>
-              <w:left w:val="single" w:sz="4" w:space="0" w:color="auto"/>
-              <w:bottom w:val="single" w:sz="4" w:space="0" w:color="auto"/>
-              <w:right w:val="single" w:sz="4" w:space="0" w:color="auto"/>
-            </w:tcBorders>
-            <w:hideMark/>
-          </w:tcPr>
-          <w:p>
-            <w:pPr>
-              <w:spacing w:after="160" w:line="259" w:lineRule="auto"/>
-              <w:rPr>
-                <w:rFonts w:cs="Arial"/>
-                <w:b/>
-                <w:bCs/>
-                <w:color w:val="000000"/>
-                <w:szCs w:val="22"/>
-                <w:lang w:val="es-MX" w:eastAsia="en-US" w:bidi="es-ES"/>
-              </w:rPr>
-            </w:pPr>
-            <w:r>
-              <w:t>Tipo</w:t>
-            </w:r>
-          </w:p>
-        </w:tc>
-        <w:tc>
-          <w:tcPr>
-            <w:tcW w:w="6007" w:type="dxa"/>
-            <w:tcBorders>
-              <w:top w:val="single" w:sz="4" w:space="0" w:color="auto"/>
-              <w:left w:val="single" w:sz="4" w:space="0" w:color="auto"/>
-              <w:bottom w:val="single" w:sz="4" w:space="0" w:color="auto"/>
-              <w:right w:val="single" w:sz="4" w:space="0" w:color="auto"/>
-            </w:tcBorders>
-            <w:hideMark/>
-          </w:tcPr>
-          <w:p>
-            <w:pPr>
-              <w:spacing w:after="160" w:line="259" w:lineRule="auto"/>
-              <w:rPr>
-                <w:rFonts w:cs="Arial"/>
-                <w:color w:val="000000"/>
-                <w:szCs w:val="22"/>
-                <w:lang w:val="es-MX" w:eastAsia="en-US" w:bidi="es-ES"/>
-              </w:rPr>
-            </w:pPr>
-            <w:r>
-              <w:rPr>
-                <w:rFonts w:ascii="Segoe UI Symbol" w:hAnsi="Segoe UI Symbol" w:cs="Segoe UI Symbol"/>
-              </w:rPr>
-              <w:t>☒</w:t>
-            </w:r>
-            <w:r>
-              <w:t xml:space="preserve"> Requisito </w:t>
-            </w:r>
-            <w:r>
-              <w:rPr>
-                <w:rFonts w:ascii="Segoe UI Symbol" w:hAnsi="Segoe UI Symbol" w:cs="Segoe UI Symbol"/>
-              </w:rPr>
-              <w:t>☐</w:t>
-            </w:r>
-            <w:r>
-              <w:t xml:space="preserve"> Restricci</w:t>
-            </w:r>
-            <w:r>
-              <w:rPr>
-                <w:rFonts w:ascii="Calibri" w:hAnsi="Calibri" w:cs="Calibri"/>
-              </w:rPr>
-              <w:t>ó</w:t>
-            </w:r>
-            <w:r>
-              <w:t>n</w:t>
-            </w:r>
-          </w:p>
-        </w:tc>
-      </w:tr>
-      <w:tr>
-        <w:tc>
-          <w:tcPr>
-            <w:tcW w:w="2487" w:type="dxa"/>
-            <w:tcBorders>
-              <w:top w:val="single" w:sz="4" w:space="0" w:color="auto"/>
-              <w:left w:val="single" w:sz="4" w:space="0" w:color="auto"/>
-              <w:bottom w:val="single" w:sz="4" w:space="0" w:color="auto"/>
-              <w:right w:val="single" w:sz="4" w:space="0" w:color="auto"/>
-            </w:tcBorders>
-            <w:hideMark/>
-          </w:tcPr>
-          <w:p>
-            <w:pPr>
-              <w:spacing w:after="160" w:line="259" w:lineRule="auto"/>
-              <w:rPr>
-                <w:rFonts w:cs="Arial"/>
-                <w:b/>
-                <w:bCs/>
-                <w:color w:val="000000"/>
-                <w:szCs w:val="22"/>
-                <w:lang w:val="es-MX" w:eastAsia="en-US" w:bidi="es-ES"/>
-              </w:rPr>
-            </w:pPr>
-            <w:r>
-              <w:t xml:space="preserve">Fuente del requisito </w:t>
-            </w:r>
-          </w:p>
-        </w:tc>
-        <w:tc>
-          <w:tcPr>
-            <w:tcW w:w="6007" w:type="dxa"/>
-            <w:tcBorders>
-              <w:top w:val="single" w:sz="4" w:space="0" w:color="auto"/>
-              <w:left w:val="single" w:sz="4" w:space="0" w:color="auto"/>
-              <w:bottom w:val="single" w:sz="4" w:space="0" w:color="auto"/>
-              <w:right w:val="single" w:sz="4" w:space="0" w:color="auto"/>
-            </w:tcBorders>
-            <w:hideMark/>
-          </w:tcPr>
-          <w:p>
-            <w:pPr>
-              <w:spacing w:after="160" w:line="259" w:lineRule="auto"/>
-              <w:rPr>
-                <w:rFonts w:cs="Arial"/>
-                <w:color w:val="000000"/>
-                <w:szCs w:val="22"/>
-                <w:lang w:val="es-MX" w:eastAsia="en-US" w:bidi="es-ES"/>
-              </w:rPr>
-            </w:pPr>
-            <w:r>
-              <w:t>Promotores / Corporativo</w:t>
-            </w:r>
-          </w:p>
-        </w:tc>
-      </w:tr>
-      <w:tr>
-        <w:tc>
-          <w:tcPr>
-            <w:tcW w:w="2487" w:type="dxa"/>
-            <w:tcBorders>
-              <w:top w:val="single" w:sz="4" w:space="0" w:color="auto"/>
-              <w:left w:val="single" w:sz="4" w:space="0" w:color="auto"/>
-              <w:bottom w:val="single" w:sz="4" w:space="0" w:color="auto"/>
-              <w:right w:val="single" w:sz="4" w:space="0" w:color="auto"/>
-            </w:tcBorders>
-            <w:hideMark/>
-          </w:tcPr>
-          <w:p>
-            <w:pPr>
-              <w:spacing w:after="160" w:line="259" w:lineRule="auto"/>
-              <w:rPr>
-                <w:rFonts w:cs="Arial"/>
-                <w:b/>
-                <w:bCs/>
-                <w:color w:val="000000"/>
-                <w:szCs w:val="22"/>
-                <w:lang w:val="es-MX" w:eastAsia="en-US" w:bidi="es-ES"/>
-              </w:rPr>
-            </w:pPr>
-            <w:r>
-              <w:t>Prioridad del requisito</w:t>
-            </w:r>
-          </w:p>
-        </w:tc>
-        <w:tc>
-          <w:tcPr>
-            <w:tcW w:w="6007" w:type="dxa"/>
-            <w:tcBorders>
-              <w:top w:val="single" w:sz="4" w:space="0" w:color="auto"/>
-              <w:left w:val="single" w:sz="4" w:space="0" w:color="auto"/>
-              <w:bottom w:val="single" w:sz="4" w:space="0" w:color="auto"/>
-              <w:right w:val="single" w:sz="4" w:space="0" w:color="auto"/>
-            </w:tcBorders>
-            <w:hideMark/>
-          </w:tcPr>
-          <w:p>
-            <w:pPr>
-              <w:spacing w:after="160" w:line="259" w:lineRule="auto"/>
-              <w:rPr>
-                <w:rFonts w:cs="Arial"/>
-                <w:color w:val="000000"/>
-                <w:szCs w:val="22"/>
-                <w:lang w:val="es-MX" w:eastAsia="en-US" w:bidi="es-ES"/>
-              </w:rPr>
-            </w:pPr>
-            <w:r>
-              <w:rPr>
-                <w:rFonts w:ascii="Segoe UI Symbol" w:hAnsi="Segoe UI Symbol" w:cs="Segoe UI Symbol"/>
-              </w:rPr>
-              <w:t>☒</w:t>
-            </w:r>
-            <w:r>
-              <w:t xml:space="preserve"> Alta/Esencial </w:t>
-            </w:r>
-            <w:r>
-              <w:rPr>
-                <w:rFonts w:ascii="Segoe UI Symbol" w:hAnsi="Segoe UI Symbol" w:cs="Segoe UI Symbol"/>
-              </w:rPr>
-              <w:t>☐</w:t>
-            </w:r>
-            <w:r>
-              <w:t xml:space="preserve"> Media/Deseado </w:t>
-            </w:r>
-            <w:r>
-              <w:rPr>
-                <w:rFonts w:ascii="Segoe UI Symbol" w:hAnsi="Segoe UI Symbol" w:cs="Segoe UI Symbol"/>
-              </w:rPr>
-              <w:t>☐</w:t>
-            </w:r>
-            <w:r>
-              <w:t xml:space="preserve"> Baja/Opcional</w:t>
-            </w:r>
-          </w:p>
-        </w:tc>
-      </w:tr>
-    </w:tbl>
-    <w:p>
-      <w:pPr>
-        <w:pStyle w:val="Normalindentado3"/>
-        <w:ind w:left="0"/>
-        <w:rPr>
-          <w:lang w:val="es-MX"/>
-        </w:rPr>
-      </w:pPr>
-    </w:p>
-    <w:p>
-      <w:pPr>
-        <w:pStyle w:val="Normalindentado3"/>
-        <w:ind w:left="0"/>
-        <w:rPr>
-          <w:lang w:val="es-MX"/>
-        </w:rPr>
-      </w:pPr>
-      <w:r>
-        <w:rPr>
-          <w:lang w:val="es-MX"/>
-        </w:rPr>
-        <w:t>D</w:t>
-      </w:r>
-      <w:r>
-        <w:rPr>
-          <w:lang w:val="es-MX"/>
-        </w:rPr>
-        <w:t>escripción:</w:t>
-      </w:r>
-    </w:p>
-    <w:p>
-      <w:pPr>
-        <w:pStyle w:val="Normalindentado3"/>
-        <w:rPr>
-          <w:lang w:val="es-MX"/>
-        </w:rPr>
-      </w:pPr>
-    </w:p>
-    <w:p>
-      <w:pPr>
-        <w:pStyle w:val="Normalindentado3"/>
-        <w:ind w:left="0"/>
-        <w:rPr>
-          <w:lang w:val="es-MX"/>
-        </w:rPr>
-      </w:pPr>
-      <w:r>
-        <w:rPr>
-          <w:lang w:val="es-MX"/>
-        </w:rPr>
-        <w:t xml:space="preserve">El sistema debe permitir la búsqueda en tiempo real del pensionado en la base de datos central de la financiera para identificar si ya es un cliente existente de Dimex o un nuevo prospecto. </w:t>
-      </w:r>
-    </w:p>
-    <w:p>
-      <w:pPr>
-        <w:pStyle w:val="Normalindentado3"/>
-        <w:ind w:left="0"/>
-        <w:rPr>
-          <w:lang w:val="es-MX"/>
-        </w:rPr>
-      </w:pPr>
-    </w:p>
-    <w:p>
-      <w:pPr>
-        <w:pStyle w:val="Normalindentado3"/>
-        <w:rPr>
-          <w:lang w:val="es-MX"/>
-        </w:rPr>
-      </w:pPr>
-    </w:p>
-    <w:p>
-      <w:pPr>
-        <w:pStyle w:val="Ttulo3"/>
-        <w:rPr>
-          <w:lang w:val="es-MX"/>
-        </w:rPr>
-      </w:pPr>
-      <w:bookmarkStart w:id="66" w:name="_Toc235463720"/>
+      <w:bookmarkStart w:id="65" w:name="_Toc235463722"/>
       <w:r>
         <w:rPr>
           <w:lang w:val="es-MX"/>
         </w:rPr>
         <w:t xml:space="preserve">Requisito funcional </w:t>
       </w:r>
+      <w:bookmarkEnd w:id="65"/>
       <w:r>
         <w:rPr>
           <w:lang w:val="es-MX"/>
         </w:rPr>
-        <w:t>4</w:t>
+        <w:t>3</w:t>
       </w:r>
-      <w:bookmarkEnd w:id="66"/>
-    </w:p>
-    <w:tbl>
-      <w:tblPr>
-        <w:tblStyle w:val="Tablaconcuadrcula4"/>
-        <w:tblW w:w="0" w:type="auto"/>
-        <w:tblLook w:val="04A0" w:firstRow="1" w:lastRow="0" w:firstColumn="1" w:lastColumn="0" w:noHBand="0" w:noVBand="1"/>
-      </w:tblPr>
-      <w:tblGrid>
-        <w:gridCol w:w="2486"/>
-        <w:gridCol w:w="6008"/>
-      </w:tblGrid>
-      <w:tr>
-        <w:tc>
-          <w:tcPr>
-            <w:tcW w:w="2486" w:type="dxa"/>
-            <w:tcBorders>
-              <w:top w:val="single" w:sz="4" w:space="0" w:color="auto"/>
-              <w:left w:val="single" w:sz="4" w:space="0" w:color="auto"/>
-              <w:bottom w:val="single" w:sz="4" w:space="0" w:color="auto"/>
-              <w:right w:val="single" w:sz="4" w:space="0" w:color="auto"/>
-            </w:tcBorders>
-            <w:hideMark/>
-          </w:tcPr>
-          <w:p>
-            <w:pPr>
-              <w:spacing w:after="160" w:line="259" w:lineRule="auto"/>
-              <w:rPr>
-                <w:rFonts w:cs="Arial"/>
-                <w:b/>
-                <w:bCs/>
-                <w:color w:val="000000"/>
-                <w:szCs w:val="22"/>
-                <w:lang w:val="es-MX" w:eastAsia="en-US" w:bidi="es-ES"/>
-              </w:rPr>
-            </w:pPr>
-            <w:r>
-              <w:t>Número del requisito</w:t>
-            </w:r>
-          </w:p>
-        </w:tc>
-        <w:tc>
-          <w:tcPr>
-            <w:tcW w:w="6008" w:type="dxa"/>
-            <w:tcBorders>
-              <w:top w:val="single" w:sz="4" w:space="0" w:color="auto"/>
-              <w:left w:val="single" w:sz="4" w:space="0" w:color="auto"/>
-              <w:bottom w:val="single" w:sz="4" w:space="0" w:color="auto"/>
-              <w:right w:val="single" w:sz="4" w:space="0" w:color="auto"/>
-            </w:tcBorders>
-            <w:hideMark/>
-          </w:tcPr>
-          <w:p>
-            <w:pPr>
-              <w:spacing w:after="160" w:line="259" w:lineRule="auto"/>
-              <w:rPr>
-                <w:rFonts w:cs="Arial"/>
-                <w:color w:val="000000"/>
-                <w:szCs w:val="22"/>
-                <w:lang w:val="es-MX" w:eastAsia="en-US" w:bidi="es-ES"/>
-              </w:rPr>
-            </w:pPr>
-            <w:r>
-              <w:t>RF004 Validación de capacidad crediticia y morosidad</w:t>
-            </w:r>
-          </w:p>
-        </w:tc>
-      </w:tr>
-      <w:tr>
-        <w:tc>
-          <w:tcPr>
-            <w:tcW w:w="2486" w:type="dxa"/>
-            <w:tcBorders>
-              <w:top w:val="single" w:sz="4" w:space="0" w:color="auto"/>
-              <w:left w:val="single" w:sz="4" w:space="0" w:color="auto"/>
-              <w:bottom w:val="single" w:sz="4" w:space="0" w:color="auto"/>
-              <w:right w:val="single" w:sz="4" w:space="0" w:color="auto"/>
-            </w:tcBorders>
-            <w:hideMark/>
-          </w:tcPr>
-          <w:p>
-            <w:pPr>
-              <w:spacing w:after="160" w:line="259" w:lineRule="auto"/>
-              <w:rPr>
-                <w:rFonts w:cs="Arial"/>
-                <w:b/>
-                <w:bCs/>
-                <w:color w:val="000000"/>
-                <w:szCs w:val="22"/>
-                <w:lang w:val="es-MX" w:eastAsia="en-US" w:bidi="es-ES"/>
-              </w:rPr>
-            </w:pPr>
-            <w:r>
-              <w:t>Nombre del requisito</w:t>
-            </w:r>
-          </w:p>
-        </w:tc>
-        <w:tc>
-          <w:tcPr>
-            <w:tcW w:w="6008" w:type="dxa"/>
-            <w:tcBorders>
-              <w:top w:val="single" w:sz="4" w:space="0" w:color="auto"/>
-              <w:left w:val="single" w:sz="4" w:space="0" w:color="auto"/>
-              <w:bottom w:val="single" w:sz="4" w:space="0" w:color="auto"/>
-              <w:right w:val="single" w:sz="4" w:space="0" w:color="auto"/>
-            </w:tcBorders>
-            <w:hideMark/>
-          </w:tcPr>
-          <w:p>
-            <w:pPr>
-              <w:spacing w:after="160" w:line="259" w:lineRule="auto"/>
-              <w:rPr>
-                <w:rFonts w:cs="Arial"/>
-                <w:color w:val="000000"/>
-                <w:szCs w:val="22"/>
-                <w:lang w:val="es-MX" w:eastAsia="en-US" w:bidi="es-ES"/>
-              </w:rPr>
-            </w:pPr>
-            <w:r>
-              <w:t>El sistema debe verificar automáticamente la cantidad de créditos activos del prospecto y su comportamiento de pago anterior para determinar si tiene capacidad o si se encuentra catalogado como "moroso".</w:t>
-            </w:r>
-          </w:p>
-        </w:tc>
-      </w:tr>
-      <w:tr>
-        <w:tc>
-          <w:tcPr>
-            <w:tcW w:w="2486" w:type="dxa"/>
-            <w:tcBorders>
-              <w:top w:val="single" w:sz="4" w:space="0" w:color="auto"/>
-              <w:left w:val="single" w:sz="4" w:space="0" w:color="auto"/>
-              <w:bottom w:val="single" w:sz="4" w:space="0" w:color="auto"/>
-              <w:right w:val="single" w:sz="4" w:space="0" w:color="auto"/>
-            </w:tcBorders>
-            <w:hideMark/>
-          </w:tcPr>
-          <w:p>
-            <w:pPr>
-              <w:spacing w:after="160" w:line="259" w:lineRule="auto"/>
-              <w:rPr>
-                <w:rFonts w:cs="Arial"/>
-                <w:b/>
-                <w:bCs/>
-                <w:color w:val="000000"/>
-                <w:szCs w:val="22"/>
-                <w:lang w:val="es-MX" w:eastAsia="en-US" w:bidi="es-ES"/>
-              </w:rPr>
-            </w:pPr>
-            <w:r>
-              <w:t>Tipo</w:t>
-            </w:r>
-          </w:p>
-        </w:tc>
-        <w:tc>
-          <w:tcPr>
-            <w:tcW w:w="6008" w:type="dxa"/>
-            <w:tcBorders>
-              <w:top w:val="single" w:sz="4" w:space="0" w:color="auto"/>
-              <w:left w:val="single" w:sz="4" w:space="0" w:color="auto"/>
-              <w:bottom w:val="single" w:sz="4" w:space="0" w:color="auto"/>
-              <w:right w:val="single" w:sz="4" w:space="0" w:color="auto"/>
-            </w:tcBorders>
-            <w:hideMark/>
-          </w:tcPr>
-          <w:p>
-            <w:pPr>
-              <w:spacing w:after="160" w:line="259" w:lineRule="auto"/>
-              <w:rPr>
-                <w:rFonts w:cs="Arial"/>
-                <w:color w:val="000000"/>
-                <w:szCs w:val="22"/>
-                <w:lang w:val="es-MX" w:eastAsia="en-US" w:bidi="es-ES"/>
-              </w:rPr>
-            </w:pPr>
-            <w:r>
-              <w:rPr>
-                <w:rFonts w:ascii="Segoe UI Symbol" w:hAnsi="Segoe UI Symbol" w:cs="Segoe UI Symbol"/>
-              </w:rPr>
-              <w:t>☒</w:t>
-            </w:r>
-            <w:r>
-              <w:t xml:space="preserve"> Requisito </w:t>
-            </w:r>
-            <w:r>
-              <w:rPr>
-                <w:rFonts w:ascii="Segoe UI Symbol" w:hAnsi="Segoe UI Symbol" w:cs="Segoe UI Symbol"/>
-              </w:rPr>
-              <w:t>☐</w:t>
-            </w:r>
-            <w:r>
-              <w:t xml:space="preserve"> Restricci</w:t>
-            </w:r>
-            <w:r>
-              <w:rPr>
-                <w:rFonts w:ascii="Calibri" w:hAnsi="Calibri" w:cs="Calibri"/>
-              </w:rPr>
-              <w:t>ó</w:t>
-            </w:r>
-            <w:r>
-              <w:t>n</w:t>
-            </w:r>
-          </w:p>
-        </w:tc>
-      </w:tr>
-      <w:tr>
-        <w:tc>
-          <w:tcPr>
-            <w:tcW w:w="2486" w:type="dxa"/>
-            <w:tcBorders>
-              <w:top w:val="single" w:sz="4" w:space="0" w:color="auto"/>
-              <w:left w:val="single" w:sz="4" w:space="0" w:color="auto"/>
-              <w:bottom w:val="single" w:sz="4" w:space="0" w:color="auto"/>
-              <w:right w:val="single" w:sz="4" w:space="0" w:color="auto"/>
-            </w:tcBorders>
-            <w:hideMark/>
-          </w:tcPr>
-          <w:p>
-            <w:pPr>
-              <w:spacing w:after="160" w:line="259" w:lineRule="auto"/>
-              <w:rPr>
-                <w:rFonts w:cs="Arial"/>
-                <w:b/>
-                <w:bCs/>
-                <w:color w:val="000000"/>
-                <w:szCs w:val="22"/>
-                <w:lang w:val="es-MX" w:eastAsia="en-US" w:bidi="es-ES"/>
-              </w:rPr>
-            </w:pPr>
-            <w:r>
-              <w:t xml:space="preserve">Fuente del requisito </w:t>
-            </w:r>
-          </w:p>
-        </w:tc>
-        <w:tc>
-          <w:tcPr>
-            <w:tcW w:w="6008" w:type="dxa"/>
-            <w:tcBorders>
-              <w:top w:val="single" w:sz="4" w:space="0" w:color="auto"/>
-              <w:left w:val="single" w:sz="4" w:space="0" w:color="auto"/>
-              <w:bottom w:val="single" w:sz="4" w:space="0" w:color="auto"/>
-              <w:right w:val="single" w:sz="4" w:space="0" w:color="auto"/>
-            </w:tcBorders>
-            <w:hideMark/>
-          </w:tcPr>
-          <w:p>
-            <w:pPr>
-              <w:spacing w:after="160" w:line="259" w:lineRule="auto"/>
-              <w:rPr>
-                <w:rFonts w:cs="Arial"/>
-                <w:color w:val="000000"/>
-                <w:szCs w:val="22"/>
-                <w:lang w:val="es-MX" w:eastAsia="en-US" w:bidi="es-ES"/>
-              </w:rPr>
-            </w:pPr>
-            <w:r>
-              <w:t>Corporativo Financiera Dimex</w:t>
-            </w:r>
-          </w:p>
-        </w:tc>
-      </w:tr>
-      <w:tr>
-        <w:tc>
-          <w:tcPr>
-            <w:tcW w:w="2486" w:type="dxa"/>
-            <w:tcBorders>
-              <w:top w:val="single" w:sz="4" w:space="0" w:color="auto"/>
-              <w:left w:val="single" w:sz="4" w:space="0" w:color="auto"/>
-              <w:bottom w:val="single" w:sz="4" w:space="0" w:color="auto"/>
-              <w:right w:val="single" w:sz="4" w:space="0" w:color="auto"/>
-            </w:tcBorders>
-            <w:hideMark/>
-          </w:tcPr>
-          <w:p>
-            <w:pPr>
-              <w:spacing w:after="160" w:line="259" w:lineRule="auto"/>
-              <w:rPr>
-                <w:rFonts w:cs="Arial"/>
-                <w:b/>
-                <w:bCs/>
-                <w:color w:val="000000"/>
-                <w:szCs w:val="22"/>
-                <w:lang w:val="es-MX" w:eastAsia="en-US" w:bidi="es-ES"/>
-              </w:rPr>
-            </w:pPr>
-            <w:r>
-              <w:t>Prioridad del requisito</w:t>
-            </w:r>
-          </w:p>
-        </w:tc>
-        <w:tc>
-          <w:tcPr>
-            <w:tcW w:w="6008" w:type="dxa"/>
-            <w:tcBorders>
-              <w:top w:val="single" w:sz="4" w:space="0" w:color="auto"/>
-              <w:left w:val="single" w:sz="4" w:space="0" w:color="auto"/>
-              <w:bottom w:val="single" w:sz="4" w:space="0" w:color="auto"/>
-              <w:right w:val="single" w:sz="4" w:space="0" w:color="auto"/>
-            </w:tcBorders>
-            <w:hideMark/>
-          </w:tcPr>
-          <w:p>
-            <w:pPr>
-              <w:spacing w:after="160" w:line="259" w:lineRule="auto"/>
-              <w:rPr>
-                <w:rFonts w:cs="Arial"/>
-                <w:color w:val="000000"/>
-                <w:szCs w:val="22"/>
-                <w:lang w:val="es-MX" w:eastAsia="en-US" w:bidi="es-ES"/>
-              </w:rPr>
-            </w:pPr>
-            <w:r>
-              <w:rPr>
-                <w:rFonts w:ascii="Segoe UI Symbol" w:hAnsi="Segoe UI Symbol" w:cs="Segoe UI Symbol"/>
-              </w:rPr>
-              <w:t>☒</w:t>
-            </w:r>
-            <w:r>
-              <w:t xml:space="preserve"> Alta/Esencial </w:t>
-            </w:r>
-            <w:r>
-              <w:rPr>
-                <w:rFonts w:ascii="Segoe UI Symbol" w:hAnsi="Segoe UI Symbol" w:cs="Segoe UI Symbol"/>
-              </w:rPr>
-              <w:t>☐</w:t>
-            </w:r>
-            <w:r>
-              <w:t xml:space="preserve"> Media/Deseado </w:t>
-            </w:r>
-            <w:r>
-              <w:rPr>
-                <w:rFonts w:ascii="Segoe UI Symbol" w:hAnsi="Segoe UI Symbol" w:cs="Segoe UI Symbol"/>
-              </w:rPr>
-              <w:t>☐</w:t>
-            </w:r>
-            <w:r>
-              <w:t xml:space="preserve"> Baja/Opcional</w:t>
-            </w:r>
-          </w:p>
-        </w:tc>
-      </w:tr>
-    </w:tbl>
-    <w:p>
-      <w:pPr>
-        <w:pStyle w:val="Normalindentado3"/>
-        <w:rPr>
-          <w:lang w:val="es-MX"/>
-        </w:rPr>
-      </w:pPr>
-    </w:p>
-    <w:p>
-      <w:pPr>
-        <w:pStyle w:val="Normalindentado3"/>
-        <w:ind w:left="0"/>
-        <w:rPr>
-          <w:lang w:val="es-MX"/>
-        </w:rPr>
-      </w:pPr>
-      <w:r>
-        <w:rPr>
-          <w:lang w:val="es-MX"/>
-        </w:rPr>
-        <w:t>Descripción:</w:t>
-      </w:r>
-    </w:p>
-    <w:p>
-      <w:pPr>
-        <w:pStyle w:val="Normalindentado3"/>
-        <w:rPr>
-          <w:lang w:val="es-MX"/>
-        </w:rPr>
-      </w:pPr>
-    </w:p>
-    <w:p>
-      <w:pPr>
-        <w:pStyle w:val="Normalindentado3"/>
-        <w:ind w:left="0"/>
-        <w:rPr>
-          <w:lang w:val="es-MX"/>
-        </w:rPr>
-      </w:pPr>
-      <w:r>
-        <w:rPr>
-          <w:lang w:val="es-MX"/>
-        </w:rPr>
-        <w:t>El sistema debe verificar automáticamente la cantidad de créditos activos del prospecto y su comportamiento de pago anterior para determinar si tiene capacidad de pago o si se encuentra catalogado como "moroso".</w:t>
-      </w:r>
-    </w:p>
-    <w:p>
-      <w:pPr>
-        <w:pStyle w:val="Normalindentado3"/>
-        <w:ind w:left="0"/>
-        <w:rPr>
-          <w:lang w:val="es-MX"/>
-        </w:rPr>
-      </w:pPr>
-    </w:p>
-    <w:p>
-      <w:pPr>
-        <w:pStyle w:val="Normalindentado3"/>
-        <w:ind w:left="0"/>
-        <w:rPr>
-          <w:lang w:val="es-MX"/>
-        </w:rPr>
-      </w:pPr>
-    </w:p>
-    <w:p>
-      <w:pPr>
-        <w:pStyle w:val="Normalindentado3"/>
-        <w:rPr>
-          <w:lang w:val="es-MX"/>
-        </w:rPr>
-      </w:pPr>
-    </w:p>
-    <w:p>
-      <w:pPr>
-        <w:pStyle w:val="Normalindentado3"/>
-        <w:rPr>
-          <w:lang w:val="es-MX"/>
-        </w:rPr>
-      </w:pPr>
-    </w:p>
-    <w:p>
-      <w:pPr>
-        <w:pStyle w:val="Normalindentado3"/>
-        <w:rPr>
-          <w:lang w:val="es-MX"/>
-        </w:rPr>
-      </w:pPr>
-    </w:p>
-    <w:p>
-      <w:pPr>
-        <w:pStyle w:val="Normalindentado3"/>
-        <w:rPr>
-          <w:lang w:val="es-MX"/>
-        </w:rPr>
-      </w:pPr>
-    </w:p>
-    <w:p>
-      <w:pPr>
-        <w:pStyle w:val="Normalindentado3"/>
-        <w:rPr>
-          <w:lang w:val="es-MX"/>
-        </w:rPr>
-      </w:pPr>
-    </w:p>
-    <w:p>
-      <w:pPr>
-        <w:pStyle w:val="Normalindentado3"/>
-        <w:rPr>
-          <w:lang w:val="es-MX"/>
-        </w:rPr>
-      </w:pPr>
-    </w:p>
-    <w:p>
-      <w:pPr>
-        <w:pStyle w:val="Normalindentado3"/>
-        <w:rPr>
-          <w:lang w:val="es-MX"/>
-        </w:rPr>
-      </w:pPr>
-    </w:p>
-    <w:p>
-      <w:pPr>
-        <w:pStyle w:val="Normalindentado3"/>
-        <w:rPr>
-          <w:lang w:val="es-MX"/>
-        </w:rPr>
-      </w:pPr>
-    </w:p>
-    <w:p>
-      <w:pPr>
-        <w:pStyle w:val="Normalindentado3"/>
-        <w:rPr>
-          <w:lang w:val="es-MX"/>
-        </w:rPr>
-      </w:pPr>
-    </w:p>
-    <w:p>
-      <w:pPr>
-        <w:pStyle w:val="Normalindentado3"/>
-        <w:rPr>
-          <w:lang w:val="es-MX"/>
-        </w:rPr>
-      </w:pPr>
-    </w:p>
-    <w:p>
-      <w:pPr>
-        <w:pStyle w:val="Ttulo3"/>
-        <w:rPr>
-          <w:lang w:val="es-MX"/>
-        </w:rPr>
-      </w:pPr>
-      <w:bookmarkStart w:id="67" w:name="_Toc235463721"/>
-      <w:r>
-        <w:rPr>
-          <w:lang w:val="es-MX"/>
-        </w:rPr>
-        <w:lastRenderedPageBreak/>
-        <w:t xml:space="preserve">Requisito funcional </w:t>
-      </w:r>
-      <w:r>
-        <w:rPr>
-          <w:lang w:val="es-MX"/>
-        </w:rPr>
-        <w:t>5</w:t>
-      </w:r>
-      <w:bookmarkEnd w:id="67"/>
-    </w:p>
-    <w:tbl>
-      <w:tblPr>
-        <w:tblStyle w:val="Tablaconcuadrcula5"/>
-        <w:tblW w:w="0" w:type="auto"/>
-        <w:tblLook w:val="04A0" w:firstRow="1" w:lastRow="0" w:firstColumn="1" w:lastColumn="0" w:noHBand="0" w:noVBand="1"/>
-      </w:tblPr>
-      <w:tblGrid>
-        <w:gridCol w:w="2487"/>
-        <w:gridCol w:w="6007"/>
-      </w:tblGrid>
-      <w:tr>
-        <w:tc>
-          <w:tcPr>
-            <w:tcW w:w="2487" w:type="dxa"/>
-            <w:tcBorders>
-              <w:top w:val="single" w:sz="4" w:space="0" w:color="auto"/>
-              <w:left w:val="single" w:sz="4" w:space="0" w:color="auto"/>
-              <w:bottom w:val="single" w:sz="4" w:space="0" w:color="auto"/>
-              <w:right w:val="single" w:sz="4" w:space="0" w:color="auto"/>
-            </w:tcBorders>
-            <w:hideMark/>
-          </w:tcPr>
-          <w:p>
-            <w:pPr>
-              <w:spacing w:after="160" w:line="259" w:lineRule="auto"/>
-              <w:rPr>
-                <w:rFonts w:cs="Arial"/>
-                <w:b/>
-                <w:bCs/>
-                <w:color w:val="000000"/>
-                <w:szCs w:val="22"/>
-                <w:lang w:val="es-MX" w:eastAsia="en-US" w:bidi="es-ES"/>
-              </w:rPr>
-            </w:pPr>
-            <w:r>
-              <w:t>Número del requisito</w:t>
-            </w:r>
-          </w:p>
-        </w:tc>
-        <w:tc>
-          <w:tcPr>
-            <w:tcW w:w="6007" w:type="dxa"/>
-            <w:tcBorders>
-              <w:top w:val="single" w:sz="4" w:space="0" w:color="auto"/>
-              <w:left w:val="single" w:sz="4" w:space="0" w:color="auto"/>
-              <w:bottom w:val="single" w:sz="4" w:space="0" w:color="auto"/>
-              <w:right w:val="single" w:sz="4" w:space="0" w:color="auto"/>
-            </w:tcBorders>
-            <w:hideMark/>
-          </w:tcPr>
-          <w:p>
-            <w:pPr>
-              <w:spacing w:after="160" w:line="259" w:lineRule="auto"/>
-              <w:rPr>
-                <w:rFonts w:cs="Arial"/>
-                <w:color w:val="000000"/>
-                <w:szCs w:val="22"/>
-                <w:lang w:val="es-MX" w:eastAsia="en-US" w:bidi="es-ES"/>
-              </w:rPr>
-            </w:pPr>
-            <w:r>
-              <w:t>RF005 Generación automática de dictamen de evaluación</w:t>
-            </w:r>
-          </w:p>
-        </w:tc>
-      </w:tr>
-      <w:tr>
-        <w:tc>
-          <w:tcPr>
-            <w:tcW w:w="2487" w:type="dxa"/>
-            <w:tcBorders>
-              <w:top w:val="single" w:sz="4" w:space="0" w:color="auto"/>
-              <w:left w:val="single" w:sz="4" w:space="0" w:color="auto"/>
-              <w:bottom w:val="single" w:sz="4" w:space="0" w:color="auto"/>
-              <w:right w:val="single" w:sz="4" w:space="0" w:color="auto"/>
-            </w:tcBorders>
-            <w:hideMark/>
-          </w:tcPr>
-          <w:p>
-            <w:pPr>
-              <w:spacing w:after="160" w:line="259" w:lineRule="auto"/>
-              <w:rPr>
-                <w:rFonts w:cs="Arial"/>
-                <w:b/>
-                <w:bCs/>
-                <w:color w:val="000000"/>
-                <w:szCs w:val="22"/>
-                <w:lang w:val="es-MX" w:eastAsia="en-US" w:bidi="es-ES"/>
-              </w:rPr>
-            </w:pPr>
-            <w:r>
-              <w:t>Nombre del requisito</w:t>
-            </w:r>
-          </w:p>
-        </w:tc>
-        <w:tc>
-          <w:tcPr>
-            <w:tcW w:w="6007" w:type="dxa"/>
-            <w:tcBorders>
-              <w:top w:val="single" w:sz="4" w:space="0" w:color="auto"/>
-              <w:left w:val="single" w:sz="4" w:space="0" w:color="auto"/>
-              <w:bottom w:val="single" w:sz="4" w:space="0" w:color="auto"/>
-              <w:right w:val="single" w:sz="4" w:space="0" w:color="auto"/>
-            </w:tcBorders>
-            <w:hideMark/>
-          </w:tcPr>
-          <w:p>
-            <w:pPr>
-              <w:spacing w:after="160" w:line="259" w:lineRule="auto"/>
-              <w:rPr>
-                <w:rFonts w:cs="Arial"/>
-                <w:color w:val="000000"/>
-                <w:szCs w:val="22"/>
-                <w:lang w:val="es-MX" w:eastAsia="en-US" w:bidi="es-ES"/>
-              </w:rPr>
-            </w:pPr>
-            <w:r>
-              <w:t>El sistema debe emitir una calificación de aptitud del prospecto (“tasa tradicional”, “tasa diamante") inmediatamente después de obtener las consultas de historial, capacidad de crédito y morosidad.</w:t>
-            </w:r>
-          </w:p>
-        </w:tc>
-      </w:tr>
-      <w:tr>
-        <w:tc>
-          <w:tcPr>
-            <w:tcW w:w="2487" w:type="dxa"/>
-            <w:tcBorders>
-              <w:top w:val="single" w:sz="4" w:space="0" w:color="auto"/>
-              <w:left w:val="single" w:sz="4" w:space="0" w:color="auto"/>
-              <w:bottom w:val="single" w:sz="4" w:space="0" w:color="auto"/>
-              <w:right w:val="single" w:sz="4" w:space="0" w:color="auto"/>
-            </w:tcBorders>
-            <w:hideMark/>
-          </w:tcPr>
-          <w:p>
-            <w:pPr>
-              <w:spacing w:after="160" w:line="259" w:lineRule="auto"/>
-              <w:rPr>
-                <w:rFonts w:cs="Arial"/>
-                <w:b/>
-                <w:bCs/>
-                <w:color w:val="000000"/>
-                <w:szCs w:val="22"/>
-                <w:lang w:val="es-MX" w:eastAsia="en-US" w:bidi="es-ES"/>
-              </w:rPr>
-            </w:pPr>
-            <w:r>
-              <w:t>Tipo</w:t>
-            </w:r>
-          </w:p>
-        </w:tc>
-        <w:tc>
-          <w:tcPr>
-            <w:tcW w:w="6007" w:type="dxa"/>
-            <w:tcBorders>
-              <w:top w:val="single" w:sz="4" w:space="0" w:color="auto"/>
-              <w:left w:val="single" w:sz="4" w:space="0" w:color="auto"/>
-              <w:bottom w:val="single" w:sz="4" w:space="0" w:color="auto"/>
-              <w:right w:val="single" w:sz="4" w:space="0" w:color="auto"/>
-            </w:tcBorders>
-            <w:hideMark/>
-          </w:tcPr>
-          <w:p>
-            <w:pPr>
-              <w:spacing w:after="160" w:line="259" w:lineRule="auto"/>
-              <w:rPr>
-                <w:rFonts w:cs="Arial"/>
-                <w:color w:val="000000"/>
-                <w:szCs w:val="22"/>
-                <w:lang w:val="es-MX" w:eastAsia="en-US" w:bidi="es-ES"/>
-              </w:rPr>
-            </w:pPr>
-            <w:r>
-              <w:rPr>
-                <w:rFonts w:ascii="Segoe UI Symbol" w:hAnsi="Segoe UI Symbol" w:cs="Segoe UI Symbol"/>
-              </w:rPr>
-              <w:t>☒</w:t>
-            </w:r>
-            <w:r>
-              <w:t xml:space="preserve"> Requisito </w:t>
-            </w:r>
-            <w:r>
-              <w:rPr>
-                <w:rFonts w:ascii="Segoe UI Symbol" w:hAnsi="Segoe UI Symbol" w:cs="Segoe UI Symbol"/>
-              </w:rPr>
-              <w:t>☐</w:t>
-            </w:r>
-            <w:r>
-              <w:t xml:space="preserve"> Restricci</w:t>
-            </w:r>
-            <w:r>
-              <w:rPr>
-                <w:rFonts w:ascii="Calibri" w:hAnsi="Calibri" w:cs="Calibri"/>
-              </w:rPr>
-              <w:t>ó</w:t>
-            </w:r>
-            <w:r>
-              <w:t>n</w:t>
-            </w:r>
-          </w:p>
-        </w:tc>
-      </w:tr>
-      <w:tr>
-        <w:tc>
-          <w:tcPr>
-            <w:tcW w:w="2487" w:type="dxa"/>
-            <w:tcBorders>
-              <w:top w:val="single" w:sz="4" w:space="0" w:color="auto"/>
-              <w:left w:val="single" w:sz="4" w:space="0" w:color="auto"/>
-              <w:bottom w:val="single" w:sz="4" w:space="0" w:color="auto"/>
-              <w:right w:val="single" w:sz="4" w:space="0" w:color="auto"/>
-            </w:tcBorders>
-            <w:hideMark/>
-          </w:tcPr>
-          <w:p>
-            <w:pPr>
-              <w:spacing w:after="160" w:line="259" w:lineRule="auto"/>
-              <w:rPr>
-                <w:rFonts w:cs="Arial"/>
-                <w:b/>
-                <w:bCs/>
-                <w:color w:val="000000"/>
-                <w:szCs w:val="22"/>
-                <w:lang w:val="es-MX" w:eastAsia="en-US" w:bidi="es-ES"/>
-              </w:rPr>
-            </w:pPr>
-            <w:r>
-              <w:t xml:space="preserve">Fuente del requisito </w:t>
-            </w:r>
-          </w:p>
-        </w:tc>
-        <w:tc>
-          <w:tcPr>
-            <w:tcW w:w="6007" w:type="dxa"/>
-            <w:tcBorders>
-              <w:top w:val="single" w:sz="4" w:space="0" w:color="auto"/>
-              <w:left w:val="single" w:sz="4" w:space="0" w:color="auto"/>
-              <w:bottom w:val="single" w:sz="4" w:space="0" w:color="auto"/>
-              <w:right w:val="single" w:sz="4" w:space="0" w:color="auto"/>
-            </w:tcBorders>
-            <w:hideMark/>
-          </w:tcPr>
-          <w:p>
-            <w:pPr>
-              <w:spacing w:after="160" w:line="259" w:lineRule="auto"/>
-              <w:rPr>
-                <w:rFonts w:cs="Arial"/>
-                <w:color w:val="000000"/>
-                <w:szCs w:val="22"/>
-                <w:lang w:val="es-MX" w:eastAsia="en-US" w:bidi="es-ES"/>
-              </w:rPr>
-            </w:pPr>
-            <w:r>
-              <w:t>Promotores</w:t>
-            </w:r>
-          </w:p>
-        </w:tc>
-      </w:tr>
-      <w:tr>
-        <w:tc>
-          <w:tcPr>
-            <w:tcW w:w="2487" w:type="dxa"/>
-            <w:tcBorders>
-              <w:top w:val="single" w:sz="4" w:space="0" w:color="auto"/>
-              <w:left w:val="single" w:sz="4" w:space="0" w:color="auto"/>
-              <w:bottom w:val="single" w:sz="4" w:space="0" w:color="auto"/>
-              <w:right w:val="single" w:sz="4" w:space="0" w:color="auto"/>
-            </w:tcBorders>
-            <w:hideMark/>
-          </w:tcPr>
-          <w:p>
-            <w:pPr>
-              <w:spacing w:after="160" w:line="259" w:lineRule="auto"/>
-              <w:rPr>
-                <w:rFonts w:cs="Arial"/>
-                <w:b/>
-                <w:bCs/>
-                <w:color w:val="000000"/>
-                <w:szCs w:val="22"/>
-                <w:lang w:val="es-MX" w:eastAsia="en-US" w:bidi="es-ES"/>
-              </w:rPr>
-            </w:pPr>
-            <w:r>
-              <w:t>Prioridad del requisito</w:t>
-            </w:r>
-          </w:p>
-        </w:tc>
-        <w:tc>
-          <w:tcPr>
-            <w:tcW w:w="6007" w:type="dxa"/>
-            <w:tcBorders>
-              <w:top w:val="single" w:sz="4" w:space="0" w:color="auto"/>
-              <w:left w:val="single" w:sz="4" w:space="0" w:color="auto"/>
-              <w:bottom w:val="single" w:sz="4" w:space="0" w:color="auto"/>
-              <w:right w:val="single" w:sz="4" w:space="0" w:color="auto"/>
-            </w:tcBorders>
-            <w:hideMark/>
-          </w:tcPr>
-          <w:p>
-            <w:pPr>
-              <w:spacing w:after="160" w:line="259" w:lineRule="auto"/>
-              <w:rPr>
-                <w:rFonts w:cs="Arial"/>
-                <w:color w:val="000000"/>
-                <w:szCs w:val="22"/>
-                <w:lang w:val="es-MX" w:eastAsia="en-US" w:bidi="es-ES"/>
-              </w:rPr>
-            </w:pPr>
-            <w:r>
-              <w:rPr>
-                <w:rFonts w:ascii="Segoe UI Symbol" w:hAnsi="Segoe UI Symbol" w:cs="Segoe UI Symbol"/>
-              </w:rPr>
-              <w:t>☒</w:t>
-            </w:r>
-            <w:r>
-              <w:t xml:space="preserve"> Alta/Esencial </w:t>
-            </w:r>
-            <w:r>
-              <w:rPr>
-                <w:rFonts w:ascii="Segoe UI Symbol" w:hAnsi="Segoe UI Symbol" w:cs="Segoe UI Symbol"/>
-              </w:rPr>
-              <w:t>☐</w:t>
-            </w:r>
-            <w:r>
-              <w:t xml:space="preserve"> Media/Deseado </w:t>
-            </w:r>
-            <w:r>
-              <w:rPr>
-                <w:rFonts w:ascii="Segoe UI Symbol" w:hAnsi="Segoe UI Symbol" w:cs="Segoe UI Symbol"/>
-              </w:rPr>
-              <w:t>☐</w:t>
-            </w:r>
-            <w:r>
-              <w:t xml:space="preserve"> Baja/Opcional</w:t>
-            </w:r>
-          </w:p>
-        </w:tc>
-      </w:tr>
-    </w:tbl>
-    <w:p>
-      <w:pPr>
-        <w:pStyle w:val="Normalindentado3"/>
-        <w:ind w:left="0"/>
-        <w:rPr>
-          <w:lang w:val="es-MX"/>
-        </w:rPr>
-      </w:pPr>
-    </w:p>
-    <w:p>
-      <w:pPr>
-        <w:pStyle w:val="Normalindentado3"/>
-        <w:ind w:left="0"/>
-        <w:rPr>
-          <w:lang w:val="es-MX"/>
-        </w:rPr>
-      </w:pPr>
-      <w:r>
-        <w:rPr>
-          <w:lang w:val="es-MX"/>
-        </w:rPr>
-        <w:t>Descripción:</w:t>
-      </w:r>
-    </w:p>
-    <w:p>
-      <w:pPr>
-        <w:pStyle w:val="Normalindentado3"/>
-        <w:rPr>
-          <w:lang w:val="es-MX"/>
-        </w:rPr>
-      </w:pPr>
-    </w:p>
-    <w:p>
-      <w:pPr>
-        <w:pStyle w:val="Normalindentado3"/>
-        <w:ind w:left="0"/>
-        <w:rPr>
-          <w:lang w:val="es-MX"/>
-        </w:rPr>
-      </w:pPr>
-      <w:r>
-        <w:rPr>
-          <w:lang w:val="es-MX"/>
-        </w:rPr>
-        <w:t xml:space="preserve">El sistema debe emitir una calificación de aptitud del prospecto ("Tasa Tradicional", "Tasa Diamante" o "No Apto") inmediatamente después de obtener las consultas de historial, capacidad de crédito y morosidad. </w:t>
-      </w:r>
-    </w:p>
-    <w:p>
-      <w:pPr>
-        <w:pStyle w:val="Normalindentado3"/>
-        <w:ind w:left="0"/>
-        <w:rPr>
-          <w:lang w:val="es-MX"/>
-        </w:rPr>
-      </w:pPr>
-    </w:p>
-    <w:p>
-      <w:pPr>
-        <w:pStyle w:val="Normalindentado3"/>
-        <w:ind w:left="0"/>
-        <w:rPr>
-          <w:lang w:val="es-MX"/>
-        </w:rPr>
-      </w:pPr>
-    </w:p>
-    <w:p>
-      <w:pPr>
-        <w:pStyle w:val="Normalindentado3"/>
-        <w:rPr>
-          <w:lang w:val="es-MX"/>
-        </w:rPr>
-      </w:pPr>
-    </w:p>
-    <w:p>
-      <w:pPr>
-        <w:pStyle w:val="Ttulo3"/>
-        <w:rPr>
-          <w:lang w:val="es-MX"/>
-        </w:rPr>
-      </w:pPr>
-      <w:bookmarkStart w:id="68" w:name="_Toc235463722"/>
-      <w:r>
-        <w:rPr>
-          <w:lang w:val="es-MX"/>
-        </w:rPr>
-        <w:t xml:space="preserve">Requisito funcional </w:t>
-      </w:r>
-      <w:r>
-        <w:rPr>
-          <w:lang w:val="es-MX"/>
-        </w:rPr>
-        <w:t>6</w:t>
-      </w:r>
-      <w:bookmarkEnd w:id="68"/>
     </w:p>
     <w:tbl>
       <w:tblPr>
@@ -9413,7 +7818,13 @@
               </w:rPr>
             </w:pPr>
             <w:r>
-              <w:t>RF006 Bloqueo legal para otorgamiento de crédito en la app</w:t>
+              <w:t>RF00</w:t>
+            </w:r>
+            <w:r>
+              <w:t>3</w:t>
+            </w:r>
+            <w:r>
+              <w:t xml:space="preserve"> Bloqueo legal para otorgamiento de crédito en la app</w:t>
             </w:r>
           </w:p>
         </w:tc>
@@ -9797,498 +8208,32 @@
     </w:p>
     <w:p>
       <w:pPr>
-        <w:pStyle w:val="Normalindentado3"/>
-        <w:rPr>
-          <w:lang w:val="es-MX"/>
-        </w:rPr>
-      </w:pPr>
-    </w:p>
-    <w:p>
-      <w:pPr>
-        <w:pStyle w:val="Normalindentado3"/>
-        <w:rPr>
-          <w:lang w:val="es-MX"/>
-        </w:rPr>
-      </w:pPr>
-    </w:p>
-    <w:p>
-      <w:pPr>
-        <w:pStyle w:val="Normalindentado3"/>
-        <w:rPr>
-          <w:lang w:val="es-MX"/>
-        </w:rPr>
-      </w:pPr>
-    </w:p>
-    <w:p>
-      <w:pPr>
-        <w:pStyle w:val="Normalindentado3"/>
-        <w:rPr>
-          <w:lang w:val="es-MX"/>
-        </w:rPr>
-      </w:pPr>
-    </w:p>
-    <w:p>
-      <w:pPr>
-        <w:pStyle w:val="Normalindentado3"/>
-        <w:rPr>
-          <w:lang w:val="es-MX"/>
-        </w:rPr>
-      </w:pPr>
-    </w:p>
-    <w:p>
-      <w:pPr>
-        <w:pStyle w:val="Ttulo3"/>
-        <w:rPr>
-          <w:lang w:val="es-MX"/>
-        </w:rPr>
-      </w:pPr>
-      <w:bookmarkStart w:id="69" w:name="_Toc235463723"/>
+        <w:pStyle w:val="Ttulo2"/>
+      </w:pPr>
+      <w:bookmarkStart w:id="66" w:name="_Toc33238257"/>
+      <w:bookmarkStart w:id="67" w:name="_Toc33411084"/>
+      <w:bookmarkStart w:id="68" w:name="_Toc235463724"/>
       <w:r>
-        <w:rPr>
-          <w:lang w:val="es-MX"/>
-        </w:rPr>
         <w:lastRenderedPageBreak/>
-        <w:t xml:space="preserve">Requisito funcional </w:t>
-      </w:r>
-      <w:r>
-        <w:rPr>
-          <w:lang w:val="es-MX"/>
-        </w:rPr>
-        <w:t>7</w:t>
-      </w:r>
-      <w:bookmarkEnd w:id="69"/>
-    </w:p>
-    <w:tbl>
-      <w:tblPr>
-        <w:tblStyle w:val="Tablaconcuadrcula7"/>
-        <w:tblW w:w="0" w:type="auto"/>
-        <w:tblLook w:val="04A0" w:firstRow="1" w:lastRow="0" w:firstColumn="1" w:lastColumn="0" w:noHBand="0" w:noVBand="1"/>
-      </w:tblPr>
-      <w:tblGrid>
-        <w:gridCol w:w="2487"/>
-        <w:gridCol w:w="6007"/>
-      </w:tblGrid>
-      <w:tr>
-        <w:tc>
-          <w:tcPr>
-            <w:tcW w:w="2487" w:type="dxa"/>
-            <w:tcBorders>
-              <w:top w:val="single" w:sz="4" w:space="0" w:color="auto"/>
-              <w:left w:val="single" w:sz="4" w:space="0" w:color="auto"/>
-              <w:bottom w:val="single" w:sz="4" w:space="0" w:color="auto"/>
-              <w:right w:val="single" w:sz="4" w:space="0" w:color="auto"/>
-            </w:tcBorders>
-            <w:hideMark/>
-          </w:tcPr>
-          <w:p>
-            <w:pPr>
-              <w:spacing w:after="160" w:line="259" w:lineRule="auto"/>
-              <w:rPr>
-                <w:rFonts w:cs="Arial"/>
-                <w:b/>
-                <w:bCs/>
-                <w:color w:val="000000"/>
-                <w:szCs w:val="22"/>
-                <w:lang w:val="es-MX" w:eastAsia="en-US" w:bidi="es-ES"/>
-              </w:rPr>
-            </w:pPr>
-            <w:r>
-              <w:t>Número del requisito</w:t>
-            </w:r>
-          </w:p>
-        </w:tc>
-        <w:tc>
-          <w:tcPr>
-            <w:tcW w:w="6007" w:type="dxa"/>
-            <w:tcBorders>
-              <w:top w:val="single" w:sz="4" w:space="0" w:color="auto"/>
-              <w:left w:val="single" w:sz="4" w:space="0" w:color="auto"/>
-              <w:bottom w:val="single" w:sz="4" w:space="0" w:color="auto"/>
-              <w:right w:val="single" w:sz="4" w:space="0" w:color="auto"/>
-            </w:tcBorders>
-            <w:hideMark/>
-          </w:tcPr>
-          <w:p>
-            <w:pPr>
-              <w:spacing w:after="160" w:line="259" w:lineRule="auto"/>
-              <w:rPr>
-                <w:rFonts w:cs="Arial"/>
-                <w:color w:val="000000"/>
-                <w:szCs w:val="22"/>
-                <w:lang w:val="es-MX" w:eastAsia="en-US" w:bidi="es-ES"/>
-              </w:rPr>
-            </w:pPr>
-            <w:r>
-              <w:t>RF007 Registro y redirección de prospectos aprobados</w:t>
-            </w:r>
-          </w:p>
-        </w:tc>
-      </w:tr>
-      <w:tr>
-        <w:tc>
-          <w:tcPr>
-            <w:tcW w:w="2487" w:type="dxa"/>
-            <w:tcBorders>
-              <w:top w:val="single" w:sz="4" w:space="0" w:color="auto"/>
-              <w:left w:val="single" w:sz="4" w:space="0" w:color="auto"/>
-              <w:bottom w:val="single" w:sz="4" w:space="0" w:color="auto"/>
-              <w:right w:val="single" w:sz="4" w:space="0" w:color="auto"/>
-            </w:tcBorders>
-            <w:hideMark/>
-          </w:tcPr>
-          <w:p>
-            <w:pPr>
-              <w:spacing w:after="160" w:line="259" w:lineRule="auto"/>
-              <w:rPr>
-                <w:rFonts w:cs="Arial"/>
-                <w:b/>
-                <w:bCs/>
-                <w:color w:val="000000"/>
-                <w:szCs w:val="22"/>
-                <w:lang w:val="es-MX" w:eastAsia="en-US" w:bidi="es-ES"/>
-              </w:rPr>
-            </w:pPr>
-            <w:r>
-              <w:t>Nombre del requisito</w:t>
-            </w:r>
-          </w:p>
-        </w:tc>
-        <w:tc>
-          <w:tcPr>
-            <w:tcW w:w="6007" w:type="dxa"/>
-            <w:tcBorders>
-              <w:top w:val="single" w:sz="4" w:space="0" w:color="auto"/>
-              <w:left w:val="single" w:sz="4" w:space="0" w:color="auto"/>
-              <w:bottom w:val="single" w:sz="4" w:space="0" w:color="auto"/>
-              <w:right w:val="single" w:sz="4" w:space="0" w:color="auto"/>
-            </w:tcBorders>
-            <w:hideMark/>
-          </w:tcPr>
-          <w:p>
-            <w:pPr>
-              <w:spacing w:after="160" w:line="259" w:lineRule="auto"/>
-              <w:rPr>
-                <w:rFonts w:cs="Arial"/>
-                <w:color w:val="000000"/>
-                <w:szCs w:val="22"/>
-                <w:lang w:val="es-MX" w:eastAsia="en-US" w:bidi="es-ES"/>
-              </w:rPr>
-            </w:pPr>
-            <w:r>
-              <w:t>El sistema debe guardar los datos de la evaluación exitosa y guiar al promotor para invitar al cliente a asistir a la sucursal física con el fin de concluir el trámite.</w:t>
-            </w:r>
-          </w:p>
-        </w:tc>
-      </w:tr>
-      <w:tr>
-        <w:tc>
-          <w:tcPr>
-            <w:tcW w:w="2487" w:type="dxa"/>
-            <w:tcBorders>
-              <w:top w:val="single" w:sz="4" w:space="0" w:color="auto"/>
-              <w:left w:val="single" w:sz="4" w:space="0" w:color="auto"/>
-              <w:bottom w:val="single" w:sz="4" w:space="0" w:color="auto"/>
-              <w:right w:val="single" w:sz="4" w:space="0" w:color="auto"/>
-            </w:tcBorders>
-            <w:hideMark/>
-          </w:tcPr>
-          <w:p>
-            <w:pPr>
-              <w:spacing w:after="160" w:line="259" w:lineRule="auto"/>
-              <w:rPr>
-                <w:rFonts w:cs="Arial"/>
-                <w:b/>
-                <w:bCs/>
-                <w:color w:val="000000"/>
-                <w:szCs w:val="22"/>
-                <w:lang w:val="es-MX" w:eastAsia="en-US" w:bidi="es-ES"/>
-              </w:rPr>
-            </w:pPr>
-            <w:r>
-              <w:t>Tipo</w:t>
-            </w:r>
-          </w:p>
-        </w:tc>
-        <w:tc>
-          <w:tcPr>
-            <w:tcW w:w="6007" w:type="dxa"/>
-            <w:tcBorders>
-              <w:top w:val="single" w:sz="4" w:space="0" w:color="auto"/>
-              <w:left w:val="single" w:sz="4" w:space="0" w:color="auto"/>
-              <w:bottom w:val="single" w:sz="4" w:space="0" w:color="auto"/>
-              <w:right w:val="single" w:sz="4" w:space="0" w:color="auto"/>
-            </w:tcBorders>
-            <w:hideMark/>
-          </w:tcPr>
-          <w:p>
-            <w:pPr>
-              <w:spacing w:after="160" w:line="259" w:lineRule="auto"/>
-              <w:rPr>
-                <w:rFonts w:cs="Arial"/>
-                <w:color w:val="000000"/>
-                <w:szCs w:val="22"/>
-                <w:lang w:val="es-MX" w:eastAsia="en-US" w:bidi="es-ES"/>
-              </w:rPr>
-            </w:pPr>
-            <w:r>
-              <w:rPr>
-                <w:rFonts w:ascii="Segoe UI Symbol" w:hAnsi="Segoe UI Symbol" w:cs="Segoe UI Symbol"/>
-              </w:rPr>
-              <w:t>☒</w:t>
-            </w:r>
-            <w:r>
-              <w:t xml:space="preserve"> Requisito </w:t>
-            </w:r>
-            <w:r>
-              <w:rPr>
-                <w:rFonts w:ascii="Segoe UI Symbol" w:hAnsi="Segoe UI Symbol" w:cs="Segoe UI Symbol"/>
-              </w:rPr>
-              <w:t>☐</w:t>
-            </w:r>
-            <w:r>
-              <w:t xml:space="preserve"> Restricci</w:t>
-            </w:r>
-            <w:r>
-              <w:rPr>
-                <w:rFonts w:ascii="Calibri" w:hAnsi="Calibri" w:cs="Calibri"/>
-              </w:rPr>
-              <w:t>ó</w:t>
-            </w:r>
-            <w:r>
-              <w:t>n</w:t>
-            </w:r>
-          </w:p>
-        </w:tc>
-      </w:tr>
-      <w:tr>
-        <w:tc>
-          <w:tcPr>
-            <w:tcW w:w="2487" w:type="dxa"/>
-            <w:tcBorders>
-              <w:top w:val="single" w:sz="4" w:space="0" w:color="auto"/>
-              <w:left w:val="single" w:sz="4" w:space="0" w:color="auto"/>
-              <w:bottom w:val="single" w:sz="4" w:space="0" w:color="auto"/>
-              <w:right w:val="single" w:sz="4" w:space="0" w:color="auto"/>
-            </w:tcBorders>
-            <w:hideMark/>
-          </w:tcPr>
-          <w:p>
-            <w:pPr>
-              <w:spacing w:after="160" w:line="259" w:lineRule="auto"/>
-              <w:rPr>
-                <w:rFonts w:cs="Arial"/>
-                <w:b/>
-                <w:bCs/>
-                <w:color w:val="000000"/>
-                <w:szCs w:val="22"/>
-                <w:lang w:val="es-MX" w:eastAsia="en-US" w:bidi="es-ES"/>
-              </w:rPr>
-            </w:pPr>
-            <w:r>
-              <w:t xml:space="preserve">Fuente del requisito </w:t>
-            </w:r>
-          </w:p>
-        </w:tc>
-        <w:tc>
-          <w:tcPr>
-            <w:tcW w:w="6007" w:type="dxa"/>
-            <w:tcBorders>
-              <w:top w:val="single" w:sz="4" w:space="0" w:color="auto"/>
-              <w:left w:val="single" w:sz="4" w:space="0" w:color="auto"/>
-              <w:bottom w:val="single" w:sz="4" w:space="0" w:color="auto"/>
-              <w:right w:val="single" w:sz="4" w:space="0" w:color="auto"/>
-            </w:tcBorders>
-            <w:hideMark/>
-          </w:tcPr>
-          <w:p>
-            <w:pPr>
-              <w:spacing w:after="160" w:line="259" w:lineRule="auto"/>
-              <w:rPr>
-                <w:rFonts w:cs="Arial"/>
-                <w:color w:val="000000"/>
-                <w:szCs w:val="22"/>
-                <w:lang w:val="es-MX" w:eastAsia="en-US" w:bidi="es-ES"/>
-              </w:rPr>
-            </w:pPr>
-            <w:r>
-              <w:t>Financiera Dimex</w:t>
-            </w:r>
-          </w:p>
-        </w:tc>
-      </w:tr>
-      <w:tr>
-        <w:tc>
-          <w:tcPr>
-            <w:tcW w:w="2487" w:type="dxa"/>
-            <w:tcBorders>
-              <w:top w:val="single" w:sz="4" w:space="0" w:color="auto"/>
-              <w:left w:val="single" w:sz="4" w:space="0" w:color="auto"/>
-              <w:bottom w:val="single" w:sz="4" w:space="0" w:color="auto"/>
-              <w:right w:val="single" w:sz="4" w:space="0" w:color="auto"/>
-            </w:tcBorders>
-            <w:hideMark/>
-          </w:tcPr>
-          <w:p>
-            <w:pPr>
-              <w:spacing w:after="160" w:line="259" w:lineRule="auto"/>
-              <w:rPr>
-                <w:rFonts w:cs="Arial"/>
-                <w:b/>
-                <w:bCs/>
-                <w:color w:val="000000"/>
-                <w:szCs w:val="22"/>
-                <w:lang w:val="es-MX" w:eastAsia="en-US" w:bidi="es-ES"/>
-              </w:rPr>
-            </w:pPr>
-            <w:r>
-              <w:t>Prioridad del requisito</w:t>
-            </w:r>
-          </w:p>
-        </w:tc>
-        <w:tc>
-          <w:tcPr>
-            <w:tcW w:w="6007" w:type="dxa"/>
-            <w:tcBorders>
-              <w:top w:val="single" w:sz="4" w:space="0" w:color="auto"/>
-              <w:left w:val="single" w:sz="4" w:space="0" w:color="auto"/>
-              <w:bottom w:val="single" w:sz="4" w:space="0" w:color="auto"/>
-              <w:right w:val="single" w:sz="4" w:space="0" w:color="auto"/>
-            </w:tcBorders>
-            <w:hideMark/>
-          </w:tcPr>
-          <w:p>
-            <w:pPr>
-              <w:spacing w:after="160" w:line="259" w:lineRule="auto"/>
-              <w:rPr>
-                <w:rFonts w:cs="Arial"/>
-                <w:color w:val="000000"/>
-                <w:szCs w:val="22"/>
-                <w:lang w:val="es-MX" w:eastAsia="en-US" w:bidi="es-ES"/>
-              </w:rPr>
-            </w:pPr>
-            <w:r>
-              <w:rPr>
-                <w:rFonts w:ascii="Segoe UI Symbol" w:hAnsi="Segoe UI Symbol" w:cs="Segoe UI Symbol"/>
-              </w:rPr>
-              <w:t>☒</w:t>
-            </w:r>
-            <w:r>
-              <w:t xml:space="preserve"> Alta/Esencial </w:t>
-            </w:r>
-            <w:r>
-              <w:rPr>
-                <w:rFonts w:ascii="Segoe UI Symbol" w:hAnsi="Segoe UI Symbol" w:cs="Segoe UI Symbol"/>
-              </w:rPr>
-              <w:t>☐</w:t>
-            </w:r>
-            <w:r>
-              <w:t xml:space="preserve"> Media/Deseado </w:t>
-            </w:r>
-            <w:r>
-              <w:rPr>
-                <w:rFonts w:ascii="Segoe UI Symbol" w:hAnsi="Segoe UI Symbol" w:cs="Segoe UI Symbol"/>
-              </w:rPr>
-              <w:t>☐</w:t>
-            </w:r>
-            <w:r>
-              <w:t xml:space="preserve"> Baja/Opcional</w:t>
-            </w:r>
-          </w:p>
-        </w:tc>
-      </w:tr>
-    </w:tbl>
-    <w:p>
-      <w:pPr>
-        <w:pStyle w:val="Normalindentado3"/>
-        <w:ind w:left="0"/>
-        <w:rPr>
-          <w:lang w:val="es-MX"/>
-        </w:rPr>
-      </w:pPr>
-    </w:p>
-    <w:p>
-      <w:pPr>
-        <w:pStyle w:val="Normalindentado3"/>
-        <w:ind w:left="0"/>
-        <w:rPr>
-          <w:lang w:val="es-MX"/>
-        </w:rPr>
-      </w:pPr>
-      <w:r>
-        <w:rPr>
-          <w:lang w:val="es-MX"/>
-        </w:rPr>
-        <w:t>Descripción:</w:t>
-      </w:r>
-    </w:p>
-    <w:p>
-      <w:pPr>
-        <w:pStyle w:val="Normalindentado3"/>
-        <w:rPr>
-          <w:lang w:val="es-MX"/>
-        </w:rPr>
-      </w:pPr>
-    </w:p>
-    <w:p>
-      <w:pPr>
-        <w:pStyle w:val="Normalindentado3"/>
-        <w:ind w:left="0"/>
-        <w:rPr>
-          <w:lang w:val="es-MX"/>
-        </w:rPr>
-      </w:pPr>
-      <w:r>
-        <w:rPr>
-          <w:lang w:val="es-MX"/>
-        </w:rPr>
-        <w:t>El sistema debe guardar los datos de la evaluación exitosa y guiar al promotor para invitar al cliente a asistir a la sucursal física con el fin de concluir el trámite con su documentación física.</w:t>
-      </w:r>
-    </w:p>
-    <w:p>
-      <w:pPr>
-        <w:pStyle w:val="Normalindentado3"/>
-        <w:ind w:left="0"/>
-        <w:rPr>
-          <w:lang w:val="es-MX"/>
-        </w:rPr>
-      </w:pPr>
-    </w:p>
-    <w:p>
-      <w:pPr>
-        <w:pStyle w:val="Normalindentado3"/>
-        <w:ind w:left="0"/>
-        <w:rPr>
-          <w:lang w:val="es-MX"/>
-        </w:rPr>
-      </w:pPr>
-    </w:p>
-    <w:p>
-      <w:pPr>
-        <w:pStyle w:val="Ttulo2"/>
-      </w:pPr>
-      <w:bookmarkStart w:id="70" w:name="_Toc33238257"/>
-      <w:bookmarkStart w:id="71" w:name="_Toc33411084"/>
-      <w:bookmarkStart w:id="72" w:name="_Toc235463724"/>
-      <w:r>
         <w:t>Requisitos no funcionales</w:t>
       </w:r>
-      <w:bookmarkEnd w:id="70"/>
-      <w:bookmarkEnd w:id="71"/>
-      <w:bookmarkEnd w:id="72"/>
+      <w:bookmarkEnd w:id="66"/>
+      <w:bookmarkEnd w:id="67"/>
+      <w:bookmarkEnd w:id="68"/>
     </w:p>
     <w:p>
       <w:pPr>
         <w:pStyle w:val="Ttulo3"/>
       </w:pPr>
-      <w:bookmarkStart w:id="73" w:name="_Toc33238258"/>
-      <w:bookmarkStart w:id="74" w:name="_Toc33411085"/>
-      <w:bookmarkStart w:id="75" w:name="_Toc235463725"/>
+      <w:bookmarkStart w:id="69" w:name="_Toc33238258"/>
+      <w:bookmarkStart w:id="70" w:name="_Toc33411085"/>
+      <w:bookmarkStart w:id="71" w:name="_Toc235463725"/>
       <w:r>
         <w:t>Requisitos de rendimiento</w:t>
       </w:r>
-      <w:bookmarkEnd w:id="73"/>
-      <w:bookmarkEnd w:id="74"/>
-      <w:bookmarkEnd w:id="75"/>
+      <w:bookmarkEnd w:id="69"/>
+      <w:bookmarkEnd w:id="70"/>
+      <w:bookmarkEnd w:id="71"/>
     </w:p>
     <w:p>
       <w:pPr>
@@ -10305,15 +8250,15 @@
       <w:pPr>
         <w:pStyle w:val="Ttulo3"/>
       </w:pPr>
-      <w:bookmarkStart w:id="76" w:name="_Toc33238259"/>
-      <w:bookmarkStart w:id="77" w:name="_Toc33411086"/>
-      <w:bookmarkStart w:id="78" w:name="_Toc235463726"/>
+      <w:bookmarkStart w:id="72" w:name="_Toc33238259"/>
+      <w:bookmarkStart w:id="73" w:name="_Toc33411086"/>
+      <w:bookmarkStart w:id="74" w:name="_Toc235463726"/>
       <w:r>
         <w:t>Seguridad</w:t>
       </w:r>
-      <w:bookmarkEnd w:id="76"/>
-      <w:bookmarkEnd w:id="77"/>
-      <w:bookmarkEnd w:id="78"/>
+      <w:bookmarkEnd w:id="72"/>
+      <w:bookmarkEnd w:id="73"/>
+      <w:bookmarkEnd w:id="74"/>
     </w:p>
     <w:p>
       <w:pPr>
@@ -10348,15 +8293,15 @@
       <w:pPr>
         <w:pStyle w:val="Ttulo3"/>
       </w:pPr>
-      <w:bookmarkStart w:id="79" w:name="_Toc33238260"/>
-      <w:bookmarkStart w:id="80" w:name="_Toc33411087"/>
-      <w:bookmarkStart w:id="81" w:name="_Toc235463727"/>
+      <w:bookmarkStart w:id="75" w:name="_Toc33238260"/>
+      <w:bookmarkStart w:id="76" w:name="_Toc33411087"/>
+      <w:bookmarkStart w:id="77" w:name="_Toc235463727"/>
       <w:r>
         <w:t>Fiabilidad</w:t>
       </w:r>
-      <w:bookmarkEnd w:id="79"/>
-      <w:bookmarkEnd w:id="80"/>
-      <w:bookmarkEnd w:id="81"/>
+      <w:bookmarkEnd w:id="75"/>
+      <w:bookmarkEnd w:id="76"/>
+      <w:bookmarkEnd w:id="77"/>
     </w:p>
     <w:p>
       <w:pPr>
@@ -10370,15 +8315,15 @@
       <w:pPr>
         <w:pStyle w:val="Ttulo3"/>
       </w:pPr>
-      <w:bookmarkStart w:id="82" w:name="_Toc33238261"/>
-      <w:bookmarkStart w:id="83" w:name="_Toc33411088"/>
-      <w:bookmarkStart w:id="84" w:name="_Toc235463728"/>
+      <w:bookmarkStart w:id="78" w:name="_Toc33238261"/>
+      <w:bookmarkStart w:id="79" w:name="_Toc33411088"/>
+      <w:bookmarkStart w:id="80" w:name="_Toc235463728"/>
       <w:r>
         <w:t>Disponibilidad</w:t>
       </w:r>
-      <w:bookmarkEnd w:id="82"/>
-      <w:bookmarkEnd w:id="83"/>
-      <w:bookmarkEnd w:id="84"/>
+      <w:bookmarkEnd w:id="78"/>
+      <w:bookmarkEnd w:id="79"/>
+      <w:bookmarkEnd w:id="80"/>
     </w:p>
     <w:p>
       <w:pPr>
@@ -10397,37 +8342,37 @@
       <w:pPr>
         <w:pStyle w:val="Ttulo3"/>
       </w:pPr>
-      <w:bookmarkStart w:id="85" w:name="_Toc33238262"/>
-      <w:bookmarkStart w:id="86" w:name="_Toc33411089"/>
-      <w:bookmarkStart w:id="87" w:name="_Toc235463729"/>
+      <w:bookmarkStart w:id="81" w:name="_Toc33238262"/>
+      <w:bookmarkStart w:id="82" w:name="_Toc33411089"/>
+      <w:bookmarkStart w:id="83" w:name="_Toc235463729"/>
       <w:r>
         <w:t>Mantenibilidad</w:t>
       </w:r>
-      <w:bookmarkEnd w:id="85"/>
-      <w:bookmarkEnd w:id="86"/>
-      <w:bookmarkEnd w:id="87"/>
+      <w:bookmarkEnd w:id="81"/>
+      <w:bookmarkEnd w:id="82"/>
+      <w:bookmarkEnd w:id="83"/>
     </w:p>
     <w:p>
       <w:pPr>
         <w:pStyle w:val="Normalindentado3"/>
       </w:pPr>
       <w:r>
-        <w:t>Estructura modular dividida en los componentes (Cotización, Oportunidades, Solicitudes, Clientes y Ayuda) para facilitar correcciones sin afectar todo el código.</w:t>
+        <w:t>Estructura modular dividida en los componentes (Cotización, Clientes y Ayuda) para facilitar correcciones sin afectar todo el código.</w:t>
       </w:r>
     </w:p>
     <w:p>
       <w:pPr>
         <w:pStyle w:val="Ttulo3"/>
       </w:pPr>
-      <w:bookmarkStart w:id="88" w:name="_Toc33238263"/>
-      <w:bookmarkStart w:id="89" w:name="_Toc33411090"/>
-      <w:bookmarkStart w:id="90" w:name="_Toc235463730"/>
+      <w:bookmarkStart w:id="84" w:name="_Toc33238263"/>
+      <w:bookmarkStart w:id="85" w:name="_Toc33411090"/>
+      <w:bookmarkStart w:id="86" w:name="_Toc235463730"/>
       <w:r>
         <w:t>Portabilidad</w:t>
       </w:r>
-      <w:bookmarkEnd w:id="88"/>
-      <w:bookmarkEnd w:id="89"/>
-      <w:bookmarkEnd w:id="90"/>
+      <w:bookmarkEnd w:id="84"/>
+      <w:bookmarkEnd w:id="85"/>
+      <w:bookmarkEnd w:id="86"/>
     </w:p>
     <w:p>
       <w:pPr>
@@ -10443,7 +8388,21 @@
           <w:i w:val="0"/>
           <w:color w:val="auto"/>
         </w:rPr>
-        <w:t xml:space="preserve">El sistema debe empaquetarse exclusivamente para plataformas móviles (iOS/Android), garantizando su operación en la calle. </w:t>
+        <w:t xml:space="preserve">El sistema debe </w:t>
+      </w:r>
+      <w:r>
+        <w:rPr>
+          <w:i w:val="0"/>
+          <w:color w:val="auto"/>
+        </w:rPr>
+        <w:t>funcionar</w:t>
+      </w:r>
+      <w:r>
+        <w:rPr>
+          <w:i w:val="0"/>
+          <w:color w:val="auto"/>
+        </w:rPr>
+        <w:t xml:space="preserve"> para plataformas móviles (iOS/Android), garantizando su operación en la calle. </w:t>
       </w:r>
     </w:p>
     <w:p>
@@ -10456,24 +8415,23 @@
       <w:pPr>
         <w:pStyle w:val="Ttulo2"/>
       </w:pPr>
-      <w:bookmarkStart w:id="91" w:name="_Toc33411091"/>
-      <w:bookmarkStart w:id="92" w:name="_Toc235463731"/>
+      <w:bookmarkStart w:id="87" w:name="_Toc33411091"/>
+      <w:bookmarkStart w:id="88" w:name="_Toc235463731"/>
       <w:r>
-        <w:lastRenderedPageBreak/>
         <w:t>Otros requisitos</w:t>
       </w:r>
-      <w:bookmarkEnd w:id="91"/>
-      <w:bookmarkEnd w:id="92"/>
+      <w:bookmarkEnd w:id="87"/>
+      <w:bookmarkEnd w:id="88"/>
     </w:p>
     <w:p>
       <w:pPr>
         <w:pStyle w:val="Ttulo3"/>
       </w:pPr>
-      <w:bookmarkStart w:id="93" w:name="_Toc235463732"/>
+      <w:bookmarkStart w:id="89" w:name="_Toc235463732"/>
       <w:r>
         <w:t>Requisitos Legales y de Dominio</w:t>
       </w:r>
-      <w:bookmarkEnd w:id="93"/>
+      <w:bookmarkEnd w:id="89"/>
     </w:p>
     <w:p>
       <w:pPr>
@@ -10510,11 +8468,11 @@
       <w:pPr>
         <w:pStyle w:val="Ttulo3"/>
       </w:pPr>
-      <w:bookmarkStart w:id="94" w:name="_Toc235463733"/>
+      <w:bookmarkStart w:id="90" w:name="_Toc235463733"/>
       <w:r>
         <w:t>Control de Datos</w:t>
       </w:r>
-      <w:bookmarkEnd w:id="94"/>
+      <w:bookmarkEnd w:id="90"/>
     </w:p>
     <w:p>
       <w:pPr>
@@ -10640,18 +8598,8 @@
               <w:color w:val="241A61"/>
               <w:sz w:val="16"/>
             </w:rPr>
-            <w:t xml:space="preserve">Descripción de requisitos del </w:t>
+            <w:t>Descripción de requisitos del sofware</w:t>
           </w:r>
-          <w:proofErr w:type="spellStart"/>
-          <w:r>
-            <w:rPr>
-              <w:rFonts w:cs="Arial"/>
-              <w:color w:val="241A61"/>
-              <w:sz w:val="16"/>
-            </w:rPr>
-            <w:t>sofware</w:t>
-          </w:r>
-          <w:proofErr w:type="spellEnd"/>
         </w:p>
       </w:tc>
     </w:tr>
@@ -15331,25 +13279,6 @@
 </file>
 
 <file path=customXml/item1.xml><?xml version="1.0" encoding="utf-8"?>
-<p:properties xmlns:p="http://schemas.microsoft.com/office/2006/metadata/properties" xmlns:xsi="http://www.w3.org/2001/XMLSchema-instance" xmlns:pc="http://schemas.microsoft.com/office/infopath/2007/PartnerControls">
-  <documentManagement/>
-</p:properties>
-</file>
-
-<file path=customXml/item2.xml><?xml version="1.0" encoding="utf-8"?>
-<b:Sources xmlns:b="http://schemas.openxmlformats.org/officeDocument/2006/bibliography" xmlns="http://schemas.openxmlformats.org/officeDocument/2006/bibliography" SelectedStyle="\APASixthEditionOfficeOnline.xsl" StyleName="APA" Version="6"/>
-</file>
-
-<file path=customXml/item3.xml><?xml version="1.0" encoding="utf-8"?>
-<?mso-contentType ?>
-<FormTemplates xmlns="http://schemas.microsoft.com/sharepoint/v3/contenttype/forms">
-  <Display>DocumentLibraryForm</Display>
-  <Edit>DocumentLibraryForm</Edit>
-  <New>DocumentLibraryForm</New>
-</FormTemplates>
-</file>
-
-<file path=customXml/item4.xml><?xml version="1.0" encoding="utf-8"?>
 <ct:contentTypeSchema xmlns:ct="http://schemas.microsoft.com/office/2006/metadata/contentType" xmlns:ma="http://schemas.microsoft.com/office/2006/metadata/properties/metaAttributes" ct:_="" ma:_="" ma:contentTypeName="Document" ma:contentTypeID="0x010100C4D8C2822012C745A04DAD716F3BBC49" ma:contentTypeVersion="3" ma:contentTypeDescription="Create a new document." ma:contentTypeScope="" ma:versionID="22e449cb79a113e2a4c6c520348d9a82">
   <xsd:schema xmlns:xsd="http://www.w3.org/2001/XMLSchema" xmlns:xs="http://www.w3.org/2001/XMLSchema" xmlns:p="http://schemas.microsoft.com/office/2006/metadata/properties" xmlns:ns2="c874e5e4-5e19-40c3-b9bf-93ae489ed224" targetNamespace="http://schemas.microsoft.com/office/2006/metadata/properties" ma:root="true" ma:fieldsID="5541cf0c11fc23ffbfc0e2753c01e082" ns2:_="">
     <xsd:import namespace="c874e5e4-5e19-40c3-b9bf-93ae489ed224"/>
@@ -15487,32 +13416,26 @@
 </ct:contentTypeSchema>
 </file>
 
-<file path=customXml/itemProps1.xml><?xml version="1.0" encoding="utf-8"?>
-<ds:datastoreItem xmlns:ds="http://schemas.openxmlformats.org/officeDocument/2006/customXml" ds:itemID="{82EFE2AF-DC09-4CAC-B4BF-550B4A378594}">
-  <ds:schemaRefs>
-    <ds:schemaRef ds:uri="http://schemas.microsoft.com/office/2006/metadata/properties"/>
-    <ds:schemaRef ds:uri="http://schemas.microsoft.com/office/infopath/2007/PartnerControls"/>
-  </ds:schemaRefs>
-</ds:datastoreItem>
+<file path=customXml/item2.xml><?xml version="1.0" encoding="utf-8"?>
+<?mso-contentType ?>
+<FormTemplates xmlns="http://schemas.microsoft.com/sharepoint/v3/contenttype/forms">
+  <Display>DocumentLibraryForm</Display>
+  <Edit>DocumentLibraryForm</Edit>
+  <New>DocumentLibraryForm</New>
+</FormTemplates>
 </file>
 
-<file path=customXml/itemProps2.xml><?xml version="1.0" encoding="utf-8"?>
-<ds:datastoreItem xmlns:ds="http://schemas.openxmlformats.org/officeDocument/2006/customXml" ds:itemID="{98211D8D-C047-49A3-9424-2548D01C90AD}">
-  <ds:schemaRefs>
-    <ds:schemaRef ds:uri="http://schemas.openxmlformats.org/officeDocument/2006/bibliography"/>
-  </ds:schemaRefs>
-</ds:datastoreItem>
+<file path=customXml/item3.xml><?xml version="1.0" encoding="utf-8"?>
+<b:Sources xmlns:b="http://schemas.openxmlformats.org/officeDocument/2006/bibliography" xmlns="http://schemas.openxmlformats.org/officeDocument/2006/bibliography" SelectedStyle="\APASixthEditionOfficeOnline.xsl" StyleName="APA" Version="6"/>
 </file>
 
-<file path=customXml/itemProps3.xml><?xml version="1.0" encoding="utf-8"?>
-<ds:datastoreItem xmlns:ds="http://schemas.openxmlformats.org/officeDocument/2006/customXml" ds:itemID="{3150CBCF-CB53-4FA1-B8F2-650DD1A34A47}">
-  <ds:schemaRefs>
-    <ds:schemaRef ds:uri="http://schemas.microsoft.com/sharepoint/v3/contenttype/forms"/>
-  </ds:schemaRefs>
-</ds:datastoreItem>
+<file path=customXml/item4.xml><?xml version="1.0" encoding="utf-8"?>
+<p:properties xmlns:p="http://schemas.microsoft.com/office/2006/metadata/properties" xmlns:xsi="http://www.w3.org/2001/XMLSchema-instance" xmlns:pc="http://schemas.microsoft.com/office/infopath/2007/PartnerControls">
+  <documentManagement/>
+</p:properties>
 </file>
 
-<file path=customXml/itemProps4.xml><?xml version="1.0" encoding="utf-8"?>
+<file path=customXml/itemProps1.xml><?xml version="1.0" encoding="utf-8"?>
 <ds:datastoreItem xmlns:ds="http://schemas.openxmlformats.org/officeDocument/2006/customXml" ds:itemID="{B762800D-0A04-4D74-A223-5CCFB5CCA684}">
   <ds:schemaRefs>
     <ds:schemaRef ds:uri="http://schemas.microsoft.com/office/2006/metadata/contentType"/>
@@ -15528,4 +13451,29 @@
     <ds:schemaRef ds:uri="http://schemas.microsoft.com/internal/obd"/>
   </ds:schemaRefs>
 </ds:datastoreItem>
+</file>
+
+<file path=customXml/itemProps2.xml><?xml version="1.0" encoding="utf-8"?>
+<ds:datastoreItem xmlns:ds="http://schemas.openxmlformats.org/officeDocument/2006/customXml" ds:itemID="{3150CBCF-CB53-4FA1-B8F2-650DD1A34A47}">
+  <ds:schemaRefs>
+    <ds:schemaRef ds:uri="http://schemas.microsoft.com/sharepoint/v3/contenttype/forms"/>
+  </ds:schemaRefs>
+</ds:datastoreItem>
+</file>
+
+<file path=customXml/itemProps3.xml><?xml version="1.0" encoding="utf-8"?>
+<ds:datastoreItem xmlns:ds="http://schemas.openxmlformats.org/officeDocument/2006/customXml" ds:itemID="{98211D8D-C047-49A3-9424-2548D01C90AD}">
+  <ds:schemaRefs>
+    <ds:schemaRef ds:uri="http://schemas.openxmlformats.org/officeDocument/2006/bibliography"/>
+  </ds:schemaRefs>
+</ds:datastoreItem>
+</file>
+
+<file path=customXml/itemProps4.xml><?xml version="1.0" encoding="utf-8"?>
+<ds:datastoreItem xmlns:ds="http://schemas.openxmlformats.org/officeDocument/2006/customXml" ds:itemID="{82EFE2AF-DC09-4CAC-B4BF-550B4A378594}">
+  <ds:schemaRefs>
+    <ds:schemaRef ds:uri="http://schemas.microsoft.com/office/2006/metadata/properties"/>
+    <ds:schemaRef ds:uri="http://schemas.microsoft.com/office/infopath/2007/PartnerControls"/>
+  </ds:schemaRefs>
+</ds:datastoreItem>
 </file>
--- a/Documentación/Requisitos de Software.docx
+++ b/Documentación/Requisitos de Software.docx
@@ -364,7 +364,7 @@
         </w:numPr>
       </w:pPr>
       <w:bookmarkStart w:id="0" w:name="_Toc33411057"/>
-      <w:bookmarkStart w:id="1" w:name="_Toc235463696"/>
+      <w:bookmarkStart w:id="1" w:name="_Toc236325424"/>
       <w:r>
         <w:lastRenderedPageBreak/>
         <w:t>F</w:t>
@@ -394,8 +394,8 @@
       <w:tblGrid>
         <w:gridCol w:w="1217"/>
         <w:gridCol w:w="1079"/>
-        <w:gridCol w:w="2971"/>
-        <w:gridCol w:w="3227"/>
+        <w:gridCol w:w="2977"/>
+        <w:gridCol w:w="3221"/>
       </w:tblGrid>
       <w:tr>
         <w:tc>
@@ -525,24 +525,6 @@
             <w:pPr>
               <w:jc w:val="center"/>
             </w:pPr>
-            <w:r>
-              <w:fldChar w:fldCharType="begin"/>
-            </w:r>
-            <w:r>
-              <w:instrText>MACROBUTTON NoMacro [</w:instrText>
-            </w:r>
-            <w:r>
-              <w:rPr>
-                <w:color w:val="0000FF"/>
-              </w:rPr>
-              <w:instrText>Firma o sello</w:instrText>
-            </w:r>
-            <w:r>
-              <w:instrText>]</w:instrText>
-            </w:r>
-            <w:r>
-              <w:fldChar w:fldCharType="end"/>
-            </w:r>
           </w:p>
         </w:tc>
       </w:tr>
@@ -773,8 +755,8 @@
         <w:tblLook w:val="01E0" w:firstRow="1" w:lastRow="1" w:firstColumn="1" w:lastColumn="1" w:noHBand="0" w:noVBand="0"/>
       </w:tblPr>
       <w:tblGrid>
-        <w:gridCol w:w="4241"/>
-        <w:gridCol w:w="4253"/>
+        <w:gridCol w:w="4243"/>
+        <w:gridCol w:w="4251"/>
       </w:tblGrid>
       <w:tr>
         <w:trPr>
@@ -984,22 +966,7 @@
               <w:t xml:space="preserve">D./ Dña </w:t>
             </w:r>
             <w:r>
-              <w:fldChar w:fldCharType="begin"/>
-            </w:r>
-            <w:r>
-              <w:instrText>MACROBUTTON NoMacro [</w:instrText>
-            </w:r>
-            <w:r>
-              <w:rPr>
-                <w:color w:val="0000FF"/>
-              </w:rPr>
-              <w:instrText>Nombre</w:instrText>
-            </w:r>
-            <w:r>
-              <w:instrText>]</w:instrText>
-            </w:r>
-            <w:r>
-              <w:fldChar w:fldCharType="end"/>
+              <w:t>Braulio Maya Mandujano</w:t>
             </w:r>
           </w:p>
         </w:tc>
@@ -1025,22 +992,7 @@
               <w:t xml:space="preserve">Fdo. D./Dña </w:t>
             </w:r>
             <w:r>
-              <w:fldChar w:fldCharType="begin"/>
-            </w:r>
-            <w:r>
-              <w:instrText>MACROBUTTON NoMacro [</w:instrText>
-            </w:r>
-            <w:r>
-              <w:rPr>
-                <w:color w:val="0000FF"/>
-              </w:rPr>
-              <w:instrText>Nombre</w:instrText>
-            </w:r>
-            <w:r>
-              <w:instrText>]</w:instrText>
-            </w:r>
-            <w:r>
-              <w:fldChar w:fldCharType="end"/>
+              <w:t>Dimex</w:t>
             </w:r>
           </w:p>
         </w:tc>
@@ -1169,7 +1121,7 @@
           <w:r>
             <w:fldChar w:fldCharType="separate"/>
           </w:r>
-          <w:hyperlink w:anchor="_Toc235463696" w:history="1">
+          <w:hyperlink w:anchor="_Toc236325424" w:history="1">
             <w:r>
               <w:rPr>
                 <w:rStyle w:val="Hipervnculo"/>
@@ -1196,7 +1148,7 @@
                 <w:noProof/>
                 <w:webHidden/>
               </w:rPr>
-              <w:instrText xml:space="preserve"> PAGEREF _Toc235463696 \h </w:instrText>
+              <w:instrText xml:space="preserve"> PAGEREF _Toc236325424 \h </w:instrText>
             </w:r>
             <w:r>
               <w:rPr>
@@ -1247,7 +1199,7 @@
               <w14:ligatures w14:val="standardContextual"/>
             </w:rPr>
           </w:pPr>
-          <w:hyperlink w:anchor="_Toc235463697" w:history="1">
+          <w:hyperlink w:anchor="_Toc236325425" w:history="1">
             <w:r>
               <w:rPr>
                 <w:rStyle w:val="Hipervnculo"/>
@@ -1296,7 +1248,7 @@
                 <w:noProof/>
                 <w:webHidden/>
               </w:rPr>
-              <w:instrText xml:space="preserve"> PAGEREF _Toc235463697 \h </w:instrText>
+              <w:instrText xml:space="preserve"> PAGEREF _Toc236325425 \h </w:instrText>
             </w:r>
             <w:r>
               <w:rPr>
@@ -1316,7 +1268,7 @@
                 <w:noProof/>
                 <w:webHidden/>
               </w:rPr>
-              <w:t>4</w:t>
+              <w:t>5</w:t>
             </w:r>
             <w:r>
               <w:rPr>
@@ -1345,7 +1297,7 @@
               <w14:ligatures w14:val="standardContextual"/>
             </w:rPr>
           </w:pPr>
-          <w:hyperlink w:anchor="_Toc235463698" w:history="1">
+          <w:hyperlink w:anchor="_Toc236325426" w:history="1">
             <w:r>
               <w:rPr>
                 <w:rStyle w:val="Hipervnculo"/>
@@ -1392,7 +1344,7 @@
                 <w:noProof/>
                 <w:webHidden/>
               </w:rPr>
-              <w:instrText xml:space="preserve"> PAGEREF _Toc235463698 \h </w:instrText>
+              <w:instrText xml:space="preserve"> PAGEREF _Toc236325426 \h </w:instrText>
             </w:r>
             <w:r>
               <w:rPr>
@@ -1412,7 +1364,7 @@
                 <w:noProof/>
                 <w:webHidden/>
               </w:rPr>
-              <w:t>4</w:t>
+              <w:t>5</w:t>
             </w:r>
             <w:r>
               <w:rPr>
@@ -1441,7 +1393,7 @@
               <w14:ligatures w14:val="standardContextual"/>
             </w:rPr>
           </w:pPr>
-          <w:hyperlink w:anchor="_Toc235463699" w:history="1">
+          <w:hyperlink w:anchor="_Toc236325427" w:history="1">
             <w:r>
               <w:rPr>
                 <w:rStyle w:val="Hipervnculo"/>
@@ -1488,7 +1440,7 @@
                 <w:noProof/>
                 <w:webHidden/>
               </w:rPr>
-              <w:instrText xml:space="preserve"> PAGEREF _Toc235463699 \h </w:instrText>
+              <w:instrText xml:space="preserve"> PAGEREF _Toc236325427 \h </w:instrText>
             </w:r>
             <w:r>
               <w:rPr>
@@ -1508,7 +1460,7 @@
                 <w:noProof/>
                 <w:webHidden/>
               </w:rPr>
-              <w:t>4</w:t>
+              <w:t>5</w:t>
             </w:r>
             <w:r>
               <w:rPr>
@@ -1537,7 +1489,7 @@
               <w14:ligatures w14:val="standardContextual"/>
             </w:rPr>
           </w:pPr>
-          <w:hyperlink w:anchor="_Toc235463700" w:history="1">
+          <w:hyperlink w:anchor="_Toc236325428" w:history="1">
             <w:r>
               <w:rPr>
                 <w:rStyle w:val="Hipervnculo"/>
@@ -1584,7 +1536,7 @@
                 <w:noProof/>
                 <w:webHidden/>
               </w:rPr>
-              <w:instrText xml:space="preserve"> PAGEREF _Toc235463700 \h </w:instrText>
+              <w:instrText xml:space="preserve"> PAGEREF _Toc236325428 \h </w:instrText>
             </w:r>
             <w:r>
               <w:rPr>
@@ -1604,7 +1556,7 @@
                 <w:noProof/>
                 <w:webHidden/>
               </w:rPr>
-              <w:t>4</w:t>
+              <w:t>5</w:t>
             </w:r>
             <w:r>
               <w:rPr>
@@ -1633,7 +1585,7 @@
               <w14:ligatures w14:val="standardContextual"/>
             </w:rPr>
           </w:pPr>
-          <w:hyperlink w:anchor="_Toc235463701" w:history="1">
+          <w:hyperlink w:anchor="_Toc236325429" w:history="1">
             <w:r>
               <w:rPr>
                 <w:rStyle w:val="Hipervnculo"/>
@@ -1680,7 +1632,7 @@
                 <w:noProof/>
                 <w:webHidden/>
               </w:rPr>
-              <w:instrText xml:space="preserve"> PAGEREF _Toc235463701 \h </w:instrText>
+              <w:instrText xml:space="preserve"> PAGEREF _Toc236325429 \h </w:instrText>
             </w:r>
             <w:r>
               <w:rPr>
@@ -1700,7 +1652,7 @@
                 <w:noProof/>
                 <w:webHidden/>
               </w:rPr>
-              <w:t>4</w:t>
+              <w:t>5</w:t>
             </w:r>
             <w:r>
               <w:rPr>
@@ -1729,7 +1681,7 @@
               <w14:ligatures w14:val="standardContextual"/>
             </w:rPr>
           </w:pPr>
-          <w:hyperlink w:anchor="_Toc235463702" w:history="1">
+          <w:hyperlink w:anchor="_Toc236325430" w:history="1">
             <w:r>
               <w:rPr>
                 <w:rStyle w:val="Hipervnculo"/>
@@ -1755,7 +1707,7 @@
                 <w:rStyle w:val="Hipervnculo"/>
                 <w:noProof/>
               </w:rPr>
-              <w:t>Referencias</w:t>
+              <w:t>Resumen</w:t>
             </w:r>
             <w:r>
               <w:rPr>
@@ -1776,7 +1728,7 @@
                 <w:noProof/>
                 <w:webHidden/>
               </w:rPr>
-              <w:instrText xml:space="preserve"> PAGEREF _Toc235463702 \h </w:instrText>
+              <w:instrText xml:space="preserve"> PAGEREF _Toc236325430 \h </w:instrText>
             </w:r>
             <w:r>
               <w:rPr>
@@ -1796,103 +1748,7 @@
                 <w:noProof/>
                 <w:webHidden/>
               </w:rPr>
-              <w:t>5</w:t>
-            </w:r>
-            <w:r>
-              <w:rPr>
-                <w:noProof/>
-                <w:webHidden/>
-              </w:rPr>
-              <w:fldChar w:fldCharType="end"/>
-            </w:r>
-          </w:hyperlink>
-        </w:p>
-        <w:p>
-          <w:pPr>
-            <w:pStyle w:val="TDC2"/>
-            <w:tabs>
-              <w:tab w:val="left" w:pos="720"/>
-              <w:tab w:val="right" w:leader="dot" w:pos="8494"/>
-            </w:tabs>
-            <w:rPr>
-              <w:rFonts w:asciiTheme="minorHAnsi" w:eastAsiaTheme="minorEastAsia" w:hAnsiTheme="minorHAnsi" w:cstheme="minorBidi"/>
-              <w:b w:val="0"/>
-              <w:bCs w:val="0"/>
-              <w:noProof/>
-              <w:kern w:val="2"/>
-              <w:sz w:val="24"/>
-              <w:lang w:val="es-MX" w:eastAsia="es-MX"/>
-              <w14:ligatures w14:val="standardContextual"/>
-            </w:rPr>
-          </w:pPr>
-          <w:hyperlink w:anchor="_Toc235463703" w:history="1">
-            <w:r>
-              <w:rPr>
-                <w:rStyle w:val="Hipervnculo"/>
-                <w:noProof/>
-              </w:rPr>
-              <w:t>1.6</w:t>
-            </w:r>
-            <w:r>
-              <w:rPr>
-                <w:rFonts w:asciiTheme="minorHAnsi" w:eastAsiaTheme="minorEastAsia" w:hAnsiTheme="minorHAnsi" w:cstheme="minorBidi"/>
-                <w:b w:val="0"/>
-                <w:bCs w:val="0"/>
-                <w:noProof/>
-                <w:kern w:val="2"/>
-                <w:sz w:val="24"/>
-                <w:lang w:val="es-MX" w:eastAsia="es-MX"/>
-                <w14:ligatures w14:val="standardContextual"/>
-              </w:rPr>
-              <w:tab/>
-            </w:r>
-            <w:r>
-              <w:rPr>
-                <w:rStyle w:val="Hipervnculo"/>
-                <w:noProof/>
-              </w:rPr>
-              <w:t>Resumen</w:t>
-            </w:r>
-            <w:r>
-              <w:rPr>
-                <w:noProof/>
-                <w:webHidden/>
-              </w:rPr>
-              <w:tab/>
-            </w:r>
-            <w:r>
-              <w:rPr>
-                <w:noProof/>
-                <w:webHidden/>
-              </w:rPr>
-              <w:fldChar w:fldCharType="begin"/>
-            </w:r>
-            <w:r>
-              <w:rPr>
-                <w:noProof/>
-                <w:webHidden/>
-              </w:rPr>
-              <w:instrText xml:space="preserve"> PAGEREF _Toc235463703 \h </w:instrText>
-            </w:r>
-            <w:r>
-              <w:rPr>
-                <w:noProof/>
-                <w:webHidden/>
-              </w:rPr>
-            </w:r>
-            <w:r>
-              <w:rPr>
-                <w:noProof/>
-                <w:webHidden/>
-              </w:rPr>
-              <w:fldChar w:fldCharType="separate"/>
-            </w:r>
-            <w:r>
-              <w:rPr>
-                <w:noProof/>
-                <w:webHidden/>
-              </w:rPr>
-              <w:t>5</w:t>
+              <w:t>6</w:t>
             </w:r>
             <w:r>
               <w:rPr>
@@ -1923,7 +1779,7 @@
               <w14:ligatures w14:val="standardContextual"/>
             </w:rPr>
           </w:pPr>
-          <w:hyperlink w:anchor="_Toc235463704" w:history="1">
+          <w:hyperlink w:anchor="_Toc236325431" w:history="1">
             <w:r>
               <w:rPr>
                 <w:rStyle w:val="Hipervnculo"/>
@@ -1972,7 +1828,7 @@
                 <w:noProof/>
                 <w:webHidden/>
               </w:rPr>
-              <w:instrText xml:space="preserve"> PAGEREF _Toc235463704 \h </w:instrText>
+              <w:instrText xml:space="preserve"> PAGEREF _Toc236325431 \h </w:instrText>
             </w:r>
             <w:r>
               <w:rPr>
@@ -1992,7 +1848,7 @@
                 <w:noProof/>
                 <w:webHidden/>
               </w:rPr>
-              <w:t>5</w:t>
+              <w:t>6</w:t>
             </w:r>
             <w:r>
               <w:rPr>
@@ -2021,7 +1877,7 @@
               <w14:ligatures w14:val="standardContextual"/>
             </w:rPr>
           </w:pPr>
-          <w:hyperlink w:anchor="_Toc235463705" w:history="1">
+          <w:hyperlink w:anchor="_Toc236325432" w:history="1">
             <w:r>
               <w:rPr>
                 <w:rStyle w:val="Hipervnculo"/>
@@ -2068,7 +1924,7 @@
                 <w:noProof/>
                 <w:webHidden/>
               </w:rPr>
-              <w:instrText xml:space="preserve"> PAGEREF _Toc235463705 \h </w:instrText>
+              <w:instrText xml:space="preserve"> PAGEREF _Toc236325432 \h </w:instrText>
             </w:r>
             <w:r>
               <w:rPr>
@@ -2088,7 +1944,7 @@
                 <w:noProof/>
                 <w:webHidden/>
               </w:rPr>
-              <w:t>5</w:t>
+              <w:t>6</w:t>
             </w:r>
             <w:r>
               <w:rPr>
@@ -2117,7 +1973,7 @@
               <w14:ligatures w14:val="standardContextual"/>
             </w:rPr>
           </w:pPr>
-          <w:hyperlink w:anchor="_Toc235463706" w:history="1">
+          <w:hyperlink w:anchor="_Toc236325433" w:history="1">
             <w:r>
               <w:rPr>
                 <w:rStyle w:val="Hipervnculo"/>
@@ -2164,7 +2020,7 @@
                 <w:noProof/>
                 <w:webHidden/>
               </w:rPr>
-              <w:instrText xml:space="preserve"> PAGEREF _Toc235463706 \h </w:instrText>
+              <w:instrText xml:space="preserve"> PAGEREF _Toc236325433 \h </w:instrText>
             </w:r>
             <w:r>
               <w:rPr>
@@ -2184,7 +2040,7 @@
                 <w:noProof/>
                 <w:webHidden/>
               </w:rPr>
-              <w:t>5</w:t>
+              <w:t>6</w:t>
             </w:r>
             <w:r>
               <w:rPr>
@@ -2213,7 +2069,7 @@
               <w14:ligatures w14:val="standardContextual"/>
             </w:rPr>
           </w:pPr>
-          <w:hyperlink w:anchor="_Toc235463707" w:history="1">
+          <w:hyperlink w:anchor="_Toc236325434" w:history="1">
             <w:r>
               <w:rPr>
                 <w:rStyle w:val="Hipervnculo"/>
@@ -2260,7 +2116,7 @@
                 <w:noProof/>
                 <w:webHidden/>
               </w:rPr>
-              <w:instrText xml:space="preserve"> PAGEREF _Toc235463707 \h </w:instrText>
+              <w:instrText xml:space="preserve"> PAGEREF _Toc236325434 \h </w:instrText>
             </w:r>
             <w:r>
               <w:rPr>
@@ -2309,7 +2165,7 @@
               <w14:ligatures w14:val="standardContextual"/>
             </w:rPr>
           </w:pPr>
-          <w:hyperlink w:anchor="_Toc235463708" w:history="1">
+          <w:hyperlink w:anchor="_Toc236325435" w:history="1">
             <w:r>
               <w:rPr>
                 <w:rStyle w:val="Hipervnculo"/>
@@ -2356,7 +2212,7 @@
                 <w:noProof/>
                 <w:webHidden/>
               </w:rPr>
-              <w:instrText xml:space="preserve"> PAGEREF _Toc235463708 \h </w:instrText>
+              <w:instrText xml:space="preserve"> PAGEREF _Toc236325435 \h </w:instrText>
             </w:r>
             <w:r>
               <w:rPr>
@@ -2405,7 +2261,7 @@
               <w14:ligatures w14:val="standardContextual"/>
             </w:rPr>
           </w:pPr>
-          <w:hyperlink w:anchor="_Toc235463709" w:history="1">
+          <w:hyperlink w:anchor="_Toc236325436" w:history="1">
             <w:r>
               <w:rPr>
                 <w:rStyle w:val="Hipervnculo"/>
@@ -2452,7 +2308,7 @@
                 <w:noProof/>
                 <w:webHidden/>
               </w:rPr>
-              <w:instrText xml:space="preserve"> PAGEREF _Toc235463709 \h </w:instrText>
+              <w:instrText xml:space="preserve"> PAGEREF _Toc236325436 \h </w:instrText>
             </w:r>
             <w:r>
               <w:rPr>
@@ -2472,7 +2328,7 @@
                 <w:noProof/>
                 <w:webHidden/>
               </w:rPr>
-              <w:t>6</w:t>
+              <w:t>7</w:t>
             </w:r>
             <w:r>
               <w:rPr>
@@ -2501,7 +2357,7 @@
               <w14:ligatures w14:val="standardContextual"/>
             </w:rPr>
           </w:pPr>
-          <w:hyperlink w:anchor="_Toc235463710" w:history="1">
+          <w:hyperlink w:anchor="_Toc236325437" w:history="1">
             <w:r>
               <w:rPr>
                 <w:rStyle w:val="Hipervnculo"/>
@@ -2548,7 +2404,7 @@
                 <w:noProof/>
                 <w:webHidden/>
               </w:rPr>
-              <w:instrText xml:space="preserve"> PAGEREF _Toc235463710 \h </w:instrText>
+              <w:instrText xml:space="preserve"> PAGEREF _Toc236325437 \h </w:instrText>
             </w:r>
             <w:r>
               <w:rPr>
@@ -2568,7 +2424,7 @@
                 <w:noProof/>
                 <w:webHidden/>
               </w:rPr>
-              <w:t>6</w:t>
+              <w:t>7</w:t>
             </w:r>
             <w:r>
               <w:rPr>
@@ -2599,7 +2455,7 @@
               <w14:ligatures w14:val="standardContextual"/>
             </w:rPr>
           </w:pPr>
-          <w:hyperlink w:anchor="_Toc235463711" w:history="1">
+          <w:hyperlink w:anchor="_Toc236325438" w:history="1">
             <w:r>
               <w:rPr>
                 <w:rStyle w:val="Hipervnculo"/>
@@ -2648,7 +2504,7 @@
                 <w:noProof/>
                 <w:webHidden/>
               </w:rPr>
-              <w:instrText xml:space="preserve"> PAGEREF _Toc235463711 \h </w:instrText>
+              <w:instrText xml:space="preserve"> PAGEREF _Toc236325438 \h </w:instrText>
             </w:r>
             <w:r>
               <w:rPr>
@@ -2668,7 +2524,7 @@
                 <w:noProof/>
                 <w:webHidden/>
               </w:rPr>
-              <w:t>6</w:t>
+              <w:t>7</w:t>
             </w:r>
             <w:r>
               <w:rPr>
@@ -2697,7 +2553,7 @@
               <w14:ligatures w14:val="standardContextual"/>
             </w:rPr>
           </w:pPr>
-          <w:hyperlink w:anchor="_Toc235463712" w:history="1">
+          <w:hyperlink w:anchor="_Toc236325439" w:history="1">
             <w:r>
               <w:rPr>
                 <w:rStyle w:val="Hipervnculo"/>
@@ -2744,7 +2600,7 @@
                 <w:noProof/>
                 <w:webHidden/>
               </w:rPr>
-              <w:instrText xml:space="preserve"> PAGEREF _Toc235463712 \h </w:instrText>
+              <w:instrText xml:space="preserve"> PAGEREF _Toc236325439 \h </w:instrText>
             </w:r>
             <w:r>
               <w:rPr>
@@ -2764,7 +2620,7 @@
                 <w:noProof/>
                 <w:webHidden/>
               </w:rPr>
-              <w:t>6</w:t>
+              <w:t>7</w:t>
             </w:r>
             <w:r>
               <w:rPr>
@@ -2791,7 +2647,7 @@
               <w14:ligatures w14:val="standardContextual"/>
             </w:rPr>
           </w:pPr>
-          <w:hyperlink w:anchor="_Toc235463713" w:history="1">
+          <w:hyperlink w:anchor="_Toc236325440" w:history="1">
             <w:r>
               <w:rPr>
                 <w:rStyle w:val="Hipervnculo"/>
@@ -2836,7 +2692,7 @@
                 <w:noProof/>
                 <w:webHidden/>
               </w:rPr>
-              <w:instrText xml:space="preserve"> PAGEREF _Toc235463713 \h </w:instrText>
+              <w:instrText xml:space="preserve"> PAGEREF _Toc236325440 \h </w:instrText>
             </w:r>
             <w:r>
               <w:rPr>
@@ -2856,7 +2712,7 @@
                 <w:noProof/>
                 <w:webHidden/>
               </w:rPr>
-              <w:t>6</w:t>
+              <w:t>7</w:t>
             </w:r>
             <w:r>
               <w:rPr>
@@ -2883,7 +2739,7 @@
               <w14:ligatures w14:val="standardContextual"/>
             </w:rPr>
           </w:pPr>
-          <w:hyperlink w:anchor="_Toc235463714" w:history="1">
+          <w:hyperlink w:anchor="_Toc236325441" w:history="1">
             <w:r>
               <w:rPr>
                 <w:rStyle w:val="Hipervnculo"/>
@@ -2928,7 +2784,7 @@
                 <w:noProof/>
                 <w:webHidden/>
               </w:rPr>
-              <w:instrText xml:space="preserve"> PAGEREF _Toc235463714 \h </w:instrText>
+              <w:instrText xml:space="preserve"> PAGEREF _Toc236325441 \h </w:instrText>
             </w:r>
             <w:r>
               <w:rPr>
@@ -2948,7 +2804,7 @@
                 <w:noProof/>
                 <w:webHidden/>
               </w:rPr>
-              <w:t>6</w:t>
+              <w:t>7</w:t>
             </w:r>
             <w:r>
               <w:rPr>
@@ -2975,7 +2831,7 @@
               <w14:ligatures w14:val="standardContextual"/>
             </w:rPr>
           </w:pPr>
-          <w:hyperlink w:anchor="_Toc235463715" w:history="1">
+          <w:hyperlink w:anchor="_Toc236325442" w:history="1">
             <w:r>
               <w:rPr>
                 <w:rStyle w:val="Hipervnculo"/>
@@ -3022,7 +2878,7 @@
                 <w:noProof/>
                 <w:webHidden/>
               </w:rPr>
-              <w:instrText xml:space="preserve"> PAGEREF _Toc235463715 \h </w:instrText>
+              <w:instrText xml:space="preserve"> PAGEREF _Toc236325442 \h </w:instrText>
             </w:r>
             <w:r>
               <w:rPr>
@@ -3042,7 +2898,7 @@
                 <w:noProof/>
                 <w:webHidden/>
               </w:rPr>
-              <w:t>6</w:t>
+              <w:t>7</w:t>
             </w:r>
             <w:r>
               <w:rPr>
@@ -3071,7 +2927,7 @@
               <w14:ligatures w14:val="standardContextual"/>
             </w:rPr>
           </w:pPr>
-          <w:hyperlink w:anchor="_Toc235463716" w:history="1">
+          <w:hyperlink w:anchor="_Toc236325443" w:history="1">
             <w:r>
               <w:rPr>
                 <w:rStyle w:val="Hipervnculo"/>
@@ -3118,7 +2974,7 @@
                 <w:noProof/>
                 <w:webHidden/>
               </w:rPr>
-              <w:instrText xml:space="preserve"> PAGEREF _Toc235463716 \h </w:instrText>
+              <w:instrText xml:space="preserve"> PAGEREF _Toc236325443 \h </w:instrText>
             </w:r>
             <w:r>
               <w:rPr>
@@ -3165,7 +3021,7 @@
               <w14:ligatures w14:val="standardContextual"/>
             </w:rPr>
           </w:pPr>
-          <w:hyperlink w:anchor="_Toc235463717" w:history="1">
+          <w:hyperlink w:anchor="_Toc236325444" w:history="1">
             <w:r>
               <w:rPr>
                 <w:rStyle w:val="Hipervnculo"/>
@@ -3210,7 +3066,7 @@
                 <w:noProof/>
                 <w:webHidden/>
               </w:rPr>
-              <w:instrText xml:space="preserve"> PAGEREF _Toc235463717 \h </w:instrText>
+              <w:instrText xml:space="preserve"> PAGEREF _Toc236325444 \h </w:instrText>
             </w:r>
             <w:r>
               <w:rPr>
@@ -3257,7 +3113,7 @@
               <w14:ligatures w14:val="standardContextual"/>
             </w:rPr>
           </w:pPr>
-          <w:hyperlink w:anchor="_Toc235463718" w:history="1">
+          <w:hyperlink w:anchor="_Toc236325445" w:history="1">
             <w:r>
               <w:rPr>
                 <w:rStyle w:val="Hipervnculo"/>
@@ -3302,7 +3158,7 @@
                 <w:noProof/>
                 <w:webHidden/>
               </w:rPr>
-              <w:instrText xml:space="preserve"> PAGEREF _Toc235463718 \h </w:instrText>
+              <w:instrText xml:space="preserve"> PAGEREF _Toc236325445 \h </w:instrText>
             </w:r>
             <w:r>
               <w:rPr>
@@ -3322,7 +3178,7 @@
                 <w:noProof/>
                 <w:webHidden/>
               </w:rPr>
-              <w:t>7</w:t>
+              <w:t>8</w:t>
             </w:r>
             <w:r>
               <w:rPr>
@@ -3349,7 +3205,7 @@
               <w14:ligatures w14:val="standardContextual"/>
             </w:rPr>
           </w:pPr>
-          <w:hyperlink w:anchor="_Toc235463719" w:history="1">
+          <w:hyperlink w:anchor="_Toc236325446" w:history="1">
             <w:r>
               <w:rPr>
                 <w:rStyle w:val="Hipervnculo"/>
@@ -3396,7 +3252,7 @@
                 <w:noProof/>
                 <w:webHidden/>
               </w:rPr>
-              <w:instrText xml:space="preserve"> PAGEREF _Toc235463719 \h </w:instrText>
+              <w:instrText xml:space="preserve"> PAGEREF _Toc236325446 \h </w:instrText>
             </w:r>
             <w:r>
               <w:rPr>
@@ -3417,382 +3273,6 @@
                 <w:webHidden/>
               </w:rPr>
               <w:t>8</w:t>
-            </w:r>
-            <w:r>
-              <w:rPr>
-                <w:noProof/>
-                <w:webHidden/>
-              </w:rPr>
-              <w:fldChar w:fldCharType="end"/>
-            </w:r>
-          </w:hyperlink>
-        </w:p>
-        <w:p>
-          <w:pPr>
-            <w:pStyle w:val="TDC3"/>
-            <w:tabs>
-              <w:tab w:val="left" w:pos="960"/>
-              <w:tab w:val="right" w:leader="dot" w:pos="8494"/>
-            </w:tabs>
-            <w:rPr>
-              <w:rFonts w:asciiTheme="minorHAnsi" w:eastAsiaTheme="minorEastAsia" w:hAnsiTheme="minorHAnsi" w:cstheme="minorBidi"/>
-              <w:noProof/>
-              <w:kern w:val="2"/>
-              <w:sz w:val="24"/>
-              <w:lang w:val="es-MX" w:eastAsia="es-MX"/>
-              <w14:ligatures w14:val="standardContextual"/>
-            </w:rPr>
-          </w:pPr>
-          <w:hyperlink w:anchor="_Toc235463720" w:history="1">
-            <w:r>
-              <w:rPr>
-                <w:rStyle w:val="Hipervnculo"/>
-                <w:noProof/>
-                <w:lang w:val="es-MX"/>
-              </w:rPr>
-              <w:t>3.2.4</w:t>
-            </w:r>
-            <w:r>
-              <w:rPr>
-                <w:rFonts w:asciiTheme="minorHAnsi" w:eastAsiaTheme="minorEastAsia" w:hAnsiTheme="minorHAnsi" w:cstheme="minorBidi"/>
-                <w:noProof/>
-                <w:kern w:val="2"/>
-                <w:sz w:val="24"/>
-                <w:lang w:val="es-MX" w:eastAsia="es-MX"/>
-                <w14:ligatures w14:val="standardContextual"/>
-              </w:rPr>
-              <w:tab/>
-            </w:r>
-            <w:r>
-              <w:rPr>
-                <w:rStyle w:val="Hipervnculo"/>
-                <w:noProof/>
-                <w:lang w:val="es-MX"/>
-              </w:rPr>
-              <w:t>Requisito funcional 4</w:t>
-            </w:r>
-            <w:r>
-              <w:rPr>
-                <w:noProof/>
-                <w:webHidden/>
-              </w:rPr>
-              <w:tab/>
-            </w:r>
-            <w:r>
-              <w:rPr>
-                <w:noProof/>
-                <w:webHidden/>
-              </w:rPr>
-              <w:fldChar w:fldCharType="begin"/>
-            </w:r>
-            <w:r>
-              <w:rPr>
-                <w:noProof/>
-                <w:webHidden/>
-              </w:rPr>
-              <w:instrText xml:space="preserve"> PAGEREF _Toc235463720 \h </w:instrText>
-            </w:r>
-            <w:r>
-              <w:rPr>
-                <w:noProof/>
-                <w:webHidden/>
-              </w:rPr>
-            </w:r>
-            <w:r>
-              <w:rPr>
-                <w:noProof/>
-                <w:webHidden/>
-              </w:rPr>
-              <w:fldChar w:fldCharType="separate"/>
-            </w:r>
-            <w:r>
-              <w:rPr>
-                <w:noProof/>
-                <w:webHidden/>
-              </w:rPr>
-              <w:t>8</w:t>
-            </w:r>
-            <w:r>
-              <w:rPr>
-                <w:noProof/>
-                <w:webHidden/>
-              </w:rPr>
-              <w:fldChar w:fldCharType="end"/>
-            </w:r>
-          </w:hyperlink>
-        </w:p>
-        <w:p>
-          <w:pPr>
-            <w:pStyle w:val="TDC3"/>
-            <w:tabs>
-              <w:tab w:val="left" w:pos="960"/>
-              <w:tab w:val="right" w:leader="dot" w:pos="8494"/>
-            </w:tabs>
-            <w:rPr>
-              <w:rFonts w:asciiTheme="minorHAnsi" w:eastAsiaTheme="minorEastAsia" w:hAnsiTheme="minorHAnsi" w:cstheme="minorBidi"/>
-              <w:noProof/>
-              <w:kern w:val="2"/>
-              <w:sz w:val="24"/>
-              <w:lang w:val="es-MX" w:eastAsia="es-MX"/>
-              <w14:ligatures w14:val="standardContextual"/>
-            </w:rPr>
-          </w:pPr>
-          <w:hyperlink w:anchor="_Toc235463721" w:history="1">
-            <w:r>
-              <w:rPr>
-                <w:rStyle w:val="Hipervnculo"/>
-                <w:noProof/>
-                <w:lang w:val="es-MX"/>
-              </w:rPr>
-              <w:t>3.2.5</w:t>
-            </w:r>
-            <w:r>
-              <w:rPr>
-                <w:rFonts w:asciiTheme="minorHAnsi" w:eastAsiaTheme="minorEastAsia" w:hAnsiTheme="minorHAnsi" w:cstheme="minorBidi"/>
-                <w:noProof/>
-                <w:kern w:val="2"/>
-                <w:sz w:val="24"/>
-                <w:lang w:val="es-MX" w:eastAsia="es-MX"/>
-                <w14:ligatures w14:val="standardContextual"/>
-              </w:rPr>
-              <w:tab/>
-            </w:r>
-            <w:r>
-              <w:rPr>
-                <w:rStyle w:val="Hipervnculo"/>
-                <w:noProof/>
-                <w:lang w:val="es-MX"/>
-              </w:rPr>
-              <w:t>Requisito funcional 5</w:t>
-            </w:r>
-            <w:r>
-              <w:rPr>
-                <w:noProof/>
-                <w:webHidden/>
-              </w:rPr>
-              <w:tab/>
-            </w:r>
-            <w:r>
-              <w:rPr>
-                <w:noProof/>
-                <w:webHidden/>
-              </w:rPr>
-              <w:fldChar w:fldCharType="begin"/>
-            </w:r>
-            <w:r>
-              <w:rPr>
-                <w:noProof/>
-                <w:webHidden/>
-              </w:rPr>
-              <w:instrText xml:space="preserve"> PAGEREF _Toc235463721 \h </w:instrText>
-            </w:r>
-            <w:r>
-              <w:rPr>
-                <w:noProof/>
-                <w:webHidden/>
-              </w:rPr>
-            </w:r>
-            <w:r>
-              <w:rPr>
-                <w:noProof/>
-                <w:webHidden/>
-              </w:rPr>
-              <w:fldChar w:fldCharType="separate"/>
-            </w:r>
-            <w:r>
-              <w:rPr>
-                <w:noProof/>
-                <w:webHidden/>
-              </w:rPr>
-              <w:t>9</w:t>
-            </w:r>
-            <w:r>
-              <w:rPr>
-                <w:noProof/>
-                <w:webHidden/>
-              </w:rPr>
-              <w:fldChar w:fldCharType="end"/>
-            </w:r>
-          </w:hyperlink>
-        </w:p>
-        <w:p>
-          <w:pPr>
-            <w:pStyle w:val="TDC3"/>
-            <w:tabs>
-              <w:tab w:val="left" w:pos="960"/>
-              <w:tab w:val="right" w:leader="dot" w:pos="8494"/>
-            </w:tabs>
-            <w:rPr>
-              <w:rFonts w:asciiTheme="minorHAnsi" w:eastAsiaTheme="minorEastAsia" w:hAnsiTheme="minorHAnsi" w:cstheme="minorBidi"/>
-              <w:noProof/>
-              <w:kern w:val="2"/>
-              <w:sz w:val="24"/>
-              <w:lang w:val="es-MX" w:eastAsia="es-MX"/>
-              <w14:ligatures w14:val="standardContextual"/>
-            </w:rPr>
-          </w:pPr>
-          <w:hyperlink w:anchor="_Toc235463722" w:history="1">
-            <w:r>
-              <w:rPr>
-                <w:rStyle w:val="Hipervnculo"/>
-                <w:noProof/>
-                <w:lang w:val="es-MX"/>
-              </w:rPr>
-              <w:t>3.2.6</w:t>
-            </w:r>
-            <w:r>
-              <w:rPr>
-                <w:rFonts w:asciiTheme="minorHAnsi" w:eastAsiaTheme="minorEastAsia" w:hAnsiTheme="minorHAnsi" w:cstheme="minorBidi"/>
-                <w:noProof/>
-                <w:kern w:val="2"/>
-                <w:sz w:val="24"/>
-                <w:lang w:val="es-MX" w:eastAsia="es-MX"/>
-                <w14:ligatures w14:val="standardContextual"/>
-              </w:rPr>
-              <w:tab/>
-            </w:r>
-            <w:r>
-              <w:rPr>
-                <w:rStyle w:val="Hipervnculo"/>
-                <w:noProof/>
-                <w:lang w:val="es-MX"/>
-              </w:rPr>
-              <w:t>Requisito funcional 6</w:t>
-            </w:r>
-            <w:r>
-              <w:rPr>
-                <w:noProof/>
-                <w:webHidden/>
-              </w:rPr>
-              <w:tab/>
-            </w:r>
-            <w:r>
-              <w:rPr>
-                <w:noProof/>
-                <w:webHidden/>
-              </w:rPr>
-              <w:fldChar w:fldCharType="begin"/>
-            </w:r>
-            <w:r>
-              <w:rPr>
-                <w:noProof/>
-                <w:webHidden/>
-              </w:rPr>
-              <w:instrText xml:space="preserve"> PAGEREF _Toc235463722 \h </w:instrText>
-            </w:r>
-            <w:r>
-              <w:rPr>
-                <w:noProof/>
-                <w:webHidden/>
-              </w:rPr>
-            </w:r>
-            <w:r>
-              <w:rPr>
-                <w:noProof/>
-                <w:webHidden/>
-              </w:rPr>
-              <w:fldChar w:fldCharType="separate"/>
-            </w:r>
-            <w:r>
-              <w:rPr>
-                <w:noProof/>
-                <w:webHidden/>
-              </w:rPr>
-              <w:t>9</w:t>
-            </w:r>
-            <w:r>
-              <w:rPr>
-                <w:noProof/>
-                <w:webHidden/>
-              </w:rPr>
-              <w:fldChar w:fldCharType="end"/>
-            </w:r>
-          </w:hyperlink>
-        </w:p>
-        <w:p>
-          <w:pPr>
-            <w:pStyle w:val="TDC3"/>
-            <w:tabs>
-              <w:tab w:val="left" w:pos="960"/>
-              <w:tab w:val="right" w:leader="dot" w:pos="8494"/>
-            </w:tabs>
-            <w:rPr>
-              <w:rFonts w:asciiTheme="minorHAnsi" w:eastAsiaTheme="minorEastAsia" w:hAnsiTheme="minorHAnsi" w:cstheme="minorBidi"/>
-              <w:noProof/>
-              <w:kern w:val="2"/>
-              <w:sz w:val="24"/>
-              <w:lang w:val="es-MX" w:eastAsia="es-MX"/>
-              <w14:ligatures w14:val="standardContextual"/>
-            </w:rPr>
-          </w:pPr>
-          <w:hyperlink w:anchor="_Toc235463723" w:history="1">
-            <w:r>
-              <w:rPr>
-                <w:rStyle w:val="Hipervnculo"/>
-                <w:noProof/>
-                <w:lang w:val="es-MX"/>
-              </w:rPr>
-              <w:t>3.2.7</w:t>
-            </w:r>
-            <w:r>
-              <w:rPr>
-                <w:rFonts w:asciiTheme="minorHAnsi" w:eastAsiaTheme="minorEastAsia" w:hAnsiTheme="minorHAnsi" w:cstheme="minorBidi"/>
-                <w:noProof/>
-                <w:kern w:val="2"/>
-                <w:sz w:val="24"/>
-                <w:lang w:val="es-MX" w:eastAsia="es-MX"/>
-                <w14:ligatures w14:val="standardContextual"/>
-              </w:rPr>
-              <w:tab/>
-            </w:r>
-            <w:r>
-              <w:rPr>
-                <w:rStyle w:val="Hipervnculo"/>
-                <w:noProof/>
-                <w:lang w:val="es-MX"/>
-              </w:rPr>
-              <w:t>Requisito funcional 7</w:t>
-            </w:r>
-            <w:r>
-              <w:rPr>
-                <w:noProof/>
-                <w:webHidden/>
-              </w:rPr>
-              <w:tab/>
-            </w:r>
-            <w:r>
-              <w:rPr>
-                <w:noProof/>
-                <w:webHidden/>
-              </w:rPr>
-              <w:fldChar w:fldCharType="begin"/>
-            </w:r>
-            <w:r>
-              <w:rPr>
-                <w:noProof/>
-                <w:webHidden/>
-              </w:rPr>
-              <w:instrText xml:space="preserve"> PAGEREF _Toc235463723 \h </w:instrText>
-            </w:r>
-            <w:r>
-              <w:rPr>
-                <w:noProof/>
-                <w:webHidden/>
-              </w:rPr>
-            </w:r>
-            <w:r>
-              <w:rPr>
-                <w:noProof/>
-                <w:webHidden/>
-              </w:rPr>
-              <w:fldChar w:fldCharType="separate"/>
-            </w:r>
-            <w:r>
-              <w:rPr>
-                <w:noProof/>
-                <w:webHidden/>
-              </w:rPr>
-              <w:t>10</w:t>
             </w:r>
             <w:r>
               <w:rPr>
@@ -3821,7 +3301,7 @@
               <w14:ligatures w14:val="standardContextual"/>
             </w:rPr>
           </w:pPr>
-          <w:hyperlink w:anchor="_Toc235463724" w:history="1">
+          <w:hyperlink w:anchor="_Toc236325447" w:history="1">
             <w:r>
               <w:rPr>
                 <w:rStyle w:val="Hipervnculo"/>
@@ -3868,7 +3348,7 @@
                 <w:noProof/>
                 <w:webHidden/>
               </w:rPr>
-              <w:instrText xml:space="preserve"> PAGEREF _Toc235463724 \h </w:instrText>
+              <w:instrText xml:space="preserve"> PAGEREF _Toc236325447 \h </w:instrText>
             </w:r>
             <w:r>
               <w:rPr>
@@ -3888,7 +3368,7 @@
                 <w:noProof/>
                 <w:webHidden/>
               </w:rPr>
-              <w:t>10</w:t>
+              <w:t>9</w:t>
             </w:r>
             <w:r>
               <w:rPr>
@@ -3915,7 +3395,7 @@
               <w14:ligatures w14:val="standardContextual"/>
             </w:rPr>
           </w:pPr>
-          <w:hyperlink w:anchor="_Toc235463725" w:history="1">
+          <w:hyperlink w:anchor="_Toc236325448" w:history="1">
             <w:r>
               <w:rPr>
                 <w:rStyle w:val="Hipervnculo"/>
@@ -3960,7 +3440,7 @@
                 <w:noProof/>
                 <w:webHidden/>
               </w:rPr>
-              <w:instrText xml:space="preserve"> PAGEREF _Toc235463725 \h </w:instrText>
+              <w:instrText xml:space="preserve"> PAGEREF _Toc236325448 \h </w:instrText>
             </w:r>
             <w:r>
               <w:rPr>
@@ -3980,7 +3460,7 @@
                 <w:noProof/>
                 <w:webHidden/>
               </w:rPr>
-              <w:t>10</w:t>
+              <w:t>9</w:t>
             </w:r>
             <w:r>
               <w:rPr>
@@ -4007,7 +3487,7 @@
               <w14:ligatures w14:val="standardContextual"/>
             </w:rPr>
           </w:pPr>
-          <w:hyperlink w:anchor="_Toc235463726" w:history="1">
+          <w:hyperlink w:anchor="_Toc236325449" w:history="1">
             <w:r>
               <w:rPr>
                 <w:rStyle w:val="Hipervnculo"/>
@@ -4052,7 +3532,7 @@
                 <w:noProof/>
                 <w:webHidden/>
               </w:rPr>
-              <w:instrText xml:space="preserve"> PAGEREF _Toc235463726 \h </w:instrText>
+              <w:instrText xml:space="preserve"> PAGEREF _Toc236325449 \h </w:instrText>
             </w:r>
             <w:r>
               <w:rPr>
@@ -4072,7 +3552,7 @@
                 <w:noProof/>
                 <w:webHidden/>
               </w:rPr>
-              <w:t>10</w:t>
+              <w:t>9</w:t>
             </w:r>
             <w:r>
               <w:rPr>
@@ -4099,7 +3579,7 @@
               <w14:ligatures w14:val="standardContextual"/>
             </w:rPr>
           </w:pPr>
-          <w:hyperlink w:anchor="_Toc235463727" w:history="1">
+          <w:hyperlink w:anchor="_Toc236325450" w:history="1">
             <w:r>
               <w:rPr>
                 <w:rStyle w:val="Hipervnculo"/>
@@ -4144,7 +3624,7 @@
                 <w:noProof/>
                 <w:webHidden/>
               </w:rPr>
-              <w:instrText xml:space="preserve"> PAGEREF _Toc235463727 \h </w:instrText>
+              <w:instrText xml:space="preserve"> PAGEREF _Toc236325450 \h </w:instrText>
             </w:r>
             <w:r>
               <w:rPr>
@@ -4164,7 +3644,7 @@
                 <w:noProof/>
                 <w:webHidden/>
               </w:rPr>
-              <w:t>10</w:t>
+              <w:t>9</w:t>
             </w:r>
             <w:r>
               <w:rPr>
@@ -4191,7 +3671,7 @@
               <w14:ligatures w14:val="standardContextual"/>
             </w:rPr>
           </w:pPr>
-          <w:hyperlink w:anchor="_Toc235463728" w:history="1">
+          <w:hyperlink w:anchor="_Toc236325451" w:history="1">
             <w:r>
               <w:rPr>
                 <w:rStyle w:val="Hipervnculo"/>
@@ -4236,7 +3716,7 @@
                 <w:noProof/>
                 <w:webHidden/>
               </w:rPr>
-              <w:instrText xml:space="preserve"> PAGEREF _Toc235463728 \h </w:instrText>
+              <w:instrText xml:space="preserve"> PAGEREF _Toc236325451 \h </w:instrText>
             </w:r>
             <w:r>
               <w:rPr>
@@ -4256,7 +3736,7 @@
                 <w:noProof/>
                 <w:webHidden/>
               </w:rPr>
-              <w:t>10</w:t>
+              <w:t>9</w:t>
             </w:r>
             <w:r>
               <w:rPr>
@@ -4283,7 +3763,7 @@
               <w14:ligatures w14:val="standardContextual"/>
             </w:rPr>
           </w:pPr>
-          <w:hyperlink w:anchor="_Toc235463729" w:history="1">
+          <w:hyperlink w:anchor="_Toc236325452" w:history="1">
             <w:r>
               <w:rPr>
                 <w:rStyle w:val="Hipervnculo"/>
@@ -4328,7 +3808,7 @@
                 <w:noProof/>
                 <w:webHidden/>
               </w:rPr>
-              <w:instrText xml:space="preserve"> PAGEREF _Toc235463729 \h </w:instrText>
+              <w:instrText xml:space="preserve"> PAGEREF _Toc236325452 \h </w:instrText>
             </w:r>
             <w:r>
               <w:rPr>
@@ -4348,7 +3828,7 @@
                 <w:noProof/>
                 <w:webHidden/>
               </w:rPr>
-              <w:t>10</w:t>
+              <w:t>9</w:t>
             </w:r>
             <w:r>
               <w:rPr>
@@ -4375,7 +3855,7 @@
               <w14:ligatures w14:val="standardContextual"/>
             </w:rPr>
           </w:pPr>
-          <w:hyperlink w:anchor="_Toc235463730" w:history="1">
+          <w:hyperlink w:anchor="_Toc236325453" w:history="1">
             <w:r>
               <w:rPr>
                 <w:rStyle w:val="Hipervnculo"/>
@@ -4420,7 +3900,7 @@
                 <w:noProof/>
                 <w:webHidden/>
               </w:rPr>
-              <w:instrText xml:space="preserve"> PAGEREF _Toc235463730 \h </w:instrText>
+              <w:instrText xml:space="preserve"> PAGEREF _Toc236325453 \h </w:instrText>
             </w:r>
             <w:r>
               <w:rPr>
@@ -4440,7 +3920,7 @@
                 <w:noProof/>
                 <w:webHidden/>
               </w:rPr>
-              <w:t>10</w:t>
+              <w:t>9</w:t>
             </w:r>
             <w:r>
               <w:rPr>
@@ -4469,7 +3949,7 @@
               <w14:ligatures w14:val="standardContextual"/>
             </w:rPr>
           </w:pPr>
-          <w:hyperlink w:anchor="_Toc235463731" w:history="1">
+          <w:hyperlink w:anchor="_Toc236325454" w:history="1">
             <w:r>
               <w:rPr>
                 <w:rStyle w:val="Hipervnculo"/>
@@ -4516,7 +3996,7 @@
                 <w:noProof/>
                 <w:webHidden/>
               </w:rPr>
-              <w:instrText xml:space="preserve"> PAGEREF _Toc235463731 \h </w:instrText>
+              <w:instrText xml:space="preserve"> PAGEREF _Toc236325454 \h </w:instrText>
             </w:r>
             <w:r>
               <w:rPr>
@@ -4536,7 +4016,7 @@
                 <w:noProof/>
                 <w:webHidden/>
               </w:rPr>
-              <w:t>11</w:t>
+              <w:t>9</w:t>
             </w:r>
             <w:r>
               <w:rPr>
@@ -4563,7 +4043,7 @@
               <w14:ligatures w14:val="standardContextual"/>
             </w:rPr>
           </w:pPr>
-          <w:hyperlink w:anchor="_Toc235463732" w:history="1">
+          <w:hyperlink w:anchor="_Toc236325455" w:history="1">
             <w:r>
               <w:rPr>
                 <w:rStyle w:val="Hipervnculo"/>
@@ -4608,7 +4088,7 @@
                 <w:noProof/>
                 <w:webHidden/>
               </w:rPr>
-              <w:instrText xml:space="preserve"> PAGEREF _Toc235463732 \h </w:instrText>
+              <w:instrText xml:space="preserve"> PAGEREF _Toc236325455 \h </w:instrText>
             </w:r>
             <w:r>
               <w:rPr>
@@ -4628,7 +4108,7 @@
                 <w:noProof/>
                 <w:webHidden/>
               </w:rPr>
-              <w:t>11</w:t>
+              <w:t>9</w:t>
             </w:r>
             <w:r>
               <w:rPr>
@@ -4655,7 +4135,7 @@
               <w14:ligatures w14:val="standardContextual"/>
             </w:rPr>
           </w:pPr>
-          <w:hyperlink w:anchor="_Toc235463733" w:history="1">
+          <w:hyperlink w:anchor="_Toc236325456" w:history="1">
             <w:r>
               <w:rPr>
                 <w:rStyle w:val="Hipervnculo"/>
@@ -4700,7 +4180,7 @@
                 <w:noProof/>
                 <w:webHidden/>
               </w:rPr>
-              <w:instrText xml:space="preserve"> PAGEREF _Toc235463733 \h </w:instrText>
+              <w:instrText xml:space="preserve"> PAGEREF _Toc236325456 \h </w:instrText>
             </w:r>
             <w:r>
               <w:rPr>
@@ -4720,107 +4200,7 @@
                 <w:noProof/>
                 <w:webHidden/>
               </w:rPr>
-              <w:t>11</w:t>
-            </w:r>
-            <w:r>
-              <w:rPr>
-                <w:noProof/>
-                <w:webHidden/>
-              </w:rPr>
-              <w:fldChar w:fldCharType="end"/>
-            </w:r>
-          </w:hyperlink>
-        </w:p>
-        <w:p>
-          <w:pPr>
-            <w:pStyle w:val="TDC1"/>
-            <w:tabs>
-              <w:tab w:val="left" w:pos="480"/>
-              <w:tab w:val="right" w:leader="dot" w:pos="8494"/>
-            </w:tabs>
-            <w:rPr>
-              <w:rFonts w:asciiTheme="minorHAnsi" w:eastAsiaTheme="minorEastAsia" w:hAnsiTheme="minorHAnsi" w:cstheme="minorBidi"/>
-              <w:b w:val="0"/>
-              <w:bCs w:val="0"/>
-              <w:caps w:val="0"/>
-              <w:noProof/>
-              <w:kern w:val="2"/>
-              <w:sz w:val="24"/>
-              <w:szCs w:val="24"/>
-              <w:lang w:val="es-MX" w:eastAsia="es-MX"/>
-              <w14:ligatures w14:val="standardContextual"/>
-            </w:rPr>
-          </w:pPr>
-          <w:hyperlink w:anchor="_Toc235463734" w:history="1">
-            <w:r>
-              <w:rPr>
-                <w:rStyle w:val="Hipervnculo"/>
-                <w:noProof/>
-              </w:rPr>
-              <w:t>4</w:t>
-            </w:r>
-            <w:r>
-              <w:rPr>
-                <w:rFonts w:asciiTheme="minorHAnsi" w:eastAsiaTheme="minorEastAsia" w:hAnsiTheme="minorHAnsi" w:cstheme="minorBidi"/>
-                <w:b w:val="0"/>
-                <w:bCs w:val="0"/>
-                <w:caps w:val="0"/>
-                <w:noProof/>
-                <w:kern w:val="2"/>
-                <w:sz w:val="24"/>
-                <w:szCs w:val="24"/>
-                <w:lang w:val="es-MX" w:eastAsia="es-MX"/>
-                <w14:ligatures w14:val="standardContextual"/>
-              </w:rPr>
-              <w:tab/>
-            </w:r>
-            <w:r>
-              <w:rPr>
-                <w:rStyle w:val="Hipervnculo"/>
-                <w:noProof/>
-              </w:rPr>
-              <w:t>Apéndices</w:t>
-            </w:r>
-            <w:r>
-              <w:rPr>
-                <w:noProof/>
-                <w:webHidden/>
-              </w:rPr>
-              <w:tab/>
-            </w:r>
-            <w:r>
-              <w:rPr>
-                <w:noProof/>
-                <w:webHidden/>
-              </w:rPr>
-              <w:fldChar w:fldCharType="begin"/>
-            </w:r>
-            <w:r>
-              <w:rPr>
-                <w:noProof/>
-                <w:webHidden/>
-              </w:rPr>
-              <w:instrText xml:space="preserve"> PAGEREF _Toc235463734 \h </w:instrText>
-            </w:r>
-            <w:r>
-              <w:rPr>
-                <w:noProof/>
-                <w:webHidden/>
-              </w:rPr>
-            </w:r>
-            <w:r>
-              <w:rPr>
-                <w:noProof/>
-                <w:webHidden/>
-              </w:rPr>
-              <w:fldChar w:fldCharType="separate"/>
-            </w:r>
-            <w:r>
-              <w:rPr>
-                <w:noProof/>
-                <w:webHidden/>
-              </w:rPr>
-              <w:t>11</w:t>
+              <w:t>9</w:t>
             </w:r>
             <w:r>
               <w:rPr>
@@ -4842,23 +4222,27 @@
         </w:p>
       </w:sdtContent>
     </w:sdt>
-    <w:p/>
+    <w:bookmarkStart w:id="2" w:name="_Toc33411059" w:displacedByCustomXml="prev"/>
+    <w:bookmarkStart w:id="3" w:name="_Toc33238232" w:displacedByCustomXml="prev"/>
     <w:p>
       <w:pPr>
         <w:pStyle w:val="Ttulo1"/>
-      </w:pPr>
-      <w:bookmarkStart w:id="2" w:name="_Toc33238232"/>
-      <w:bookmarkStart w:id="3" w:name="_Toc33411059"/>
+        <w:numPr>
+          <w:ilvl w:val="0"/>
+          <w:numId w:val="0"/>
+        </w:numPr>
+        <w:ind w:left="360"/>
+      </w:pPr>
       <w:r>
         <w:br w:type="page"/>
       </w:r>
-      <w:bookmarkStart w:id="4" w:name="_Toc235463697"/>
+      <w:bookmarkStart w:id="4" w:name="_Toc236325425"/>
       <w:r>
         <w:lastRenderedPageBreak/>
         <w:t>Introducción</w:t>
       </w:r>
+      <w:bookmarkEnd w:id="3"/>
       <w:bookmarkEnd w:id="2"/>
-      <w:bookmarkEnd w:id="3"/>
       <w:bookmarkEnd w:id="4"/>
     </w:p>
     <w:p>
@@ -4874,7 +4258,7 @@
         <w:pStyle w:val="Ttulo2"/>
       </w:pPr>
       <w:bookmarkStart w:id="5" w:name="_Toc33411060"/>
-      <w:bookmarkStart w:id="6" w:name="_Toc235463698"/>
+      <w:bookmarkStart w:id="6" w:name="_Toc236325426"/>
       <w:r>
         <w:t>Propósito</w:t>
       </w:r>
@@ -4921,7 +4305,7 @@
         <w:pStyle w:val="Ttulo2"/>
       </w:pPr>
       <w:bookmarkStart w:id="7" w:name="_Toc33411061"/>
-      <w:bookmarkStart w:id="8" w:name="_Toc235463699"/>
+      <w:bookmarkStart w:id="8" w:name="_Toc236325427"/>
       <w:r>
         <w:t>Alcance</w:t>
       </w:r>
@@ -4981,7 +4365,7 @@
       <w:bookmarkStart w:id="9" w:name="_Toc30323665"/>
       <w:bookmarkStart w:id="10" w:name="_Toc33238235"/>
       <w:bookmarkStart w:id="11" w:name="_Toc33411062"/>
-      <w:bookmarkStart w:id="12" w:name="_Toc235463700"/>
+      <w:bookmarkStart w:id="12" w:name="_Toc236325428"/>
       <w:r>
         <w:rPr>
           <w:iCs w:val="0"/>
@@ -5777,7 +5161,7 @@
               <w:ind w:left="0"/>
             </w:pPr>
             <w:r>
-              <w:t>Braulio Maya Mandujano</w:t>
+              <w:t>Diana Juliette Vilchis Camacho</w:t>
             </w:r>
           </w:p>
         </w:tc>
@@ -5832,7 +5216,7 @@
               <w:ind w:left="0"/>
             </w:pPr>
             <w:r>
-              <w:t>Programador</w:t>
+              <w:t>Documentador</w:t>
             </w:r>
           </w:p>
         </w:tc>
@@ -5939,7 +5323,7 @@
               <w:ind w:left="0"/>
             </w:pPr>
             <w:r>
-              <w:t>Documentación, Programación de la app</w:t>
+              <w:t>Documentación</w:t>
             </w:r>
           </w:p>
         </w:tc>
@@ -6064,7 +5448,7 @@
       </w:pPr>
       <w:bookmarkStart w:id="13" w:name="_Toc33238236"/>
       <w:bookmarkStart w:id="14" w:name="_Toc33411063"/>
-      <w:bookmarkStart w:id="15" w:name="_Toc235463701"/>
+      <w:bookmarkStart w:id="15" w:name="_Toc236325429"/>
       <w:r>
         <w:t>Definiciones, acrónimos y abreviaturas</w:t>
       </w:r>
@@ -6131,7 +5515,7 @@
         <w:pStyle w:val="Ttulo2"/>
       </w:pPr>
       <w:bookmarkStart w:id="16" w:name="_Toc33411065"/>
-      <w:bookmarkStart w:id="17" w:name="_Toc235463703"/>
+      <w:bookmarkStart w:id="17" w:name="_Toc236325430"/>
       <w:r>
         <w:t>Resumen</w:t>
       </w:r>
@@ -6165,7 +5549,7 @@
       </w:pPr>
       <w:bookmarkStart w:id="18" w:name="_Toc33238239"/>
       <w:bookmarkStart w:id="19" w:name="_Toc33411066"/>
-      <w:bookmarkStart w:id="20" w:name="_Toc235463704"/>
+      <w:bookmarkStart w:id="20" w:name="_Toc236325431"/>
       <w:r>
         <w:t>Descripción general</w:t>
       </w:r>
@@ -6179,7 +5563,7 @@
       </w:pPr>
       <w:bookmarkStart w:id="21" w:name="_Toc33238240"/>
       <w:bookmarkStart w:id="22" w:name="_Toc33411067"/>
-      <w:bookmarkStart w:id="23" w:name="_Toc235463705"/>
+      <w:bookmarkStart w:id="23" w:name="_Toc236325432"/>
       <w:r>
         <w:t>Perspectiva del producto</w:t>
       </w:r>
@@ -6202,7 +5586,7 @@
       <w:bookmarkStart w:id="24" w:name="_Toc532878319"/>
       <w:bookmarkStart w:id="25" w:name="_Toc33238241"/>
       <w:bookmarkStart w:id="26" w:name="_Toc33411068"/>
-      <w:bookmarkStart w:id="27" w:name="_Toc235463706"/>
+      <w:bookmarkStart w:id="27" w:name="_Toc236325433"/>
       <w:r>
         <w:t>Funcionalidad del producto</w:t>
       </w:r>
@@ -6342,7 +5726,7 @@
       <w:bookmarkStart w:id="28" w:name="_Toc532878320"/>
       <w:bookmarkStart w:id="29" w:name="_Toc33238242"/>
       <w:bookmarkStart w:id="30" w:name="_Toc33411069"/>
-      <w:bookmarkStart w:id="31" w:name="_Toc235463707"/>
+      <w:bookmarkStart w:id="31" w:name="_Toc236325434"/>
       <w:r>
         <w:t>Características de los usuarios</w:t>
       </w:r>
@@ -6609,7 +5993,7 @@
       <w:bookmarkStart w:id="32" w:name="_Toc532878321"/>
       <w:bookmarkStart w:id="33" w:name="_Toc33238243"/>
       <w:bookmarkStart w:id="34" w:name="_Toc33411070"/>
-      <w:bookmarkStart w:id="35" w:name="_Toc235463708"/>
+      <w:bookmarkStart w:id="35" w:name="_Toc236325435"/>
       <w:r>
         <w:t>Restricciones</w:t>
       </w:r>
@@ -6674,7 +6058,7 @@
       <w:bookmarkStart w:id="36" w:name="_Toc532878322"/>
       <w:bookmarkStart w:id="37" w:name="_Toc33238244"/>
       <w:bookmarkStart w:id="38" w:name="_Toc33411071"/>
-      <w:bookmarkStart w:id="39" w:name="_Toc235463709"/>
+      <w:bookmarkStart w:id="39" w:name="_Toc236325436"/>
       <w:r>
         <w:lastRenderedPageBreak/>
         <w:t>Suposiciones y dependencias</w:t>
@@ -6733,7 +6117,7 @@
       <w:bookmarkStart w:id="40" w:name="_Toc532878323"/>
       <w:bookmarkStart w:id="41" w:name="_Toc33238245"/>
       <w:bookmarkStart w:id="42" w:name="_Toc33411072"/>
-      <w:bookmarkStart w:id="43" w:name="_Toc235463710"/>
+      <w:bookmarkStart w:id="43" w:name="_Toc236325437"/>
       <w:r>
         <w:t>Evolución previsible del sistema</w:t>
       </w:r>
@@ -6808,7 +6192,7 @@
       <w:bookmarkStart w:id="44" w:name="_Toc532878324"/>
       <w:bookmarkStart w:id="45" w:name="_Toc33238246"/>
       <w:bookmarkStart w:id="46" w:name="_Toc33411073"/>
-      <w:bookmarkStart w:id="47" w:name="_Toc235463711"/>
+      <w:bookmarkStart w:id="47" w:name="_Toc236325438"/>
       <w:r>
         <w:t>Requisitos específicos</w:t>
       </w:r>
@@ -6827,7 +6211,7 @@
         <w:pStyle w:val="Ttulo2"/>
       </w:pPr>
       <w:bookmarkStart w:id="48" w:name="_Toc33411074"/>
-      <w:bookmarkStart w:id="49" w:name="_Toc235463712"/>
+      <w:bookmarkStart w:id="49" w:name="_Toc236325439"/>
       <w:r>
         <w:t>Requisitos comunes de los interfaces</w:t>
       </w:r>
@@ -6840,7 +6224,7 @@
       </w:pPr>
       <w:bookmarkStart w:id="50" w:name="_Toc33238248"/>
       <w:bookmarkStart w:id="51" w:name="_Toc33411075"/>
-      <w:bookmarkStart w:id="52" w:name="_Toc235463713"/>
+      <w:bookmarkStart w:id="52" w:name="_Toc236325440"/>
       <w:r>
         <w:t>Interfaces de usuario</w:t>
       </w:r>
@@ -6861,7 +6245,7 @@
       <w:pPr>
         <w:pStyle w:val="Ttulo3"/>
       </w:pPr>
-      <w:bookmarkStart w:id="54" w:name="_Toc235463714"/>
+      <w:bookmarkStart w:id="54" w:name="_Toc236325441"/>
       <w:r>
         <w:t>Interfaces de hardware</w:t>
       </w:r>
@@ -6889,7 +6273,7 @@
         </w:rPr>
       </w:pPr>
       <w:bookmarkStart w:id="55" w:name="_Toc33411077"/>
-      <w:bookmarkStart w:id="56" w:name="_Toc235463715"/>
+      <w:bookmarkStart w:id="56" w:name="_Toc236325442"/>
       <w:r>
         <w:rPr>
           <w:lang w:val="fr-FR"/>
@@ -6920,7 +6304,7 @@
       </w:pPr>
       <w:bookmarkStart w:id="57" w:name="_Toc33238252"/>
       <w:bookmarkStart w:id="58" w:name="_Toc33411079"/>
-      <w:bookmarkStart w:id="59" w:name="_Toc235463716"/>
+      <w:bookmarkStart w:id="59" w:name="_Toc236325443"/>
       <w:r>
         <w:t>Requisitos funcionales</w:t>
       </w:r>
@@ -6937,7 +6321,7 @@
       </w:pPr>
       <w:bookmarkStart w:id="60" w:name="_Toc33238253"/>
       <w:bookmarkStart w:id="61" w:name="_Toc33411080"/>
-      <w:bookmarkStart w:id="62" w:name="_Toc235463717"/>
+      <w:bookmarkStart w:id="62" w:name="_Toc236325444"/>
       <w:r>
         <w:t>Requisito</w:t>
       </w:r>
@@ -7310,7 +6694,7 @@
       <w:pPr>
         <w:pStyle w:val="Ttulo3"/>
       </w:pPr>
-      <w:bookmarkStart w:id="64" w:name="_Toc235463718"/>
+      <w:bookmarkStart w:id="64" w:name="_Toc236325445"/>
       <w:r>
         <w:t>Requisito funcional 2</w:t>
       </w:r>
@@ -7742,20 +7126,20 @@
           <w:lang w:val="es-MX"/>
         </w:rPr>
       </w:pPr>
-      <w:bookmarkStart w:id="65" w:name="_Toc235463722"/>
+      <w:bookmarkStart w:id="65" w:name="_Toc236325446"/>
       <w:r>
         <w:rPr>
           <w:lang w:val="es-MX"/>
         </w:rPr>
         <w:t xml:space="preserve">Requisito funcional </w:t>
       </w:r>
-      <w:bookmarkEnd w:id="65"/>
       <w:r>
         <w:rPr>
           <w:lang w:val="es-MX"/>
         </w:rPr>
         <w:t>3</w:t>
       </w:r>
+      <w:bookmarkEnd w:id="65"/>
     </w:p>
     <w:tbl>
       <w:tblPr>
@@ -8212,7 +7596,7 @@
       </w:pPr>
       <w:bookmarkStart w:id="66" w:name="_Toc33238257"/>
       <w:bookmarkStart w:id="67" w:name="_Toc33411084"/>
-      <w:bookmarkStart w:id="68" w:name="_Toc235463724"/>
+      <w:bookmarkStart w:id="68" w:name="_Toc236325447"/>
       <w:r>
         <w:lastRenderedPageBreak/>
         <w:t>Requisitos no funcionales</w:t>
@@ -8227,7 +7611,7 @@
       </w:pPr>
       <w:bookmarkStart w:id="69" w:name="_Toc33238258"/>
       <w:bookmarkStart w:id="70" w:name="_Toc33411085"/>
-      <w:bookmarkStart w:id="71" w:name="_Toc235463725"/>
+      <w:bookmarkStart w:id="71" w:name="_Toc236325448"/>
       <w:r>
         <w:t>Requisitos de rendimiento</w:t>
       </w:r>
@@ -8252,7 +7636,7 @@
       </w:pPr>
       <w:bookmarkStart w:id="72" w:name="_Toc33238259"/>
       <w:bookmarkStart w:id="73" w:name="_Toc33411086"/>
-      <w:bookmarkStart w:id="74" w:name="_Toc235463726"/>
+      <w:bookmarkStart w:id="74" w:name="_Toc236325449"/>
       <w:r>
         <w:t>Seguridad</w:t>
       </w:r>
@@ -8295,7 +7679,7 @@
       </w:pPr>
       <w:bookmarkStart w:id="75" w:name="_Toc33238260"/>
       <w:bookmarkStart w:id="76" w:name="_Toc33411087"/>
-      <w:bookmarkStart w:id="77" w:name="_Toc235463727"/>
+      <w:bookmarkStart w:id="77" w:name="_Toc236325450"/>
       <w:r>
         <w:t>Fiabilidad</w:t>
       </w:r>
@@ -8317,7 +7701,7 @@
       </w:pPr>
       <w:bookmarkStart w:id="78" w:name="_Toc33238261"/>
       <w:bookmarkStart w:id="79" w:name="_Toc33411088"/>
-      <w:bookmarkStart w:id="80" w:name="_Toc235463728"/>
+      <w:bookmarkStart w:id="80" w:name="_Toc236325451"/>
       <w:r>
         <w:t>Disponibilidad</w:t>
       </w:r>
@@ -8344,7 +7728,7 @@
       </w:pPr>
       <w:bookmarkStart w:id="81" w:name="_Toc33238262"/>
       <w:bookmarkStart w:id="82" w:name="_Toc33411089"/>
-      <w:bookmarkStart w:id="83" w:name="_Toc235463729"/>
+      <w:bookmarkStart w:id="83" w:name="_Toc236325452"/>
       <w:r>
         <w:t>Mantenibilidad</w:t>
       </w:r>
@@ -8366,7 +7750,7 @@
       </w:pPr>
       <w:bookmarkStart w:id="84" w:name="_Toc33238263"/>
       <w:bookmarkStart w:id="85" w:name="_Toc33411090"/>
-      <w:bookmarkStart w:id="86" w:name="_Toc235463730"/>
+      <w:bookmarkStart w:id="86" w:name="_Toc236325453"/>
       <w:r>
         <w:t>Portabilidad</w:t>
       </w:r>
@@ -8416,7 +7800,7 @@
         <w:pStyle w:val="Ttulo2"/>
       </w:pPr>
       <w:bookmarkStart w:id="87" w:name="_Toc33411091"/>
-      <w:bookmarkStart w:id="88" w:name="_Toc235463731"/>
+      <w:bookmarkStart w:id="88" w:name="_Toc236325454"/>
       <w:r>
         <w:t>Otros requisitos</w:t>
       </w:r>
@@ -8427,7 +7811,7 @@
       <w:pPr>
         <w:pStyle w:val="Ttulo3"/>
       </w:pPr>
-      <w:bookmarkStart w:id="89" w:name="_Toc235463732"/>
+      <w:bookmarkStart w:id="89" w:name="_Toc236325455"/>
       <w:r>
         <w:t>Requisitos Legales y de Dominio</w:t>
       </w:r>
@@ -8468,7 +7852,7 @@
       <w:pPr>
         <w:pStyle w:val="Ttulo3"/>
       </w:pPr>
-      <w:bookmarkStart w:id="90" w:name="_Toc235463733"/>
+      <w:bookmarkStart w:id="90" w:name="_Toc236325456"/>
       <w:r>
         <w:t>Control de Datos</w:t>
       </w:r>
@@ -13279,6 +12663,25 @@
 </file>
 
 <file path=customXml/item1.xml><?xml version="1.0" encoding="utf-8"?>
+<p:properties xmlns:p="http://schemas.microsoft.com/office/2006/metadata/properties" xmlns:xsi="http://www.w3.org/2001/XMLSchema-instance" xmlns:pc="http://schemas.microsoft.com/office/infopath/2007/PartnerControls">
+  <documentManagement/>
+</p:properties>
+</file>
+
+<file path=customXml/item2.xml><?xml version="1.0" encoding="utf-8"?>
+<b:Sources xmlns:b="http://schemas.openxmlformats.org/officeDocument/2006/bibliography" xmlns="http://schemas.openxmlformats.org/officeDocument/2006/bibliography" SelectedStyle="\APASixthEditionOfficeOnline.xsl" StyleName="APA" Version="6"/>
+</file>
+
+<file path=customXml/item3.xml><?xml version="1.0" encoding="utf-8"?>
+<?mso-contentType ?>
+<FormTemplates xmlns="http://schemas.microsoft.com/sharepoint/v3/contenttype/forms">
+  <Display>DocumentLibraryForm</Display>
+  <Edit>DocumentLibraryForm</Edit>
+  <New>DocumentLibraryForm</New>
+</FormTemplates>
+</file>
+
+<file path=customXml/item4.xml><?xml version="1.0" encoding="utf-8"?>
 <ct:contentTypeSchema xmlns:ct="http://schemas.microsoft.com/office/2006/metadata/contentType" xmlns:ma="http://schemas.microsoft.com/office/2006/metadata/properties/metaAttributes" ct:_="" ma:_="" ma:contentTypeName="Document" ma:contentTypeID="0x010100C4D8C2822012C745A04DAD716F3BBC49" ma:contentTypeVersion="3" ma:contentTypeDescription="Create a new document." ma:contentTypeScope="" ma:versionID="22e449cb79a113e2a4c6c520348d9a82">
   <xsd:schema xmlns:xsd="http://www.w3.org/2001/XMLSchema" xmlns:xs="http://www.w3.org/2001/XMLSchema" xmlns:p="http://schemas.microsoft.com/office/2006/metadata/properties" xmlns:ns2="c874e5e4-5e19-40c3-b9bf-93ae489ed224" targetNamespace="http://schemas.microsoft.com/office/2006/metadata/properties" ma:root="true" ma:fieldsID="5541cf0c11fc23ffbfc0e2753c01e082" ns2:_="">
     <xsd:import namespace="c874e5e4-5e19-40c3-b9bf-93ae489ed224"/>
@@ -13416,26 +12819,32 @@
 </ct:contentTypeSchema>
 </file>
 
-<file path=customXml/item2.xml><?xml version="1.0" encoding="utf-8"?>
-<?mso-contentType ?>
-<FormTemplates xmlns="http://schemas.microsoft.com/sharepoint/v3/contenttype/forms">
-  <Display>DocumentLibraryForm</Display>
-  <Edit>DocumentLibraryForm</Edit>
-  <New>DocumentLibraryForm</New>
-</FormTemplates>
+<file path=customXml/itemProps1.xml><?xml version="1.0" encoding="utf-8"?>
+<ds:datastoreItem xmlns:ds="http://schemas.openxmlformats.org/officeDocument/2006/customXml" ds:itemID="{82EFE2AF-DC09-4CAC-B4BF-550B4A378594}">
+  <ds:schemaRefs>
+    <ds:schemaRef ds:uri="http://schemas.microsoft.com/office/2006/metadata/properties"/>
+    <ds:schemaRef ds:uri="http://schemas.microsoft.com/office/infopath/2007/PartnerControls"/>
+  </ds:schemaRefs>
+</ds:datastoreItem>
 </file>
 
-<file path=customXml/item3.xml><?xml version="1.0" encoding="utf-8"?>
-<b:Sources xmlns:b="http://schemas.openxmlformats.org/officeDocument/2006/bibliography" xmlns="http://schemas.openxmlformats.org/officeDocument/2006/bibliography" SelectedStyle="\APASixthEditionOfficeOnline.xsl" StyleName="APA" Version="6"/>
+<file path=customXml/itemProps2.xml><?xml version="1.0" encoding="utf-8"?>
+<ds:datastoreItem xmlns:ds="http://schemas.openxmlformats.org/officeDocument/2006/customXml" ds:itemID="{98211D8D-C047-49A3-9424-2548D01C90AD}">
+  <ds:schemaRefs>
+    <ds:schemaRef ds:uri="http://schemas.openxmlformats.org/officeDocument/2006/bibliography"/>
+  </ds:schemaRefs>
+</ds:datastoreItem>
 </file>
 
-<file path=customXml/item4.xml><?xml version="1.0" encoding="utf-8"?>
-<p:properties xmlns:p="http://schemas.microsoft.com/office/2006/metadata/properties" xmlns:xsi="http://www.w3.org/2001/XMLSchema-instance" xmlns:pc="http://schemas.microsoft.com/office/infopath/2007/PartnerControls">
-  <documentManagement/>
-</p:properties>
+<file path=customXml/itemProps3.xml><?xml version="1.0" encoding="utf-8"?>
+<ds:datastoreItem xmlns:ds="http://schemas.openxmlformats.org/officeDocument/2006/customXml" ds:itemID="{3150CBCF-CB53-4FA1-B8F2-650DD1A34A47}">
+  <ds:schemaRefs>
+    <ds:schemaRef ds:uri="http://schemas.microsoft.com/sharepoint/v3/contenttype/forms"/>
+  </ds:schemaRefs>
+</ds:datastoreItem>
 </file>
 
-<file path=customXml/itemProps1.xml><?xml version="1.0" encoding="utf-8"?>
+<file path=customXml/itemProps4.xml><?xml version="1.0" encoding="utf-8"?>
 <ds:datastoreItem xmlns:ds="http://schemas.openxmlformats.org/officeDocument/2006/customXml" ds:itemID="{B762800D-0A04-4D74-A223-5CCFB5CCA684}">
   <ds:schemaRefs>
     <ds:schemaRef ds:uri="http://schemas.microsoft.com/office/2006/metadata/contentType"/>
@@ -13451,29 +12860,4 @@
     <ds:schemaRef ds:uri="http://schemas.microsoft.com/internal/obd"/>
   </ds:schemaRefs>
 </ds:datastoreItem>
-</file>
-
-<file path=customXml/itemProps2.xml><?xml version="1.0" encoding="utf-8"?>
-<ds:datastoreItem xmlns:ds="http://schemas.openxmlformats.org/officeDocument/2006/customXml" ds:itemID="{3150CBCF-CB53-4FA1-B8F2-650DD1A34A47}">
-  <ds:schemaRefs>
-    <ds:schemaRef ds:uri="http://schemas.microsoft.com/sharepoint/v3/contenttype/forms"/>
-  </ds:schemaRefs>
-</ds:datastoreItem>
-</file>
-
-<file path=customXml/itemProps3.xml><?xml version="1.0" encoding="utf-8"?>
-<ds:datastoreItem xmlns:ds="http://schemas.openxmlformats.org/officeDocument/2006/customXml" ds:itemID="{98211D8D-C047-49A3-9424-2548D01C90AD}">
-  <ds:schemaRefs>
-    <ds:schemaRef ds:uri="http://schemas.openxmlformats.org/officeDocument/2006/bibliography"/>
-  </ds:schemaRefs>
-</ds:datastoreItem>
-</file>
-
-<file path=customXml/itemProps4.xml><?xml version="1.0" encoding="utf-8"?>
-<ds:datastoreItem xmlns:ds="http://schemas.openxmlformats.org/officeDocument/2006/customXml" ds:itemID="{82EFE2AF-DC09-4CAC-B4BF-550B4A378594}">
-  <ds:schemaRefs>
-    <ds:schemaRef ds:uri="http://schemas.microsoft.com/office/2006/metadata/properties"/>
-    <ds:schemaRef ds:uri="http://schemas.microsoft.com/office/infopath/2007/PartnerControls"/>
-  </ds:schemaRefs>
-</ds:datastoreItem>
 </file>